--- a/docs/Essai-de-statistiques-pour-EuroDreams.docx
+++ b/docs/Essai-de-statistiques-pour-EuroDreams.docx
@@ -109,7 +109,7 @@
         <w:t xml:space="preserve">a défini la programmation lettrée</w:t>
       </w:r>
       <w:r>
-        <w:t xml:space="preserve">(Wikipédia 2025b)</w:t>
+        <w:t xml:space="preserve">(Wikipédia 2025)</w:t>
       </w:r>
       <w:r>
         <w:t xml:space="preserve">, j’ai toujours plus ou moins</w:t>
@@ -128,7 +128,7 @@
       </w:r>
     </w:p>
     <w:bookmarkEnd w:id="22"/>
-    <w:bookmarkStart w:id="24" w:name="introduction"/>
+    <w:bookmarkStart w:id="26" w:name="introduction"/>
     <w:p>
       <w:pPr>
         <w:pStyle w:val="Heading1"/>
@@ -137,7 +137,7 @@
         <w:t xml:space="preserve">1. Introduction</w:t>
       </w:r>
     </w:p>
-    <w:bookmarkStart w:id="23" w:name="outils"/>
+    <w:bookmarkStart w:id="25" w:name="outils"/>
     <w:p>
       <w:pPr>
         <w:pStyle w:val="Heading2"/>
@@ -154,7 +154,7 @@
         </w:numPr>
       </w:pPr>
       <w:r>
-        <w:t xml:space="preserve">un ordinateur ;</w:t>
+        <w:t xml:space="preserve">Un ordinateur ;</w:t>
       </w:r>
     </w:p>
     <w:p>
@@ -168,7 +168,17 @@
         <w:t xml:space="preserve">RStudio</w:t>
       </w:r>
       <w:r>
-        <w:t xml:space="preserve">(Wikipédia 2026)</w:t>
+        <w:t xml:space="preserve">(</w:t>
+      </w:r>
+      <w:r>
+        <w:rPr>
+          <w:b/>
+          <w:bCs/>
+        </w:rPr>
+        <w:t xml:space="preserve">RStudiofrwikipedia?</w:t>
+      </w:r>
+      <w:r>
+        <w:t xml:space="preserve">)</w:t>
       </w:r>
       <w:r>
         <w:t xml:space="preserve"> </w:t>
@@ -177,7 +187,17 @@
         <w:t xml:space="preserve">comme IDE</w:t>
       </w:r>
       <w:r>
-        <w:t xml:space="preserve">(Wikipédia 2025a)</w:t>
+        <w:t xml:space="preserve">(</w:t>
+      </w:r>
+      <w:r>
+        <w:rPr>
+          <w:b/>
+          <w:bCs/>
+        </w:rPr>
+        <w:t xml:space="preserve">IDEfrwikipedia?</w:t>
+      </w:r>
+      <w:r>
+        <w:t xml:space="preserve">)</w:t>
       </w:r>
       <w:r>
         <w:t xml:space="preserve"> </w:t>
@@ -193,12 +213,98 @@
         <w:t xml:space="preserve">Integrated Development Environment</w:t>
       </w:r>
       <w:r>
-        <w:t xml:space="preserve">, en anglais) ou EDI (Environnement de Développement Intégré)</w:t>
-      </w:r>
-    </w:p>
-    <w:bookmarkEnd w:id="23"/>
-    <w:bookmarkEnd w:id="24"/>
-    <w:bookmarkStart w:id="25" w:name="summary"/>
+        <w:t xml:space="preserve">, en anglais) ou EDI (Environnement de Développement Intégré) ;</w:t>
+      </w:r>
+    </w:p>
+    <w:p>
+      <w:pPr>
+        <w:numPr>
+          <w:ilvl w:val="0"/>
+          <w:numId w:val="1001"/>
+        </w:numPr>
+      </w:pPr>
+      <m:oMath>
+        <m:r>
+          <m:t>R</m:t>
+        </m:r>
+      </m:oMath>
+      <w:r>
+        <w:t xml:space="preserve">(Wikipédia 2026)</w:t>
+      </w:r>
+      <w:r>
+        <w:t xml:space="preserve"> </w:t>
+      </w:r>
+      <w:r>
+        <w:t xml:space="preserve">et l’indispensable</w:t>
+      </w:r>
+      <w:r>
+        <w:t xml:space="preserve"> </w:t>
+      </w:r>
+      <w:hyperlink r:id="rId23">
+        <w:r>
+          <w:rPr>
+            <w:rStyle w:val="VerbatimChar"/>
+          </w:rPr>
+          <w:t xml:space="preserve">tidyverse</w:t>
+        </w:r>
+      </w:hyperlink>
+      <w:r>
+        <w:t xml:space="preserve"> </w:t>
+      </w:r>
+      <w:r>
+        <w:t xml:space="preserve">qui permet de manipuler et décortiquer des données ;</w:t>
+      </w:r>
+    </w:p>
+    <w:p>
+      <w:pPr>
+        <w:numPr>
+          <w:ilvl w:val="0"/>
+          <w:numId w:val="1001"/>
+        </w:numPr>
+      </w:pPr>
+      <w:hyperlink r:id="rId24">
+        <w:r>
+          <w:rPr>
+            <w:rStyle w:val="VerbatimChar"/>
+          </w:rPr>
+          <w:t xml:space="preserve">quarto</w:t>
+        </w:r>
+      </w:hyperlink>
+      <w:r>
+        <w:t xml:space="preserve"> </w:t>
+      </w:r>
+      <w:r>
+        <w:t xml:space="preserve">qui permet de produire de beaux documents grâce à du simple</w:t>
+      </w:r>
+      <w:r>
+        <w:t xml:space="preserve"> </w:t>
+      </w:r>
+      <w:r>
+        <w:rPr>
+          <w:rStyle w:val="VerbatimChar"/>
+        </w:rPr>
+        <w:t xml:space="preserve">markdown</w:t>
+      </w:r>
+      <w:r>
+        <w:t xml:space="preserve">(</w:t>
+      </w:r>
+      <w:r>
+        <w:rPr>
+          <w:b/>
+          <w:bCs/>
+        </w:rPr>
+        <w:t xml:space="preserve">Markdownfrwikipedia?</w:t>
+      </w:r>
+      <w:r>
+        <w:t xml:space="preserve">)</w:t>
+      </w:r>
+      <w:r>
+        <w:t xml:space="preserve">.</w:t>
+      </w:r>
+    </w:p>
+    <w:bookmarkEnd w:id="25"/>
+    <w:bookmarkEnd w:id="26"/>
+    <w:bookmarkStart w:id="27" w:name="summary"/>
     <w:p>
       <w:pPr>
         <w:pStyle w:val="Heading1"/>
@@ -261,7 +367,7 @@
         <w:t xml:space="preserve">[1] 2</w:t>
       </w:r>
     </w:p>
-    <w:bookmarkEnd w:id="25"/>
+    <w:bookmarkEnd w:id="27"/>
     <w:bookmarkStart w:id="35" w:name="references"/>
     <w:p>
       <w:pPr>
@@ -272,7 +378,7 @@
       </w:r>
     </w:p>
     <w:bookmarkStart w:id="34" w:name="refs"/>
-    <w:bookmarkStart w:id="27" w:name="ref-knuth84"/>
+    <w:bookmarkStart w:id="29" w:name="ref-knuth84"/>
     <w:p>
       <w:pPr>
         <w:pStyle w:val="Bibliography"/>
@@ -308,7 +414,7 @@
       <w:r>
         <w:t xml:space="preserve"> </w:t>
       </w:r>
-      <w:hyperlink r:id="rId26">
+      <w:hyperlink r:id="rId28">
         <w:r>
           <w:rPr>
             <w:rStyle w:val="Hyperlink"/>
@@ -320,48 +426,6 @@
         <w:t xml:space="preserve">.</w:t>
       </w:r>
     </w:p>
-    <w:bookmarkEnd w:id="27"/>
-    <w:bookmarkStart w:id="29" w:name="ref-IDEfrwikipedia"/>
-    <w:p>
-      <w:pPr>
-        <w:pStyle w:val="Bibliography"/>
-      </w:pPr>
-      <w:r>
-        <w:t xml:space="preserve">Wikipédia. 2025a.</w:t>
-      </w:r>
-      <w:r>
-        <w:t xml:space="preserve"> </w:t>
-      </w:r>
-      <w:r>
-        <w:t xml:space="preserve">« Environnement de développement — Wikipédia</w:t>
-      </w:r>
-      <w:r>
-        <w:t xml:space="preserve">,</w:t>
-      </w:r>
-      <w:r>
-        <w:t xml:space="preserve"> </w:t>
-      </w:r>
-      <w:r>
-        <w:t xml:space="preserve">l’encyclopédie libre »</w:t>
-      </w:r>
-      <w:r>
-        <w:t xml:space="preserve">.</w:t>
-      </w:r>
-      <w:r>
-        <w:t xml:space="preserve"> </w:t>
-      </w:r>
-      <w:hyperlink r:id="rId28">
-        <w:r>
-          <w:rPr>
-            <w:rStyle w:val="Hyperlink"/>
-          </w:rPr>
-          <w:t xml:space="preserve">http://fr.wikipedia.org/w/index.php?title=Environnement_de_d%C3%A9veloppement&amp;oldid=231287313</w:t>
-        </w:r>
-      </w:hyperlink>
-      <w:r>
-        <w:t xml:space="preserve">.</w:t>
-      </w:r>
-    </w:p>
     <w:bookmarkEnd w:id="29"/>
     <w:bookmarkStart w:id="31" w:name="ref-prog_litt_frwikipedia"/>
     <w:p>
@@ -369,7 +433,7 @@
         <w:pStyle w:val="Bibliography"/>
       </w:pPr>
       <w:r>
-        <w:t xml:space="preserve">———. 2025b.</w:t>
+        <w:t xml:space="preserve">Wikipédia. 2025.</w:t>
       </w:r>
       <w:r>
         <w:t xml:space="preserve"> </w:t>
@@ -405,7 +469,7 @@
       </w:r>
     </w:p>
     <w:bookmarkEnd w:id="31"/>
-    <w:bookmarkStart w:id="33" w:name="ref-RStudiofrwikipedia"/>
+    <w:bookmarkStart w:id="33" w:name="ref-R_frwikipedia"/>
     <w:p>
       <w:pPr>
         <w:pStyle w:val="Bibliography"/>
@@ -417,7 +481,7 @@
         <w:t xml:space="preserve"> </w:t>
       </w:r>
       <w:r>
-        <w:t xml:space="preserve">« RStudio — Wikipédia</w:t>
+        <w:t xml:space="preserve">« R (langage) — Wikipédia</w:t>
       </w:r>
       <w:r>
         <w:t xml:space="preserve">,</w:t>
@@ -439,7 +503,7 @@
           <w:rPr>
             <w:rStyle w:val="Hyperlink"/>
           </w:rPr>
-          <w:t xml:space="preserve">http://fr.wikipedia.org/w/index.php?title=RStudio&amp;oldid=233205441</w:t>
+          <w:t xml:space="preserve">http://fr.wikipedia.org/w/index.php?title=R_(langage)&amp;oldid=233026027</w:t>
         </w:r>
       </w:hyperlink>
       <w:r>

--- a/docs/Essai-de-statistiques-pour-EuroDreams.docx
+++ b/docs/Essai-de-statistiques-pour-EuroDreams.docx
@@ -128,7 +128,7 @@
       </w:r>
     </w:p>
     <w:bookmarkEnd w:id="22"/>
-    <w:bookmarkStart w:id="26" w:name="introduction"/>
+    <w:bookmarkStart w:id="27" w:name="introduction"/>
     <w:p>
       <w:pPr>
         <w:pStyle w:val="Heading1"/>
@@ -229,7 +229,7 @@
         </m:r>
       </m:oMath>
       <w:r>
-        <w:t xml:space="preserve">(Wikipédia 2026)</w:t>
+        <w:t xml:space="preserve">(Wikipédia 2026c)</w:t>
       </w:r>
       <w:r>
         <w:t xml:space="preserve"> </w:t>
@@ -303,8 +303,70 @@
       </w:r>
     </w:p>
     <w:bookmarkEnd w:id="25"/>
+    <w:bookmarkStart w:id="26" w:name="sujet"/>
+    <w:p>
+      <w:pPr>
+        <w:pStyle w:val="Heading2"/>
+      </w:pPr>
+      <w:r>
+        <w:t xml:space="preserve">1.2 Sujet</w:t>
+      </w:r>
+    </w:p>
+    <w:p>
+      <w:pPr>
+        <w:pStyle w:val="FirstParagraph"/>
+      </w:pPr>
+      <w:r>
+        <w:t xml:space="preserve">Tous les lundi et tous les jeudi, la FDJ</w:t>
+      </w:r>
+      <w:r>
+        <w:t xml:space="preserve">(Wikipédia 2026b)</w:t>
+      </w:r>
+      <w:r>
+        <w:t xml:space="preserve"> </w:t>
+      </w:r>
+      <w:r>
+        <w:t xml:space="preserve">et d’autres loteries européennes procèdent à un tirage du jeu EuroDreams</w:t>
+      </w:r>
+      <w:r>
+        <w:t xml:space="preserve">(Wikipédia 2026a)</w:t>
+      </w:r>
+      <w:r>
+        <w:t xml:space="preserve">. Et la promesse est alléchante :</w:t>
+      </w:r>
+      <w:r>
+        <w:t xml:space="preserve"> </w:t>
+      </w:r>
+      <m:oMath>
+        <m:r>
+          <m:t>30</m:t>
+        </m:r>
+        <m:r>
+          <m:t> </m:t>
+        </m:r>
+        <m:r>
+          <m:t>000</m:t>
+        </m:r>
+        <m:r>
+          <m:t> </m:t>
+        </m:r>
+        <m:r>
+          <m:rPr>
+            <m:sty m:val="p"/>
+          </m:rPr>
+          <m:t>€</m:t>
+        </m:r>
+      </m:oMath>
+      <w:r>
+        <w:t xml:space="preserve"> </w:t>
+      </w:r>
+      <w:r>
+        <w:t xml:space="preserve">par mois pendant 30 ans, le pécule est versé à un ou des héritiers en cas de décès du gagnant avant trente ans.</w:t>
+      </w:r>
+    </w:p>
     <w:bookmarkEnd w:id="26"/>
-    <w:bookmarkStart w:id="27" w:name="summary"/>
+    <w:bookmarkEnd w:id="27"/>
+    <w:bookmarkStart w:id="28" w:name="summary"/>
     <w:p>
       <w:pPr>
         <w:pStyle w:val="Heading1"/>
@@ -367,8 +429,8 @@
         <w:t xml:space="preserve">[1] 2</w:t>
       </w:r>
     </w:p>
-    <w:bookmarkEnd w:id="27"/>
-    <w:bookmarkStart w:id="35" w:name="references"/>
+    <w:bookmarkEnd w:id="28"/>
+    <w:bookmarkStart w:id="40" w:name="references"/>
     <w:p>
       <w:pPr>
         <w:pStyle w:val="Heading1"/>
@@ -377,8 +439,8 @@
         <w:t xml:space="preserve">References</w:t>
       </w:r>
     </w:p>
-    <w:bookmarkStart w:id="34" w:name="refs"/>
-    <w:bookmarkStart w:id="29" w:name="ref-knuth84"/>
+    <w:bookmarkStart w:id="39" w:name="refs"/>
+    <w:bookmarkStart w:id="30" w:name="ref-knuth84"/>
     <w:p>
       <w:pPr>
         <w:pStyle w:val="Bibliography"/>
@@ -414,7 +476,7 @@
       <w:r>
         <w:t xml:space="preserve"> </w:t>
       </w:r>
-      <w:hyperlink r:id="rId28">
+      <w:hyperlink r:id="rId29">
         <w:r>
           <w:rPr>
             <w:rStyle w:val="Hyperlink"/>
@@ -426,8 +488,8 @@
         <w:t xml:space="preserve">.</w:t>
       </w:r>
     </w:p>
-    <w:bookmarkEnd w:id="29"/>
-    <w:bookmarkStart w:id="31" w:name="ref-prog_litt_frwikipedia"/>
+    <w:bookmarkEnd w:id="30"/>
+    <w:bookmarkStart w:id="32" w:name="ref-prog_litt_frwikipedia"/>
     <w:p>
       <w:pPr>
         <w:pStyle w:val="Bibliography"/>
@@ -456,7 +518,7 @@
       <w:r>
         <w:t xml:space="preserve"> </w:t>
       </w:r>
-      <w:hyperlink r:id="rId30">
+      <w:hyperlink r:id="rId31">
         <w:r>
           <w:rPr>
             <w:rStyle w:val="Hyperlink"/>
@@ -468,14 +530,98 @@
         <w:t xml:space="preserve">.</w:t>
       </w:r>
     </w:p>
-    <w:bookmarkEnd w:id="31"/>
-    <w:bookmarkStart w:id="33" w:name="ref-R_frwikipedia"/>
+    <w:bookmarkEnd w:id="32"/>
+    <w:bookmarkStart w:id="34" w:name="ref-EuroDreams_frwikipedia"/>
     <w:p>
       <w:pPr>
         <w:pStyle w:val="Bibliography"/>
       </w:pPr>
       <w:r>
-        <w:t xml:space="preserve">———. 2026.</w:t>
+        <w:t xml:space="preserve">———. 2026a.</w:t>
+      </w:r>
+      <w:r>
+        <w:t xml:space="preserve"> </w:t>
+      </w:r>
+      <w:r>
+        <w:t xml:space="preserve">« EuroDreams — Wikipédia</w:t>
+      </w:r>
+      <w:r>
+        <w:t xml:space="preserve">,</w:t>
+      </w:r>
+      <w:r>
+        <w:t xml:space="preserve"> </w:t>
+      </w:r>
+      <w:r>
+        <w:t xml:space="preserve">l’encyclopédie libre »</w:t>
+      </w:r>
+      <w:r>
+        <w:t xml:space="preserve">.</w:t>
+      </w:r>
+      <w:r>
+        <w:t xml:space="preserve"> </w:t>
+      </w:r>
+      <w:hyperlink r:id="rId33">
+        <w:r>
+          <w:rPr>
+            <w:rStyle w:val="Hyperlink"/>
+          </w:rPr>
+          <w:t xml:space="preserve">http://fr.wikipedia.org/w/index.php?title=EuroDreams&amp;oldid=232616955</w:t>
+        </w:r>
+      </w:hyperlink>
+      <w:r>
+        <w:t xml:space="preserve">.</w:t>
+      </w:r>
+    </w:p>
+    <w:bookmarkEnd w:id="34"/>
+    <w:bookmarkStart w:id="36" w:name="ref-FDJ_frwikipedia"/>
+    <w:p>
+      <w:pPr>
+        <w:pStyle w:val="Bibliography"/>
+      </w:pPr>
+      <w:r>
+        <w:t xml:space="preserve">———. 2026b.</w:t>
+      </w:r>
+      <w:r>
+        <w:t xml:space="preserve"> </w:t>
+      </w:r>
+      <w:r>
+        <w:t xml:space="preserve">« FDJ United — Wikipédia</w:t>
+      </w:r>
+      <w:r>
+        <w:t xml:space="preserve">,</w:t>
+      </w:r>
+      <w:r>
+        <w:t xml:space="preserve"> </w:t>
+      </w:r>
+      <w:r>
+        <w:t xml:space="preserve">l’encyclopédie libre »</w:t>
+      </w:r>
+      <w:r>
+        <w:t xml:space="preserve">.</w:t>
+      </w:r>
+      <w:r>
+        <w:t xml:space="preserve"> </w:t>
+      </w:r>
+      <w:hyperlink r:id="rId35">
+        <w:r>
+          <w:rPr>
+            <w:rStyle w:val="Hyperlink"/>
+          </w:rPr>
+          <w:t xml:space="preserve">http://fr.wikipedia.org/w/index.php?title=FDJ_United&amp;oldid=233600955</w:t>
+        </w:r>
+      </w:hyperlink>
+      <w:r>
+        <w:t xml:space="preserve">.</w:t>
+      </w:r>
+    </w:p>
+    <w:bookmarkEnd w:id="36"/>
+    <w:bookmarkStart w:id="38" w:name="ref-R_frwikipedia"/>
+    <w:p>
+      <w:pPr>
+        <w:pStyle w:val="Bibliography"/>
+      </w:pPr>
+      <w:r>
+        <w:t xml:space="preserve">———. 2026c.</w:t>
       </w:r>
       <w:r>
         <w:t xml:space="preserve"> </w:t>
@@ -498,7 +644,7 @@
       <w:r>
         <w:t xml:space="preserve"> </w:t>
       </w:r>
-      <w:hyperlink r:id="rId32">
+      <w:hyperlink r:id="rId37">
         <w:r>
           <w:rPr>
             <w:rStyle w:val="Hyperlink"/>
@@ -510,9 +656,9 @@
         <w:t xml:space="preserve">.</w:t>
       </w:r>
     </w:p>
-    <w:bookmarkEnd w:id="33"/>
-    <w:bookmarkEnd w:id="34"/>
-    <w:bookmarkEnd w:id="35"/>
+    <w:bookmarkEnd w:id="38"/>
+    <w:bookmarkEnd w:id="39"/>
+    <w:bookmarkEnd w:id="40"/>
     <w:sectPr>
       <w:footnotePr>
         <w:numRestart w:val="eachSect"/>

--- a/docs/Essai-de-statistiques-pour-EuroDreams.docx
+++ b/docs/Essai-de-statistiques-pour-EuroDreams.docx
@@ -347,21 +347,12 @@
         <m:r>
           <m:t>000</m:t>
         </m:r>
-        <m:r>
-          <m:t> </m:t>
-        </m:r>
-        <m:r>
-          <m:rPr>
-            <m:sty m:val="p"/>
-          </m:rPr>
-          <m:t>€</m:t>
-        </m:r>
       </m:oMath>
       <w:r>
         <w:t xml:space="preserve"> </w:t>
       </w:r>
       <w:r>
-        <w:t xml:space="preserve">par mois pendant 30 ans, le pécule est versé à un ou des héritiers en cas de décès du gagnant avant trente ans.</w:t>
+        <w:t xml:space="preserve">€ par mois pendant 30 ans, le pécule est versé à un ou des héritiers en cas de décès du gagnant avant que les trente ans soient écoulés.</w:t>
       </w:r>
     </w:p>
     <w:bookmarkEnd w:id="26"/>

--- a/docs/Essai-de-statistiques-pour-EuroDreams.docx
+++ b/docs/Essai-de-statistiques-pour-EuroDreams.docx
@@ -352,7 +352,43 @@
         <w:t xml:space="preserve"> </w:t>
       </w:r>
       <w:r>
-        <w:t xml:space="preserve">€ par mois pendant 30 ans, le pécule est versé à un ou des héritiers en cas de décès du gagnant avant que les trente ans soient écoulés.</w:t>
+        <w:t xml:space="preserve">€ par mois pendant 30 ans, le pécule est versé à un ou des héritiers en cas de décès du gagnant avant trente ans écoulés.</w:t>
+      </w:r>
+    </w:p>
+    <w:p>
+      <w:pPr>
+        <w:pStyle w:val="BodyText"/>
+      </w:pPr>
+      <w:r>
+        <w:t xml:space="preserve">C’est tentant, mais il y a</w:t>
+      </w:r>
+      <w:r>
+        <w:t xml:space="preserve"> </w:t>
+      </w:r>
+      <m:oMath>
+        <m:r>
+          <m:t>1</m:t>
+        </m:r>
+      </m:oMath>
+      <w:r>
+        <w:t xml:space="preserve"> </w:t>
+      </w:r>
+      <w:r>
+        <w:t xml:space="preserve">chance sur plus de</w:t>
+      </w:r>
+      <w:r>
+        <w:t xml:space="preserve"> </w:t>
+      </w:r>
+      <m:oMath>
+        <m:r>
+          <m:t>19</m:t>
+        </m:r>
+      </m:oMath>
+      <w:r>
+        <w:t xml:space="preserve"> </w:t>
+      </w:r>
+      <w:r>
+        <w:t xml:space="preserve">millions de gagner le pactole, pas beaucoup.</w:t>
       </w:r>
     </w:p>
     <w:bookmarkEnd w:id="26"/>

--- a/docs/Essai-de-statistiques-pour-EuroDreams.docx
+++ b/docs/Essai-de-statistiques-pour-EuroDreams.docx
@@ -52,13 +52,13 @@
         </w:p>
       </w:sdtContent>
     </w:sdt>
-    <w:bookmarkStart w:id="20" w:name="index"/>
+    <w:bookmarkStart w:id="20" w:name="section"/>
     <w:p>
       <w:pPr>
         <w:pStyle w:val="Heading1"/>
       </w:pPr>
       <w:r>
-        <w:t xml:space="preserve">1. index</w:t>
+        <w:t xml:space="preserve">1. </w:t>
       </w:r>
     </w:p>
     <w:bookmarkEnd w:id="20"/>
@@ -327,7 +327,7 @@
     </w:p>
     <w:bookmarkEnd w:id="24"/>
     <w:bookmarkEnd w:id="25"/>
-    <w:bookmarkStart w:id="44" w:name="analyse"/>
+    <w:bookmarkStart w:id="38" w:name="analyse"/>
     <w:p>
       <w:pPr>
         <w:pStyle w:val="Heading1"/>
@@ -568,7 +568,7 @@
         <w:t xml:space="preserve">de le faire…</w:t>
       </w:r>
     </w:p>
-    <w:bookmarkStart w:id="28" w:name="récupérer-lhistorique-des-tirages"/>
+    <w:bookmarkStart w:id="31" w:name="récupérer-lhistorique-des-tirages"/>
     <w:p>
       <w:pPr>
         <w:pStyle w:val="Heading2"/>
@@ -577,16 +577,6 @@
         <w:t xml:space="preserve">3.1 Récupérer l’historique des tirages</w:t>
       </w:r>
     </w:p>
-    <w:bookmarkEnd w:id="28"/>
-    <w:bookmarkStart w:id="34" w:name="récupérer-lhistorique-des-tirages-1"/>
-    <w:p>
-      <w:pPr>
-        <w:pStyle w:val="Heading2"/>
-      </w:pPr>
-      <w:r>
-        <w:t xml:space="preserve">3.2 Récupérer l’historique des tirages</w:t>
-      </w:r>
-    </w:p>
     <w:p>
       <w:pPr>
         <w:pStyle w:val="FirstParagraph"/>
@@ -830,7 +820,7 @@
         <w:rPr>
           <w:rStyle w:val="FootnoteReference"/>
         </w:rPr>
-        <w:footnoteReference w:id="29"/>
+        <w:footnoteReference w:id="28"/>
       </w:r>
       <w:r>
         <w:t xml:space="preserve"> </w:t>
@@ -853,13 +843,13 @@
         <w:t xml:space="preserve">colonnes, dont la grande majorité sont inutiles pour les statistiques (nombre de gagnants, montants des gains et autres joyeusetés inutiles).</w:t>
       </w:r>
     </w:p>
-    <w:bookmarkStart w:id="33" w:name="faire-le-ménage"/>
+    <w:bookmarkStart w:id="30" w:name="faire-le-ménage"/>
     <w:p>
       <w:pPr>
         <w:pStyle w:val="Heading3"/>
       </w:pPr>
       <w:r>
-        <w:t xml:space="preserve">3.2.1 Faire le ménage</w:t>
+        <w:t xml:space="preserve">3.1.1 Faire le ménage</w:t>
       </w:r>
     </w:p>
     <w:p>
@@ -881,7 +871,7 @@
         <w:t xml:space="preserve"> </w:t>
       </w:r>
       <w:r>
-        <w:t xml:space="preserve">colonnes inintéressantes, voire nécessaires ;</w:t>
+        <w:t xml:space="preserve">colonnes intéressantes, voire nécessaires ;</w:t>
       </w:r>
     </w:p>
     <w:p>
@@ -931,7 +921,7 @@
         <w:t xml:space="preserve"> </w:t>
       </w:r>
       <w:r>
-        <w:t xml:space="preserve">caractères séparés par un tiret</w:t>
+        <w:t xml:space="preserve">numéros mais encodés en caractères séparés par un tiret</w:t>
       </w:r>
       <w:r>
         <w:t xml:space="preserve"> </w:t>
@@ -965,7 +955,7 @@
         <w:t xml:space="preserve"> </w:t>
       </w:r>
       <w:r>
-        <w:t xml:space="preserve">tiré en chaîné de caractères</w:t>
+        <w:t xml:space="preserve">en chaîne de caractères</w:t>
       </w:r>
     </w:p>
     <w:p>
@@ -1213,7 +1203,7 @@
         <w:rPr>
           <w:rStyle w:val="VerbatimChar"/>
         </w:rPr>
-        <w:t xml:space="preserve">Rows: 242 Columns: 35</w:t>
+        <w:t xml:space="preserve">Rows: 245 Columns: 35</w:t>
       </w:r>
       <w:r>
         <w:br/>
@@ -1348,52 +1338,52 @@
         <w:rPr>
           <w:rStyle w:val="VerbatimChar"/>
         </w:rPr>
-        <w:t xml:space="preserve">1 JEUDI          26/02/2026     -17-18-19-21-23-36-                            4</w:t>
-      </w:r>
-      <w:r>
-        <w:br/>
-      </w:r>
-      <w:r>
-        <w:rPr>
-          <w:rStyle w:val="VerbatimChar"/>
-        </w:rPr>
-        <w:t xml:space="preserve">2 LUNDI          23/02/2026     -1-7-12-25-26-39-                              1</w:t>
-      </w:r>
-      <w:r>
-        <w:br/>
-      </w:r>
-      <w:r>
-        <w:rPr>
-          <w:rStyle w:val="VerbatimChar"/>
-        </w:rPr>
-        <w:t xml:space="preserve">3 JEUDI          19/02/2026     -8-10-13-36-37-38-                             4</w:t>
-      </w:r>
-      <w:r>
-        <w:br/>
-      </w:r>
-      <w:r>
-        <w:rPr>
-          <w:rStyle w:val="VerbatimChar"/>
-        </w:rPr>
-        <w:t xml:space="preserve">4 LUNDI          16/02/2026     -6-10-13-24-26-38-                             3</w:t>
-      </w:r>
-      <w:r>
-        <w:br/>
-      </w:r>
-      <w:r>
-        <w:rPr>
-          <w:rStyle w:val="VerbatimChar"/>
-        </w:rPr>
-        <w:t xml:space="preserve">5 JEUDI          12/02/2026     -17-27-30-33-34-36-                            3</w:t>
-      </w:r>
-      <w:r>
-        <w:br/>
-      </w:r>
-      <w:r>
-        <w:rPr>
-          <w:rStyle w:val="VerbatimChar"/>
-        </w:rPr>
-        <w:t xml:space="preserve">6 LUNDI          09/02/2026     -9-11-19-22-33-36-                             3</w:t>
+        <w:t xml:space="preserve">1 LUNDI          09/03/2026     -5-14-32-34-35-37-                             3</w:t>
+      </w:r>
+      <w:r>
+        <w:br/>
+      </w:r>
+      <w:r>
+        <w:rPr>
+          <w:rStyle w:val="VerbatimChar"/>
+        </w:rPr>
+        <w:t xml:space="preserve">2 JEUDI          05/03/2026     -6-18-22-32-37-38-                             4</w:t>
+      </w:r>
+      <w:r>
+        <w:br/>
+      </w:r>
+      <w:r>
+        <w:rPr>
+          <w:rStyle w:val="VerbatimChar"/>
+        </w:rPr>
+        <w:t xml:space="preserve">3 LUNDI          02/03/2026     -1-8-11-14-18-35-                              3</w:t>
+      </w:r>
+      <w:r>
+        <w:br/>
+      </w:r>
+      <w:r>
+        <w:rPr>
+          <w:rStyle w:val="VerbatimChar"/>
+        </w:rPr>
+        <w:t xml:space="preserve">4 JEUDI          26/02/2026     -17-18-19-21-23-36-                            4</w:t>
+      </w:r>
+      <w:r>
+        <w:br/>
+      </w:r>
+      <w:r>
+        <w:rPr>
+          <w:rStyle w:val="VerbatimChar"/>
+        </w:rPr>
+        <w:t xml:space="preserve">5 LUNDI          23/02/2026     -1-7-12-25-26-39-                              1</w:t>
+      </w:r>
+      <w:r>
+        <w:br/>
+      </w:r>
+      <w:r>
+        <w:rPr>
+          <w:rStyle w:val="VerbatimChar"/>
+        </w:rPr>
+        <w:t xml:space="preserve">6 JEUDI          19/02/2026     -8-10-13-36-37-38-                             4</w:t>
       </w:r>
     </w:p>
     <w:p>
@@ -1401,7 +1391,7 @@
         <w:pStyle w:val="FirstParagraph"/>
       </w:pPr>
       <w:r>
-        <w:t xml:space="preserve">À noter que les tirages sont classés en ordre descendant, les plus récents d’abord. Un peu de nettoyage s’impose. Abréger les noms.</w:t>
+        <w:t xml:space="preserve">À noter que les tirages sont classés en ordre descendant, les plus récents d’abord. Encore un peu de nettoyage s’impose. Abréger les noms.</w:t>
       </w:r>
     </w:p>
     <w:p>
@@ -1816,52 +1806,52 @@
         <w:rPr>
           <w:rStyle w:val="VerbatimChar"/>
         </w:rPr>
-        <w:t xml:space="preserve">1 J     26/02/2026 -17-18-19-21-23-36-     4</w:t>
-      </w:r>
-      <w:r>
-        <w:br/>
-      </w:r>
-      <w:r>
-        <w:rPr>
-          <w:rStyle w:val="VerbatimChar"/>
-        </w:rPr>
-        <w:t xml:space="preserve">2 L     23/02/2026 -1-7-12-25-26-39-       1</w:t>
-      </w:r>
-      <w:r>
-        <w:br/>
-      </w:r>
-      <w:r>
-        <w:rPr>
-          <w:rStyle w:val="VerbatimChar"/>
-        </w:rPr>
-        <w:t xml:space="preserve">3 J     19/02/2026 -8-10-13-36-37-38-      4</w:t>
-      </w:r>
-      <w:r>
-        <w:br/>
-      </w:r>
-      <w:r>
-        <w:rPr>
-          <w:rStyle w:val="VerbatimChar"/>
-        </w:rPr>
-        <w:t xml:space="preserve">4 L     16/02/2026 -6-10-13-24-26-38-      3</w:t>
-      </w:r>
-      <w:r>
-        <w:br/>
-      </w:r>
-      <w:r>
-        <w:rPr>
-          <w:rStyle w:val="VerbatimChar"/>
-        </w:rPr>
-        <w:t xml:space="preserve">5 J     12/02/2026 -17-27-30-33-34-36-     3</w:t>
-      </w:r>
-      <w:r>
-        <w:br/>
-      </w:r>
-      <w:r>
-        <w:rPr>
-          <w:rStyle w:val="VerbatimChar"/>
-        </w:rPr>
-        <w:t xml:space="preserve">6 L     09/02/2026 -9-11-19-22-33-36-      3</w:t>
+        <w:t xml:space="preserve">1 L     09/03/2026 -5-14-32-34-35-37-      3</w:t>
+      </w:r>
+      <w:r>
+        <w:br/>
+      </w:r>
+      <w:r>
+        <w:rPr>
+          <w:rStyle w:val="VerbatimChar"/>
+        </w:rPr>
+        <w:t xml:space="preserve">2 J     05/03/2026 -6-18-22-32-37-38-      4</w:t>
+      </w:r>
+      <w:r>
+        <w:br/>
+      </w:r>
+      <w:r>
+        <w:rPr>
+          <w:rStyle w:val="VerbatimChar"/>
+        </w:rPr>
+        <w:t xml:space="preserve">3 L     02/03/2026 -1-8-11-14-18-35-       3</w:t>
+      </w:r>
+      <w:r>
+        <w:br/>
+      </w:r>
+      <w:r>
+        <w:rPr>
+          <w:rStyle w:val="VerbatimChar"/>
+        </w:rPr>
+        <w:t xml:space="preserve">4 J     26/02/2026 -17-18-19-21-23-36-     4</w:t>
+      </w:r>
+      <w:r>
+        <w:br/>
+      </w:r>
+      <w:r>
+        <w:rPr>
+          <w:rStyle w:val="VerbatimChar"/>
+        </w:rPr>
+        <w:t xml:space="preserve">5 L     23/02/2026 -1-7-12-25-26-39-       1</w:t>
+      </w:r>
+      <w:r>
+        <w:br/>
+      </w:r>
+      <w:r>
+        <w:rPr>
+          <w:rStyle w:val="VerbatimChar"/>
+        </w:rPr>
+        <w:t xml:space="preserve">6 J     19/02/2026 -8-10-13-36-37-38-      4</w:t>
       </w:r>
     </w:p>
     <w:p>
@@ -2186,52 +2176,52 @@
         <w:rPr>
           <w:rStyle w:val="VerbatimChar"/>
         </w:rPr>
-        <w:t xml:space="preserve">[1,]   17   18   19   21   23   36</w:t>
-      </w:r>
-      <w:r>
-        <w:br/>
-      </w:r>
-      <w:r>
-        <w:rPr>
-          <w:rStyle w:val="VerbatimChar"/>
-        </w:rPr>
-        <w:t xml:space="preserve">[2,]    1    7   12   25   26   39</w:t>
-      </w:r>
-      <w:r>
-        <w:br/>
-      </w:r>
-      <w:r>
-        <w:rPr>
-          <w:rStyle w:val="VerbatimChar"/>
-        </w:rPr>
-        <w:t xml:space="preserve">[3,]    8   10   13   36   37   38</w:t>
-      </w:r>
-      <w:r>
-        <w:br/>
-      </w:r>
-      <w:r>
-        <w:rPr>
-          <w:rStyle w:val="VerbatimChar"/>
-        </w:rPr>
-        <w:t xml:space="preserve">[4,]    6   10   13   24   26   38</w:t>
-      </w:r>
-      <w:r>
-        <w:br/>
-      </w:r>
-      <w:r>
-        <w:rPr>
-          <w:rStyle w:val="VerbatimChar"/>
-        </w:rPr>
-        <w:t xml:space="preserve">[5,]   17   27   30   33   34   36</w:t>
-      </w:r>
-      <w:r>
-        <w:br/>
-      </w:r>
-      <w:r>
-        <w:rPr>
-          <w:rStyle w:val="VerbatimChar"/>
-        </w:rPr>
-        <w:t xml:space="preserve">[6,]    9   11   19   22   33   36</w:t>
+        <w:t xml:space="preserve">[1,]    5   14   32   34   35   37</w:t>
+      </w:r>
+      <w:r>
+        <w:br/>
+      </w:r>
+      <w:r>
+        <w:rPr>
+          <w:rStyle w:val="VerbatimChar"/>
+        </w:rPr>
+        <w:t xml:space="preserve">[2,]    6   18   22   32   37   38</w:t>
+      </w:r>
+      <w:r>
+        <w:br/>
+      </w:r>
+      <w:r>
+        <w:rPr>
+          <w:rStyle w:val="VerbatimChar"/>
+        </w:rPr>
+        <w:t xml:space="preserve">[3,]    1    8   11   14   18   35</w:t>
+      </w:r>
+      <w:r>
+        <w:br/>
+      </w:r>
+      <w:r>
+        <w:rPr>
+          <w:rStyle w:val="VerbatimChar"/>
+        </w:rPr>
+        <w:t xml:space="preserve">[4,]   17   18   19   21   23   36</w:t>
+      </w:r>
+      <w:r>
+        <w:br/>
+      </w:r>
+      <w:r>
+        <w:rPr>
+          <w:rStyle w:val="VerbatimChar"/>
+        </w:rPr>
+        <w:t xml:space="preserve">[5,]    1    7   12   25   26   39</w:t>
+      </w:r>
+      <w:r>
+        <w:br/>
+      </w:r>
+      <w:r>
+        <w:rPr>
+          <w:rStyle w:val="VerbatimChar"/>
+        </w:rPr>
+        <w:t xml:space="preserve">[6,]    8   10   13   36   37   38</w:t>
       </w:r>
     </w:p>
     <w:p>
@@ -2759,13 +2749,7 @@
         <w:t xml:space="preserve"> </w:t>
       </w:r>
       <w:r>
-        <w:t xml:space="preserve">en facteur</w:t>
-      </w:r>
-      <w:r>
-        <w:rPr>
-          <w:rStyle w:val="FootnoteReference"/>
-        </w:rPr>
-        <w:footnoteReference w:id="31"/>
+        <w:t xml:space="preserve">en facteur.</w:t>
       </w:r>
     </w:p>
     <w:p>
@@ -3189,124 +3173,124 @@
         <w:rPr>
           <w:rStyle w:val="VerbatimChar"/>
         </w:rPr>
-        <w:t xml:space="preserve"> jt            dt                   n1               n2              n3      </w:t>
-      </w:r>
-      <w:r>
-        <w:br/>
-      </w:r>
-      <w:r>
-        <w:rPr>
-          <w:rStyle w:val="VerbatimChar"/>
-        </w:rPr>
-        <w:t xml:space="preserve"> L:121   Min.   :2023-11-06   Min.   : 1.000   Min.   : 2.00   Min.   : 3.0  </w:t>
-      </w:r>
-      <w:r>
-        <w:br/>
-      </w:r>
-      <w:r>
-        <w:rPr>
-          <w:rStyle w:val="VerbatimChar"/>
-        </w:rPr>
-        <w:t xml:space="preserve"> J:121   1st Qu.:2024-06-03   1st Qu.: 2.000   1st Qu.: 7.00   1st Qu.:13.0  </w:t>
-      </w:r>
-      <w:r>
-        <w:br/>
-      </w:r>
-      <w:r>
-        <w:rPr>
-          <w:rStyle w:val="VerbatimChar"/>
-        </w:rPr>
-        <w:t xml:space="preserve">         Median :2024-12-31   Median : 4.000   Median :11.00   Median :18.0  </w:t>
-      </w:r>
-      <w:r>
-        <w:br/>
-      </w:r>
-      <w:r>
-        <w:rPr>
-          <w:rStyle w:val="VerbatimChar"/>
-        </w:rPr>
-        <w:t xml:space="preserve">         Mean   :2024-12-31   Mean   : 5.888   Mean   :11.91   Mean   :17.7  </w:t>
-      </w:r>
-      <w:r>
-        <w:br/>
-      </w:r>
-      <w:r>
-        <w:rPr>
-          <w:rStyle w:val="VerbatimChar"/>
-        </w:rPr>
-        <w:t xml:space="preserve">         3rd Qu.:2025-07-30   3rd Qu.: 8.000   3rd Qu.:16.00   3rd Qu.:22.0  </w:t>
-      </w:r>
-      <w:r>
-        <w:br/>
-      </w:r>
-      <w:r>
-        <w:rPr>
-          <w:rStyle w:val="VerbatimChar"/>
-        </w:rPr>
-        <w:t xml:space="preserve">         Max.   :2026-02-26   Max.   :18.000   Max.   :31.00   Max.   :33.0  </w:t>
-      </w:r>
-      <w:r>
-        <w:br/>
-      </w:r>
-      <w:r>
-        <w:rPr>
-          <w:rStyle w:val="VerbatimChar"/>
-        </w:rPr>
-        <w:t xml:space="preserve">       n4              n5              n6              nd       </w:t>
-      </w:r>
-      <w:r>
-        <w:br/>
-      </w:r>
-      <w:r>
-        <w:rPr>
-          <w:rStyle w:val="VerbatimChar"/>
-        </w:rPr>
-        <w:t xml:space="preserve"> Min.   : 6.00   Min.   :10.00   Min.   :16.00   Min.   :1.000  </w:t>
-      </w:r>
-      <w:r>
-        <w:br/>
-      </w:r>
-      <w:r>
-        <w:rPr>
-          <w:rStyle w:val="VerbatimChar"/>
-        </w:rPr>
-        <w:t xml:space="preserve"> 1st Qu.:20.00   1st Qu.:25.00   1st Qu.:32.00   1st Qu.:2.000  </w:t>
-      </w:r>
-      <w:r>
-        <w:br/>
-      </w:r>
-      <w:r>
-        <w:rPr>
-          <w:rStyle w:val="VerbatimChar"/>
-        </w:rPr>
-        <w:t xml:space="preserve"> Median :23.00   Median :30.00   Median :36.50   Median :3.000  </w:t>
-      </w:r>
-      <w:r>
-        <w:br/>
-      </w:r>
-      <w:r>
-        <w:rPr>
-          <w:rStyle w:val="VerbatimChar"/>
-        </w:rPr>
-        <w:t xml:space="preserve"> Mean   :23.33   Mean   :29.28   Mean   :34.88   Mean   :2.901  </w:t>
-      </w:r>
-      <w:r>
-        <w:br/>
-      </w:r>
-      <w:r>
-        <w:rPr>
-          <w:rStyle w:val="VerbatimChar"/>
-        </w:rPr>
-        <w:t xml:space="preserve"> 3rd Qu.:28.00   3rd Qu.:33.75   3rd Qu.:39.00   3rd Qu.:4.000  </w:t>
-      </w:r>
-      <w:r>
-        <w:br/>
-      </w:r>
-      <w:r>
-        <w:rPr>
-          <w:rStyle w:val="VerbatimChar"/>
-        </w:rPr>
-        <w:t xml:space="preserve"> Max.   :37.00   Max.   :39.00   Max.   :40.00   Max.   :5.000  </w:t>
+        <w:t xml:space="preserve"> jt            dt                   n1               n2              n3       </w:t>
+      </w:r>
+      <w:r>
+        <w:br/>
+      </w:r>
+      <w:r>
+        <w:rPr>
+          <w:rStyle w:val="VerbatimChar"/>
+        </w:rPr>
+        <w:t xml:space="preserve"> L:123   Min.   :2023-11-06   Min.   : 1.000   Min.   : 2.00   Min.   : 3.00  </w:t>
+      </w:r>
+      <w:r>
+        <w:br/>
+      </w:r>
+      <w:r>
+        <w:rPr>
+          <w:rStyle w:val="VerbatimChar"/>
+        </w:rPr>
+        <w:t xml:space="preserve"> J:122   1st Qu.:2024-06-06   1st Qu.: 2.000   1st Qu.: 7.00   1st Qu.:13.00  </w:t>
+      </w:r>
+      <w:r>
+        <w:br/>
+      </w:r>
+      <w:r>
+        <w:rPr>
+          <w:rStyle w:val="VerbatimChar"/>
+        </w:rPr>
+        <w:t xml:space="preserve">         Median :2025-01-06   Median : 4.000   Median :11.00   Median :18.00  </w:t>
+      </w:r>
+      <w:r>
+        <w:br/>
+      </w:r>
+      <w:r>
+        <w:rPr>
+          <w:rStyle w:val="VerbatimChar"/>
+        </w:rPr>
+        <w:t xml:space="preserve">         Mean   :2025-01-05   Mean   : 5.865   Mean   :11.93   Mean   :17.75  </w:t>
+      </w:r>
+      <w:r>
+        <w:br/>
+      </w:r>
+      <w:r>
+        <w:rPr>
+          <w:rStyle w:val="VerbatimChar"/>
+        </w:rPr>
+        <w:t xml:space="preserve">         3rd Qu.:2025-08-07   3rd Qu.: 8.000   3rd Qu.:16.00   3rd Qu.:22.00  </w:t>
+      </w:r>
+      <w:r>
+        <w:br/>
+      </w:r>
+      <w:r>
+        <w:rPr>
+          <w:rStyle w:val="VerbatimChar"/>
+        </w:rPr>
+        <w:t xml:space="preserve">         Max.   :2026-03-09   Max.   :18.000   Max.   :31.00   Max.   :33.00  </w:t>
+      </w:r>
+      <w:r>
+        <w:br/>
+      </w:r>
+      <w:r>
+        <w:rPr>
+          <w:rStyle w:val="VerbatimChar"/>
+        </w:rPr>
+        <w:t xml:space="preserve">       n4              n5              n6             nd       </w:t>
+      </w:r>
+      <w:r>
+        <w:br/>
+      </w:r>
+      <w:r>
+        <w:rPr>
+          <w:rStyle w:val="VerbatimChar"/>
+        </w:rPr>
+        <w:t xml:space="preserve"> Min.   : 6.00   Min.   :10.00   Min.   :16.0   Min.   :1.000  </w:t>
+      </w:r>
+      <w:r>
+        <w:br/>
+      </w:r>
+      <w:r>
+        <w:rPr>
+          <w:rStyle w:val="VerbatimChar"/>
+        </w:rPr>
+        <w:t xml:space="preserve"> 1st Qu.:20.00   1st Qu.:25.00   1st Qu.:32.0   1st Qu.:2.000  </w:t>
+      </w:r>
+      <w:r>
+        <w:br/>
+      </w:r>
+      <w:r>
+        <w:rPr>
+          <w:rStyle w:val="VerbatimChar"/>
+        </w:rPr>
+        <w:t xml:space="preserve"> Median :23.00   Median :30.00   Median :37.0   Median :3.000  </w:t>
+      </w:r>
+      <w:r>
+        <w:br/>
+      </w:r>
+      <w:r>
+        <w:rPr>
+          <w:rStyle w:val="VerbatimChar"/>
+        </w:rPr>
+        <w:t xml:space="preserve"> Mean   :23.37   Mean   :29.29   Mean   :34.9   Mean   :2.906  </w:t>
+      </w:r>
+      <w:r>
+        <w:br/>
+      </w:r>
+      <w:r>
+        <w:rPr>
+          <w:rStyle w:val="VerbatimChar"/>
+        </w:rPr>
+        <w:t xml:space="preserve"> 3rd Qu.:28.00   3rd Qu.:34.00   3rd Qu.:39.0   3rd Qu.:4.000  </w:t>
+      </w:r>
+      <w:r>
+        <w:br/>
+      </w:r>
+      <w:r>
+        <w:rPr>
+          <w:rStyle w:val="VerbatimChar"/>
+        </w:rPr>
+        <w:t xml:space="preserve"> Max.   :37.00   Max.   :39.00   Max.   :40.0   Max.   :5.000  </w:t>
       </w:r>
     </w:p>
     <w:p>
@@ -3335,24 +3319,24 @@
         <w:t xml:space="preserve">(b, b1, b2, noms)</w:t>
       </w:r>
     </w:p>
-    <w:bookmarkEnd w:id="33"/>
-    <w:bookmarkEnd w:id="34"/>
-    <w:bookmarkStart w:id="36" w:name="fonctions"/>
+    <w:bookmarkEnd w:id="30"/>
+    <w:bookmarkEnd w:id="31"/>
+    <w:bookmarkStart w:id="33" w:name="fonctions"/>
     <w:p>
       <w:pPr>
         <w:pStyle w:val="Heading2"/>
       </w:pPr>
       <w:r>
-        <w:t xml:space="preserve">3.3 Fonctions</w:t>
-      </w:r>
-    </w:p>
-    <w:bookmarkStart w:id="35" w:name="récupérer-les-données"/>
+        <w:t xml:space="preserve">3.2 Fonctions</w:t>
+      </w:r>
+    </w:p>
+    <w:bookmarkStart w:id="32" w:name="récupérer-les-données"/>
     <w:p>
       <w:pPr>
         <w:pStyle w:val="Heading3"/>
       </w:pPr>
       <w:r>
-        <w:t xml:space="preserve">3.3.1 Récupérer les données</w:t>
+        <w:t xml:space="preserve">3.2.1 Récupérer les données</w:t>
       </w:r>
     </w:p>
     <w:p>
@@ -5233,15 +5217,15 @@
         <w:t xml:space="preserve">5     5     0     0     0     0     0     0</w:t>
       </w:r>
     </w:p>
-    <w:bookmarkEnd w:id="35"/>
-    <w:bookmarkEnd w:id="36"/>
-    <w:bookmarkStart w:id="39" w:name="premiers-calculs"/>
+    <w:bookmarkEnd w:id="32"/>
+    <w:bookmarkEnd w:id="33"/>
+    <w:bookmarkStart w:id="35" w:name="premiers-calculs"/>
     <w:p>
       <w:pPr>
         <w:pStyle w:val="Heading2"/>
       </w:pPr>
       <w:r>
-        <w:t xml:space="preserve">3.4 Premiers calculs</w:t>
+        <w:t xml:space="preserve">3.3 Premiers calculs</w:t>
       </w:r>
     </w:p>
     <w:p>
@@ -5410,7 +5394,7 @@
         <w:rPr>
           <w:rStyle w:val="VerbatimChar"/>
         </w:rPr>
-        <w:t xml:space="preserve">[1] 81</w:t>
+        <w:t xml:space="preserve">[1] 82</w:t>
       </w:r>
     </w:p>
     <w:p>
@@ -5418,7 +5402,7 @@
         <w:pStyle w:val="FirstParagraph"/>
       </w:pPr>
       <w:r>
-        <w:t xml:space="preserve">Puis, itérer sur les 81 premières lignes de</w:t>
+        <w:t xml:space="preserve">Puis, itérer sur les 82 premières lignes de</w:t>
       </w:r>
       <w:r>
         <w:t xml:space="preserve"> </w:t>
@@ -7044,7 +7028,7 @@
         <w:rPr>
           <w:rStyle w:val="FootnoteReference"/>
         </w:rPr>
-        <w:footnoteReference w:id="37"/>
+        <w:footnoteReference w:id="34"/>
       </w:r>
       <w:r>
         <w:t xml:space="preserve">.</w:t>
@@ -7147,88 +7131,88 @@
         <w:rPr>
           <w:rStyle w:val="VerbatimChar"/>
         </w:rPr>
-        <w:t xml:space="preserve"> 1     1    10     5     5     3     2     1</w:t>
-      </w:r>
-      <w:r>
-        <w:br/>
-      </w:r>
-      <w:r>
-        <w:rPr>
-          <w:rStyle w:val="VerbatimChar"/>
-        </w:rPr>
-        <w:t xml:space="preserve"> 2     2    16     9     7     1    11     0</w:t>
-      </w:r>
-      <w:r>
-        <w:br/>
-      </w:r>
-      <w:r>
-        <w:rPr>
-          <w:rStyle w:val="VerbatimChar"/>
-        </w:rPr>
-        <w:t xml:space="preserve"> 3     3    18    10     8     2     1     2</w:t>
-      </w:r>
-      <w:r>
-        <w:br/>
-      </w:r>
-      <w:r>
-        <w:rPr>
-          <w:rStyle w:val="VerbatimChar"/>
-        </w:rPr>
-        <w:t xml:space="preserve"> 4     4     8     3     5    11     6     5</w:t>
-      </w:r>
-      <w:r>
-        <w:br/>
-      </w:r>
-      <w:r>
-        <w:rPr>
-          <w:rStyle w:val="VerbatimChar"/>
-        </w:rPr>
-        <w:t xml:space="preserve"> 5     5    10     4     6     4     2     4</w:t>
-      </w:r>
-      <w:r>
-        <w:br/>
-      </w:r>
-      <w:r>
-        <w:rPr>
-          <w:rStyle w:val="VerbatimChar"/>
-        </w:rPr>
-        <w:t xml:space="preserve"> 6     6     9     6     3     3    16     1</w:t>
-      </w:r>
-      <w:r>
-        <w:br/>
-      </w:r>
-      <w:r>
-        <w:rPr>
-          <w:rStyle w:val="VerbatimChar"/>
-        </w:rPr>
-        <w:t xml:space="preserve"> 7     7    10     5     5    15     9     7</w:t>
-      </w:r>
-      <w:r>
-        <w:br/>
-      </w:r>
-      <w:r>
-        <w:rPr>
-          <w:rStyle w:val="VerbatimChar"/>
-        </w:rPr>
-        <w:t xml:space="preserve"> 8     8    15     5    10     1     6     0</w:t>
-      </w:r>
-      <w:r>
-        <w:br/>
-      </w:r>
-      <w:r>
-        <w:rPr>
-          <w:rStyle w:val="VerbatimChar"/>
-        </w:rPr>
-        <w:t xml:space="preserve"> 9     9    10     4     6     1     2     0</w:t>
-      </w:r>
-      <w:r>
-        <w:br/>
-      </w:r>
-      <w:r>
-        <w:rPr>
-          <w:rStyle w:val="VerbatimChar"/>
-        </w:rPr>
-        <w:t xml:space="preserve">10    10    12     6     6     0     0    10</w:t>
+        <w:t xml:space="preserve"> 1     1    10     5     5     4     2     2</w:t>
+      </w:r>
+      <w:r>
+        <w:br/>
+      </w:r>
+      <w:r>
+        <w:rPr>
+          <w:rStyle w:val="VerbatimChar"/>
+        </w:rPr>
+        <w:t xml:space="preserve"> 2     2    16     9     7     2    11     1</w:t>
+      </w:r>
+      <w:r>
+        <w:br/>
+      </w:r>
+      <w:r>
+        <w:rPr>
+          <w:rStyle w:val="VerbatimChar"/>
+        </w:rPr>
+        <w:t xml:space="preserve"> 3     3    18    10     8     3     1     3</w:t>
+      </w:r>
+      <w:r>
+        <w:br/>
+      </w:r>
+      <w:r>
+        <w:rPr>
+          <w:rStyle w:val="VerbatimChar"/>
+        </w:rPr>
+        <w:t xml:space="preserve"> 4     4     8     3     5    12     6     6</w:t>
+      </w:r>
+      <w:r>
+        <w:br/>
+      </w:r>
+      <w:r>
+        <w:rPr>
+          <w:rStyle w:val="VerbatimChar"/>
+        </w:rPr>
+        <w:t xml:space="preserve"> 5     5    10     4     6     5     2     5</w:t>
+      </w:r>
+      <w:r>
+        <w:br/>
+      </w:r>
+      <w:r>
+        <w:rPr>
+          <w:rStyle w:val="VerbatimChar"/>
+        </w:rPr>
+        <w:t xml:space="preserve"> 6     6    10     6     4     0    16     0</w:t>
+      </w:r>
+      <w:r>
+        <w:br/>
+      </w:r>
+      <w:r>
+        <w:rPr>
+          <w:rStyle w:val="VerbatimChar"/>
+        </w:rPr>
+        <w:t xml:space="preserve"> 7     7    10     5     5    16     9     8</w:t>
+      </w:r>
+      <w:r>
+        <w:br/>
+      </w:r>
+      <w:r>
+        <w:rPr>
+          <w:rStyle w:val="VerbatimChar"/>
+        </w:rPr>
+        <w:t xml:space="preserve"> 8     8    15     5    10     2     6     1</w:t>
+      </w:r>
+      <w:r>
+        <w:br/>
+      </w:r>
+      <w:r>
+        <w:rPr>
+          <w:rStyle w:val="VerbatimChar"/>
+        </w:rPr>
+        <w:t xml:space="preserve"> 9     9    10     4     6     2     2     1</w:t>
+      </w:r>
+      <w:r>
+        <w:br/>
+      </w:r>
+      <w:r>
+        <w:rPr>
+          <w:rStyle w:val="VerbatimChar"/>
+        </w:rPr>
+        <w:t xml:space="preserve">10    10    12     6     6     1     0    11</w:t>
       </w:r>
       <w:r>
         <w:br/>
@@ -7265,2911 +7249,267 @@
         <w:rPr>
           <w:rStyle w:val="VerbatimChar"/>
         </w:rPr>
-        <w:t xml:space="preserve">       nu              so             so_L            so_J          ec        </w:t>
-      </w:r>
-      <w:r>
-        <w:br/>
-      </w:r>
-      <w:r>
-        <w:rPr>
-          <w:rStyle w:val="VerbatimChar"/>
-        </w:rPr>
-        <w:t xml:space="preserve"> Min.   : 1.00   Min.   : 3.00   Min.   : 2.00   Min.   : 1   Min.   : 0.000  </w:t>
-      </w:r>
-      <w:r>
-        <w:br/>
-      </w:r>
-      <w:r>
-        <w:rPr>
-          <w:rStyle w:val="VerbatimChar"/>
-        </w:rPr>
-        <w:t xml:space="preserve"> 1st Qu.:10.75   1st Qu.:10.00   1st Qu.: 4.75   1st Qu.: 4   1st Qu.: 1.000  </w:t>
-      </w:r>
-      <w:r>
-        <w:br/>
-      </w:r>
-      <w:r>
-        <w:rPr>
-          <w:rStyle w:val="VerbatimChar"/>
-        </w:rPr>
-        <w:t xml:space="preserve"> Median :20.50   Median :12.00   Median : 6.00   Median : 6   Median : 3.000  </w:t>
-      </w:r>
-      <w:r>
-        <w:br/>
-      </w:r>
-      <w:r>
-        <w:rPr>
-          <w:rStyle w:val="VerbatimChar"/>
-        </w:rPr>
-        <w:t xml:space="preserve"> Mean   :20.50   Mean   :12.15   Mean   : 6.15   Mean   : 6   Mean   : 6.275  </w:t>
-      </w:r>
-      <w:r>
-        <w:br/>
-      </w:r>
-      <w:r>
-        <w:rPr>
-          <w:rStyle w:val="VerbatimChar"/>
-        </w:rPr>
-        <w:t xml:space="preserve"> 3rd Qu.:30.25   3rd Qu.:15.00   3rd Qu.: 7.25   3rd Qu.: 8   3rd Qu.: 9.250  </w:t>
-      </w:r>
-      <w:r>
-        <w:br/>
-      </w:r>
-      <w:r>
-        <w:rPr>
-          <w:rStyle w:val="VerbatimChar"/>
-        </w:rPr>
-        <w:t xml:space="preserve"> Max.   :40.00   Max.   :22.00   Max.   :12.00   Max.   :11   Max.   :35.000  </w:t>
-      </w:r>
-      <w:r>
-        <w:br/>
-      </w:r>
-      <w:r>
-        <w:rPr>
-          <w:rStyle w:val="VerbatimChar"/>
-        </w:rPr>
-        <w:t xml:space="preserve">      ec_L            ec_J      </w:t>
-      </w:r>
-      <w:r>
-        <w:br/>
-      </w:r>
-      <w:r>
-        <w:rPr>
-          <w:rStyle w:val="VerbatimChar"/>
-        </w:rPr>
-        <w:t xml:space="preserve"> Min.   : 0.00   Min.   : 0.00  </w:t>
-      </w:r>
-      <w:r>
-        <w:br/>
-      </w:r>
-      <w:r>
-        <w:rPr>
-          <w:rStyle w:val="VerbatimChar"/>
-        </w:rPr>
-        <w:t xml:space="preserve"> 1st Qu.: 1.75   1st Qu.: 1.00  </w:t>
-      </w:r>
-      <w:r>
-        <w:br/>
-      </w:r>
-      <w:r>
-        <w:rPr>
-          <w:rStyle w:val="VerbatimChar"/>
-        </w:rPr>
-        <w:t xml:space="preserve"> Median : 4.50   Median : 3.00  </w:t>
-      </w:r>
-      <w:r>
-        <w:br/>
-      </w:r>
-      <w:r>
-        <w:rPr>
-          <w:rStyle w:val="VerbatimChar"/>
-        </w:rPr>
-        <w:t xml:space="preserve"> Mean   : 5.75   Mean   : 5.85  </w:t>
-      </w:r>
-      <w:r>
-        <w:br/>
-      </w:r>
-      <w:r>
-        <w:rPr>
-          <w:rStyle w:val="VerbatimChar"/>
-        </w:rPr>
-        <w:t xml:space="preserve"> 3rd Qu.: 9.00   3rd Qu.: 9.00  </w:t>
-      </w:r>
-      <w:r>
-        <w:br/>
-      </w:r>
-      <w:r>
-        <w:rPr>
-          <w:rStyle w:val="VerbatimChar"/>
-        </w:rPr>
-        <w:t xml:space="preserve"> Max.   :23.00   Max.   :35.00  </w:t>
-      </w:r>
-    </w:p>
-    <w:bookmarkStart w:id="38" w:name="compter-les-boules"/>
+        <w:t xml:space="preserve">       nu              so            so_L            so_J      </w:t>
+      </w:r>
+      <w:r>
+        <w:br/>
+      </w:r>
+      <w:r>
+        <w:rPr>
+          <w:rStyle w:val="VerbatimChar"/>
+        </w:rPr>
+        <w:t xml:space="preserve"> Min.   : 1.00   Min.   : 4.0   Min.   : 2.00   Min.   : 2.00  </w:t>
+      </w:r>
+      <w:r>
+        <w:br/>
+      </w:r>
+      <w:r>
+        <w:rPr>
+          <w:rStyle w:val="VerbatimChar"/>
+        </w:rPr>
+        <w:t xml:space="preserve"> 1st Qu.:10.75   1st Qu.:10.0   1st Qu.: 4.75   1st Qu.: 5.00  </w:t>
+      </w:r>
+      <w:r>
+        <w:br/>
+      </w:r>
+      <w:r>
+        <w:rPr>
+          <w:rStyle w:val="VerbatimChar"/>
+        </w:rPr>
+        <w:t xml:space="preserve"> Median :20.50   Median :12.0   Median : 6.00   Median : 6.00  </w:t>
+      </w:r>
+      <w:r>
+        <w:br/>
+      </w:r>
+      <w:r>
+        <w:rPr>
+          <w:rStyle w:val="VerbatimChar"/>
+        </w:rPr>
+        <w:t xml:space="preserve"> Mean   :20.50   Mean   :12.3   Mean   : 6.15   Mean   : 6.15  </w:t>
+      </w:r>
+      <w:r>
+        <w:br/>
+      </w:r>
+      <w:r>
+        <w:rPr>
+          <w:rStyle w:val="VerbatimChar"/>
+        </w:rPr>
+        <w:t xml:space="preserve"> 3rd Qu.:30.25   3rd Qu.:15.0   3rd Qu.: 7.25   3rd Qu.: 8.00  </w:t>
+      </w:r>
+      <w:r>
+        <w:br/>
+      </w:r>
+      <w:r>
+        <w:rPr>
+          <w:rStyle w:val="VerbatimChar"/>
+        </w:rPr>
+        <w:t xml:space="preserve"> Max.   :40.00   Max.   :22.0   Max.   :12.00   Max.   :11.00  </w:t>
+      </w:r>
+      <w:r>
+        <w:br/>
+      </w:r>
+      <w:r>
+        <w:rPr>
+          <w:rStyle w:val="VerbatimChar"/>
+        </w:rPr>
+        <w:t xml:space="preserve">       ec              ec_L            ec_J       </w:t>
+      </w:r>
+      <w:r>
+        <w:br/>
+      </w:r>
+      <w:r>
+        <w:rPr>
+          <w:rStyle w:val="VerbatimChar"/>
+        </w:rPr>
+        <w:t xml:space="preserve"> Min.   : 0.000   Min.   : 0.00   Min.   : 0.000  </w:t>
+      </w:r>
+      <w:r>
+        <w:br/>
+      </w:r>
+      <w:r>
+        <w:rPr>
+          <w:rStyle w:val="VerbatimChar"/>
+        </w:rPr>
+        <w:t xml:space="preserve"> 1st Qu.: 1.000   1st Qu.: 1.75   1st Qu.: 1.000  </w:t>
+      </w:r>
+      <w:r>
+        <w:br/>
+      </w:r>
+      <w:r>
+        <w:rPr>
+          <w:rStyle w:val="VerbatimChar"/>
+        </w:rPr>
+        <w:t xml:space="preserve"> Median : 3.500   Median : 4.50   Median : 3.000  </w:t>
+      </w:r>
+      <w:r>
+        <w:br/>
+      </w:r>
+      <w:r>
+        <w:rPr>
+          <w:rStyle w:val="VerbatimChar"/>
+        </w:rPr>
+        <w:t xml:space="preserve"> Mean   : 6.125   Mean   : 5.75   Mean   : 6.125  </w:t>
+      </w:r>
+      <w:r>
+        <w:br/>
+      </w:r>
+      <w:r>
+        <w:rPr>
+          <w:rStyle w:val="VerbatimChar"/>
+        </w:rPr>
+        <w:t xml:space="preserve"> 3rd Qu.: 7.500   3rd Qu.: 9.00   3rd Qu.: 8.500  </w:t>
+      </w:r>
+      <w:r>
+        <w:br/>
+      </w:r>
+      <w:r>
+        <w:rPr>
+          <w:rStyle w:val="VerbatimChar"/>
+        </w:rPr>
+        <w:t xml:space="preserve"> Max.   :36.000   Max.   :23.00   Max.   :36.000  </w:t>
+      </w:r>
+    </w:p>
+    <w:bookmarkEnd w:id="35"/>
+    <w:bookmarkStart w:id="37" w:name="compter-les-boules"/>
+    <w:p>
+      <w:pPr>
+        <w:pStyle w:val="Heading2"/>
+      </w:pPr>
+      <w:r>
+        <w:t xml:space="preserve">3.4 Compter les boules</w:t>
+      </w:r>
+    </w:p>
+    <w:p>
+      <w:pPr>
+        <w:pStyle w:val="FirstParagraph"/>
+      </w:pPr>
+      <w:r>
+        <w:t xml:space="preserve">Enfin, presque… Là, on a 6 variables pour chaque numéro de 1 à 40 et chaque numéro dream de 1 à 5 pour les 82 premières lignes.</w:t>
+      </w:r>
+    </w:p>
+    <w:p>
+      <w:pPr>
+        <w:pStyle w:val="BodyText"/>
+      </w:pPr>
+      <w:r>
+        <w:t xml:space="preserve">Maintenant il faut récupérer les numéros et le numéro</w:t>
+      </w:r>
+      <w:r>
+        <w:t xml:space="preserve"> </w:t>
+      </w:r>
+      <w:r>
+        <w:rPr>
+          <w:rStyle w:val="VerbatimChar"/>
+        </w:rPr>
+        <w:t xml:space="preserve">dream</w:t>
+      </w:r>
+      <w:r>
+        <w:t xml:space="preserve"> </w:t>
+      </w:r>
+      <w:r>
+        <w:t xml:space="preserve">de la ligne 83, récupérer les 6 variables des numéros et du numéros dreams</w:t>
+      </w:r>
+    </w:p>
+    <w:bookmarkStart w:id="36" w:name="déroulement-des-opérations"/>
     <w:p>
       <w:pPr>
         <w:pStyle w:val="Heading3"/>
       </w:pPr>
       <w:r>
-        <w:t xml:space="preserve">3.4.1 Compter les boules</w:t>
-      </w:r>
-    </w:p>
-    <w:p>
-      <w:pPr>
-        <w:pStyle w:val="SourceCode"/>
-      </w:pPr>
-      <w:r>
-        <w:rPr>
-          <w:rStyle w:val="NormalTok"/>
-        </w:rPr>
-        <w:t xml:space="preserve">nums</w:t>
-      </w:r>
-    </w:p>
-    <w:p>
-      <w:pPr>
-        <w:pStyle w:val="SourceCode"/>
-      </w:pPr>
-      <w:r>
-        <w:rPr>
-          <w:rStyle w:val="VerbatimChar"/>
-        </w:rPr>
-        <w:t xml:space="preserve"># A tibble: 40 × 7</w:t>
-      </w:r>
-      <w:r>
-        <w:br/>
-      </w:r>
-      <w:r>
-        <w:rPr>
-          <w:rStyle w:val="VerbatimChar"/>
-        </w:rPr>
-        <w:t xml:space="preserve">      nu    so  so_L  so_J    ec  ec_L  ec_J</w:t>
-      </w:r>
-      <w:r>
-        <w:br/>
-      </w:r>
-      <w:r>
-        <w:rPr>
-          <w:rStyle w:val="VerbatimChar"/>
-        </w:rPr>
-        <w:t xml:space="preserve">   &lt;int&gt; &lt;dbl&gt; &lt;dbl&gt; &lt;dbl&gt; &lt;dbl&gt; &lt;dbl&gt; &lt;dbl&gt;</w:t>
-      </w:r>
-      <w:r>
-        <w:br/>
-      </w:r>
-      <w:r>
-        <w:rPr>
-          <w:rStyle w:val="VerbatimChar"/>
-        </w:rPr>
-        <w:t xml:space="preserve"> 1     1    10     5     5     3     2     1</w:t>
-      </w:r>
-      <w:r>
-        <w:br/>
-      </w:r>
-      <w:r>
-        <w:rPr>
-          <w:rStyle w:val="VerbatimChar"/>
-        </w:rPr>
-        <w:t xml:space="preserve"> 2     2    16     9     7     1    11     0</w:t>
-      </w:r>
-      <w:r>
-        <w:br/>
-      </w:r>
-      <w:r>
-        <w:rPr>
-          <w:rStyle w:val="VerbatimChar"/>
-        </w:rPr>
-        <w:t xml:space="preserve"> 3     3    18    10     8     2     1     2</w:t>
-      </w:r>
-      <w:r>
-        <w:br/>
-      </w:r>
-      <w:r>
-        <w:rPr>
-          <w:rStyle w:val="VerbatimChar"/>
-        </w:rPr>
-        <w:t xml:space="preserve"> 4     4     8     3     5    11     6     5</w:t>
-      </w:r>
-      <w:r>
-        <w:br/>
-      </w:r>
-      <w:r>
-        <w:rPr>
-          <w:rStyle w:val="VerbatimChar"/>
-        </w:rPr>
-        <w:t xml:space="preserve"> 5     5    10     4     6     4     2     4</w:t>
-      </w:r>
-      <w:r>
-        <w:br/>
-      </w:r>
-      <w:r>
-        <w:rPr>
-          <w:rStyle w:val="VerbatimChar"/>
-        </w:rPr>
-        <w:t xml:space="preserve"> 6     6     9     6     3     3    16     1</w:t>
-      </w:r>
-      <w:r>
-        <w:br/>
-      </w:r>
-      <w:r>
-        <w:rPr>
-          <w:rStyle w:val="VerbatimChar"/>
-        </w:rPr>
-        <w:t xml:space="preserve"> 7     7    10     5     5    15     9     7</w:t>
-      </w:r>
-      <w:r>
-        <w:br/>
-      </w:r>
-      <w:r>
-        <w:rPr>
-          <w:rStyle w:val="VerbatimChar"/>
-        </w:rPr>
-        <w:t xml:space="preserve"> 8     8    15     5    10     1     6     0</w:t>
-      </w:r>
-      <w:r>
-        <w:br/>
-      </w:r>
-      <w:r>
-        <w:rPr>
-          <w:rStyle w:val="VerbatimChar"/>
-        </w:rPr>
-        <w:t xml:space="preserve"> 9     9    10     4     6     1     2     0</w:t>
-      </w:r>
-      <w:r>
-        <w:br/>
-      </w:r>
-      <w:r>
-        <w:rPr>
-          <w:rStyle w:val="VerbatimChar"/>
-        </w:rPr>
-        <w:t xml:space="preserve">10    10    12     6     6     0     0    10</w:t>
-      </w:r>
-      <w:r>
-        <w:br/>
-      </w:r>
-      <w:r>
-        <w:rPr>
-          <w:rStyle w:val="VerbatimChar"/>
-        </w:rPr>
-        <w:t xml:space="preserve"># ℹ 30 more rows</w:t>
-      </w:r>
-    </w:p>
-    <w:p>
-      <w:pPr>
-        <w:pStyle w:val="FirstParagraph"/>
-      </w:pPr>
-      <w:r>
-        <w:t xml:space="preserve">Et pareil pour les numéros</w:t>
-      </w:r>
-      <w:r>
-        <w:t xml:space="preserve"> </w:t>
-      </w:r>
-      <w:r>
-        <w:rPr>
-          <w:rStyle w:val="VerbatimChar"/>
-        </w:rPr>
-        <w:t xml:space="preserve">dreams</w:t>
-      </w:r>
-    </w:p>
-    <w:p>
-      <w:pPr>
-        <w:pStyle w:val="SourceCode"/>
-      </w:pPr>
-      <w:r>
-        <w:rPr>
-          <w:rStyle w:val="NormalTok"/>
-        </w:rPr>
-        <w:t xml:space="preserve">dreams</w:t>
-      </w:r>
-    </w:p>
-    <w:p>
-      <w:pPr>
-        <w:pStyle w:val="SourceCode"/>
-      </w:pPr>
-      <w:r>
-        <w:rPr>
-          <w:rStyle w:val="VerbatimChar"/>
-        </w:rPr>
-        <w:t xml:space="preserve"># A tibble: 5 × 7</w:t>
-      </w:r>
-      <w:r>
-        <w:br/>
-      </w:r>
-      <w:r>
-        <w:rPr>
-          <w:rStyle w:val="VerbatimChar"/>
-        </w:rPr>
-        <w:t xml:space="preserve">     nu    so  so_L  so_J    ec  ec_L  ec_J</w:t>
-      </w:r>
-      <w:r>
-        <w:br/>
-      </w:r>
-      <w:r>
-        <w:rPr>
-          <w:rStyle w:val="VerbatimChar"/>
-        </w:rPr>
-        <w:t xml:space="preserve">  &lt;int&gt; &lt;dbl&gt; &lt;dbl&gt; &lt;dbl&gt; &lt;dbl&gt; &lt;dbl&gt; &lt;dbl&gt;</w:t>
-      </w:r>
-      <w:r>
-        <w:br/>
-      </w:r>
-      <w:r>
-        <w:rPr>
-          <w:rStyle w:val="VerbatimChar"/>
-        </w:rPr>
-        <w:t xml:space="preserve">1     1    22     8    14     7    13     3</w:t>
-      </w:r>
-      <w:r>
-        <w:br/>
-      </w:r>
-      <w:r>
-        <w:rPr>
-          <w:rStyle w:val="VerbatimChar"/>
-        </w:rPr>
-        <w:t xml:space="preserve">2     2    12     5     7     0     0     0</w:t>
-      </w:r>
-      <w:r>
-        <w:br/>
-      </w:r>
-      <w:r>
-        <w:rPr>
-          <w:rStyle w:val="VerbatimChar"/>
-        </w:rPr>
-        <w:t xml:space="preserve">3     3    15    11     4     4     2     5</w:t>
-      </w:r>
-      <w:r>
-        <w:br/>
-      </w:r>
-      <w:r>
-        <w:rPr>
-          <w:rStyle w:val="VerbatimChar"/>
-        </w:rPr>
-        <w:t xml:space="preserve">4     4    16    10     6     5     3     2</w:t>
-      </w:r>
-      <w:r>
-        <w:br/>
-      </w:r>
-      <w:r>
-        <w:rPr>
-          <w:rStyle w:val="VerbatimChar"/>
-        </w:rPr>
-        <w:t xml:space="preserve">5     5    16     7     9     2     1     1</w:t>
-      </w:r>
-    </w:p>
-    <w:p>
-      <w:pPr>
-        <w:pStyle w:val="FirstParagraph"/>
-      </w:pPr>
-      <w:r>
-        <w:t xml:space="preserve">Commençons par</w:t>
-      </w:r>
-      <w:r>
-        <w:t xml:space="preserve"> </w:t>
-      </w:r>
-      <w:r>
-        <w:rPr>
-          <w:rStyle w:val="VerbatimChar"/>
-        </w:rPr>
-        <w:t xml:space="preserve">dreams()</w:t>
-      </w:r>
-    </w:p>
-    <w:p>
-      <w:pPr>
-        <w:pStyle w:val="SourceCode"/>
-      </w:pPr>
-      <w:r>
-        <w:rPr>
-          <w:rStyle w:val="NormalTok"/>
-        </w:rPr>
-        <w:t xml:space="preserve">dreams</w:t>
-      </w:r>
-    </w:p>
-    <w:p>
-      <w:pPr>
-        <w:pStyle w:val="SourceCode"/>
-      </w:pPr>
-      <w:r>
-        <w:rPr>
-          <w:rStyle w:val="VerbatimChar"/>
-        </w:rPr>
-        <w:t xml:space="preserve"># A tibble: 5 × 7</w:t>
-      </w:r>
-      <w:r>
-        <w:br/>
-      </w:r>
-      <w:r>
-        <w:rPr>
-          <w:rStyle w:val="VerbatimChar"/>
-        </w:rPr>
-        <w:t xml:space="preserve">     nu    so  so_L  so_J    ec  ec_L  ec_J</w:t>
-      </w:r>
-      <w:r>
-        <w:br/>
-      </w:r>
-      <w:r>
-        <w:rPr>
-          <w:rStyle w:val="VerbatimChar"/>
-        </w:rPr>
-        <w:t xml:space="preserve">  &lt;int&gt; &lt;dbl&gt; &lt;dbl&gt; &lt;dbl&gt; &lt;dbl&gt; &lt;dbl&gt; &lt;dbl&gt;</w:t>
-      </w:r>
-      <w:r>
-        <w:br/>
-      </w:r>
-      <w:r>
-        <w:rPr>
-          <w:rStyle w:val="VerbatimChar"/>
-        </w:rPr>
-        <w:t xml:space="preserve">1     1    22     8    14     7    13     3</w:t>
-      </w:r>
-      <w:r>
-        <w:br/>
-      </w:r>
-      <w:r>
-        <w:rPr>
-          <w:rStyle w:val="VerbatimChar"/>
-        </w:rPr>
-        <w:t xml:space="preserve">2     2    12     5     7     0     0     0</w:t>
-      </w:r>
-      <w:r>
-        <w:br/>
-      </w:r>
-      <w:r>
-        <w:rPr>
-          <w:rStyle w:val="VerbatimChar"/>
-        </w:rPr>
-        <w:t xml:space="preserve">3     3    15    11     4     4     2     5</w:t>
-      </w:r>
-      <w:r>
-        <w:br/>
-      </w:r>
-      <w:r>
-        <w:rPr>
-          <w:rStyle w:val="VerbatimChar"/>
-        </w:rPr>
-        <w:t xml:space="preserve">4     4    16    10     6     5     3     2</w:t>
-      </w:r>
-      <w:r>
-        <w:br/>
-      </w:r>
-      <w:r>
-        <w:rPr>
-          <w:rStyle w:val="VerbatimChar"/>
-        </w:rPr>
-        <w:t xml:space="preserve">5     5    16     7     9     2     1     1</w:t>
-      </w:r>
-    </w:p>
+        <w:t xml:space="preserve">3.4.1 Déroulement des opérations</w:t>
+      </w:r>
+    </w:p>
+    <w:p>
+      <w:pPr>
+        <w:pStyle w:val="Compact"/>
+        <w:numPr>
+          <w:ilvl w:val="0"/>
+          <w:numId w:val="1003"/>
+        </w:numPr>
+      </w:pPr>
+      <w:r>
+        <w:t xml:space="preserve">récupérer les 6 numéros et le numéro dream du tirage 83</w:t>
+      </w:r>
+    </w:p>
+    <w:p>
+      <w:pPr>
+        <w:pStyle w:val="Compact"/>
+        <w:numPr>
+          <w:ilvl w:val="0"/>
+          <w:numId w:val="1003"/>
+        </w:numPr>
+      </w:pPr>
+      <w:r>
+        <w:t xml:space="preserve">récupérer les nombres de sorties et les écarts de tout ça</w:t>
+      </w:r>
+    </w:p>
+    <w:p>
+      <w:pPr>
+        <w:pStyle w:val="Compact"/>
+        <w:numPr>
+          <w:ilvl w:val="1"/>
+          <w:numId w:val="1004"/>
+        </w:numPr>
+      </w:pPr>
+      <w:r>
+        <w:t xml:space="preserve">ranger ces données quelque part</w:t>
+      </w:r>
+    </w:p>
+    <w:p>
+      <w:pPr>
+        <w:pStyle w:val="Compact"/>
+        <w:numPr>
+          <w:ilvl w:val="1"/>
+          <w:numId w:val="1004"/>
+        </w:numPr>
+      </w:pPr>
+      <w:r>
+        <w:t xml:space="preserve">mettre à jour les données (nombres sorties et écarts) suite au tirages 83</w:t>
+      </w:r>
+    </w:p>
+    <w:p>
+      <w:pPr>
+        <w:pStyle w:val="Compact"/>
+        <w:numPr>
+          <w:ilvl w:val="0"/>
+          <w:numId w:val="1003"/>
+        </w:numPr>
+      </w:pPr>
+      <w:r>
+        <w:t xml:space="preserve">retour à 1 pour le tirage 84 et continuer jusqu’au tirage 164</w:t>
+      </w:r>
+    </w:p>
+    <w:bookmarkEnd w:id="36"/>
+    <w:bookmarkEnd w:id="37"/>
     <w:bookmarkEnd w:id="38"/>
-    <w:bookmarkEnd w:id="39"/>
-    <w:bookmarkStart w:id="43" w:name="catégoriser"/>
-    <w:p>
-      <w:pPr>
-        <w:pStyle w:val="Heading2"/>
-      </w:pPr>
-      <w:r>
-        <w:t xml:space="preserve">3.5 Catégoriser</w:t>
-      </w:r>
-    </w:p>
-    <w:p>
-      <w:pPr>
-        <w:pStyle w:val="SourceCode"/>
-      </w:pPr>
-      <w:r>
-        <w:rPr>
-          <w:rStyle w:val="NormalTok"/>
-        </w:rPr>
-        <w:t xml:space="preserve">nums</w:t>
-      </w:r>
-    </w:p>
-    <w:p>
-      <w:pPr>
-        <w:pStyle w:val="SourceCode"/>
-      </w:pPr>
-      <w:r>
-        <w:rPr>
-          <w:rStyle w:val="VerbatimChar"/>
-        </w:rPr>
-        <w:t xml:space="preserve"># A tibble: 40 × 7</w:t>
-      </w:r>
-      <w:r>
-        <w:br/>
-      </w:r>
-      <w:r>
-        <w:rPr>
-          <w:rStyle w:val="VerbatimChar"/>
-        </w:rPr>
-        <w:t xml:space="preserve">      nu    so  so_L  so_J    ec  ec_L  ec_J</w:t>
-      </w:r>
-      <w:r>
-        <w:br/>
-      </w:r>
-      <w:r>
-        <w:rPr>
-          <w:rStyle w:val="VerbatimChar"/>
-        </w:rPr>
-        <w:t xml:space="preserve">   &lt;int&gt; &lt;dbl&gt; &lt;dbl&gt; &lt;dbl&gt; &lt;dbl&gt; &lt;dbl&gt; &lt;dbl&gt;</w:t>
-      </w:r>
-      <w:r>
-        <w:br/>
-      </w:r>
-      <w:r>
-        <w:rPr>
-          <w:rStyle w:val="VerbatimChar"/>
-        </w:rPr>
-        <w:t xml:space="preserve"> 1     1    10     5     5     3     2     1</w:t>
-      </w:r>
-      <w:r>
-        <w:br/>
-      </w:r>
-      <w:r>
-        <w:rPr>
-          <w:rStyle w:val="VerbatimChar"/>
-        </w:rPr>
-        <w:t xml:space="preserve"> 2     2    16     9     7     1    11     0</w:t>
-      </w:r>
-      <w:r>
-        <w:br/>
-      </w:r>
-      <w:r>
-        <w:rPr>
-          <w:rStyle w:val="VerbatimChar"/>
-        </w:rPr>
-        <w:t xml:space="preserve"> 3     3    18    10     8     2     1     2</w:t>
-      </w:r>
-      <w:r>
-        <w:br/>
-      </w:r>
-      <w:r>
-        <w:rPr>
-          <w:rStyle w:val="VerbatimChar"/>
-        </w:rPr>
-        <w:t xml:space="preserve"> 4     4     8     3     5    11     6     5</w:t>
-      </w:r>
-      <w:r>
-        <w:br/>
-      </w:r>
-      <w:r>
-        <w:rPr>
-          <w:rStyle w:val="VerbatimChar"/>
-        </w:rPr>
-        <w:t xml:space="preserve"> 5     5    10     4     6     4     2     4</w:t>
-      </w:r>
-      <w:r>
-        <w:br/>
-      </w:r>
-      <w:r>
-        <w:rPr>
-          <w:rStyle w:val="VerbatimChar"/>
-        </w:rPr>
-        <w:t xml:space="preserve"> 6     6     9     6     3     3    16     1</w:t>
-      </w:r>
-      <w:r>
-        <w:br/>
-      </w:r>
-      <w:r>
-        <w:rPr>
-          <w:rStyle w:val="VerbatimChar"/>
-        </w:rPr>
-        <w:t xml:space="preserve"> 7     7    10     5     5    15     9     7</w:t>
-      </w:r>
-      <w:r>
-        <w:br/>
-      </w:r>
-      <w:r>
-        <w:rPr>
-          <w:rStyle w:val="VerbatimChar"/>
-        </w:rPr>
-        <w:t xml:space="preserve"> 8     8    15     5    10     1     6     0</w:t>
-      </w:r>
-      <w:r>
-        <w:br/>
-      </w:r>
-      <w:r>
-        <w:rPr>
-          <w:rStyle w:val="VerbatimChar"/>
-        </w:rPr>
-        <w:t xml:space="preserve"> 9     9    10     4     6     1     2     0</w:t>
-      </w:r>
-      <w:r>
-        <w:br/>
-      </w:r>
-      <w:r>
-        <w:rPr>
-          <w:rStyle w:val="VerbatimChar"/>
-        </w:rPr>
-        <w:t xml:space="preserve">10    10    12     6     6     0     0    10</w:t>
-      </w:r>
-      <w:r>
-        <w:br/>
-      </w:r>
-      <w:r>
-        <w:rPr>
-          <w:rStyle w:val="VerbatimChar"/>
-        </w:rPr>
-        <w:t xml:space="preserve"># ℹ 30 more rows</w:t>
-      </w:r>
-    </w:p>
-    <w:p>
-      <w:pPr>
-        <w:pStyle w:val="FirstParagraph"/>
-      </w:pPr>
-      <w:r>
-        <w:t xml:space="preserve">Essai de rank</w:t>
-      </w:r>
-    </w:p>
-    <w:p>
-      <w:pPr>
-        <w:pStyle w:val="SourceCode"/>
-      </w:pPr>
-      <w:r>
-        <w:rPr>
-          <w:rStyle w:val="FunctionTok"/>
-        </w:rPr>
-        <w:t xml:space="preserve">sort</w:t>
-      </w:r>
-      <w:r>
-        <w:rPr>
-          <w:rStyle w:val="NormalTok"/>
-        </w:rPr>
-        <w:t xml:space="preserve">(</w:t>
-      </w:r>
-      <w:r>
-        <w:rPr>
-          <w:rStyle w:val="FunctionTok"/>
-        </w:rPr>
-        <w:t xml:space="preserve">rank</w:t>
-      </w:r>
-      <w:r>
-        <w:rPr>
-          <w:rStyle w:val="NormalTok"/>
-        </w:rPr>
-        <w:t xml:space="preserve">(nums</w:t>
-      </w:r>
-      <w:r>
-        <w:rPr>
-          <w:rStyle w:val="SpecialCharTok"/>
-        </w:rPr>
-        <w:t xml:space="preserve">$</w:t>
-      </w:r>
-      <w:r>
-        <w:rPr>
-          <w:rStyle w:val="NormalTok"/>
-        </w:rPr>
-        <w:t xml:space="preserve">so))</w:t>
-      </w:r>
-    </w:p>
-    <w:p>
-      <w:pPr>
-        <w:pStyle w:val="SourceCode"/>
-      </w:pPr>
-      <w:r>
-        <w:rPr>
-          <w:rStyle w:val="VerbatimChar"/>
-        </w:rPr>
-        <w:t xml:space="preserve"> [1]  1.0  2.0  3.0  4.5  4.5  6.5  6.5 11.5 11.5 11.5 11.5 11.5 11.5 11.5 11.5</w:t>
-      </w:r>
-      <w:r>
-        <w:br/>
-      </w:r>
-      <w:r>
-        <w:rPr>
-          <w:rStyle w:val="VerbatimChar"/>
-        </w:rPr>
-        <w:t xml:space="preserve">[16] 17.0 17.0 17.0 21.0 21.0 21.0 21.0 21.0 26.0 26.0 26.0 26.0 26.0 29.0 31.5</w:t>
-      </w:r>
-      <w:r>
-        <w:br/>
-      </w:r>
-      <w:r>
-        <w:rPr>
-          <w:rStyle w:val="VerbatimChar"/>
-        </w:rPr>
-        <w:t xml:space="preserve">[31] 31.5 31.5 31.5 34.5 34.5 36.5 36.5 38.0 39.0 40.0</w:t>
-      </w:r>
-    </w:p>
-    <w:p>
-      <w:pPr>
-        <w:pStyle w:val="SourceCode"/>
-      </w:pPr>
-      <w:r>
-        <w:rPr>
-          <w:rStyle w:val="FunctionTok"/>
-        </w:rPr>
-        <w:t xml:space="preserve">table</w:t>
-      </w:r>
-      <w:r>
-        <w:rPr>
-          <w:rStyle w:val="NormalTok"/>
-        </w:rPr>
-        <w:t xml:space="preserve">(nums</w:t>
-      </w:r>
-      <w:r>
-        <w:rPr>
-          <w:rStyle w:val="SpecialCharTok"/>
-        </w:rPr>
-        <w:t xml:space="preserve">$</w:t>
-      </w:r>
-      <w:r>
-        <w:rPr>
-          <w:rStyle w:val="NormalTok"/>
-        </w:rPr>
-        <w:t xml:space="preserve">so)</w:t>
-      </w:r>
-    </w:p>
-    <w:p>
-      <w:pPr>
-        <w:pStyle w:val="SourceCode"/>
-      </w:pPr>
-      <w:r>
-        <w:br/>
-      </w:r>
-      <w:r>
-        <w:rPr>
-          <w:rStyle w:val="VerbatimChar"/>
-        </w:rPr>
-        <w:t xml:space="preserve"> 3  5  7  8  9 10 11 12 13 14 15 16 17 18 19 22 </w:t>
-      </w:r>
-      <w:r>
-        <w:br/>
-      </w:r>
-      <w:r>
-        <w:rPr>
-          <w:rStyle w:val="VerbatimChar"/>
-        </w:rPr>
-        <w:t xml:space="preserve"> 1  1  1  2  2  8  3  5  5  1  4  2  2  1  1  1 </w:t>
-      </w:r>
-    </w:p>
-    <w:p>
-      <w:pPr>
-        <w:pStyle w:val="FirstParagraph"/>
-      </w:pPr>
-      <w:r>
-        <w:t xml:space="preserve">Essai de</w:t>
-      </w:r>
-      <w:r>
-        <w:t xml:space="preserve"> </w:t>
-      </w:r>
-      <w:r>
-        <w:rPr>
-          <w:rStyle w:val="VerbatimChar"/>
-        </w:rPr>
-        <w:t xml:space="preserve">quant.cut()</w:t>
-      </w:r>
-    </w:p>
-    <w:p>
-      <w:pPr>
-        <w:pStyle w:val="SourceCode"/>
-      </w:pPr>
-      <w:r>
-        <w:rPr>
-          <w:rStyle w:val="FunctionTok"/>
-        </w:rPr>
-        <w:t xml:space="preserve">table</w:t>
-      </w:r>
-      <w:r>
-        <w:rPr>
-          <w:rStyle w:val="NormalTok"/>
-        </w:rPr>
-        <w:t xml:space="preserve">(dreams</w:t>
-      </w:r>
-      <w:r>
-        <w:rPr>
-          <w:rStyle w:val="SpecialCharTok"/>
-        </w:rPr>
-        <w:t xml:space="preserve">$</w:t>
-      </w:r>
-      <w:r>
-        <w:rPr>
-          <w:rStyle w:val="NormalTok"/>
-        </w:rPr>
-        <w:t xml:space="preserve">so)</w:t>
-      </w:r>
-    </w:p>
-    <w:p>
-      <w:pPr>
-        <w:pStyle w:val="SourceCode"/>
-      </w:pPr>
-      <w:r>
-        <w:br/>
-      </w:r>
-      <w:r>
-        <w:rPr>
-          <w:rStyle w:val="VerbatimChar"/>
-        </w:rPr>
-        <w:t xml:space="preserve">12 15 16 22 </w:t>
-      </w:r>
-      <w:r>
-        <w:br/>
-      </w:r>
-      <w:r>
-        <w:rPr>
-          <w:rStyle w:val="VerbatimChar"/>
-        </w:rPr>
-        <w:t xml:space="preserve"> 1  1  2  1 </w:t>
-      </w:r>
-    </w:p>
-    <w:p>
-      <w:pPr>
-        <w:pStyle w:val="SourceCode"/>
-      </w:pPr>
-      <w:r>
-        <w:rPr>
-          <w:rStyle w:val="FunctionTok"/>
-        </w:rPr>
-        <w:t xml:space="preserve">table</w:t>
-      </w:r>
-      <w:r>
-        <w:rPr>
-          <w:rStyle w:val="NormalTok"/>
-        </w:rPr>
-        <w:t xml:space="preserve">(</w:t>
-      </w:r>
-      <w:r>
-        <w:rPr>
-          <w:rStyle w:val="FunctionTok"/>
-        </w:rPr>
-        <w:t xml:space="preserve">quant.cut</w:t>
-      </w:r>
-      <w:r>
-        <w:rPr>
-          <w:rStyle w:val="NormalTok"/>
-        </w:rPr>
-        <w:t xml:space="preserve">(dreams</w:t>
-      </w:r>
-      <w:r>
-        <w:rPr>
-          <w:rStyle w:val="SpecialCharTok"/>
-        </w:rPr>
-        <w:t xml:space="preserve">$</w:t>
-      </w:r>
-      <w:r>
-        <w:rPr>
-          <w:rStyle w:val="NormalTok"/>
-        </w:rPr>
-        <w:t xml:space="preserve">so,</w:t>
-      </w:r>
-      <w:r>
-        <w:br/>
-      </w:r>
-      <w:r>
-        <w:rPr>
-          <w:rStyle w:val="NormalTok"/>
-        </w:rPr>
-        <w:t xml:space="preserve">                </w:t>
-      </w:r>
-      <w:r>
-        <w:rPr>
-          <w:rStyle w:val="AttributeTok"/>
-        </w:rPr>
-        <w:t xml:space="preserve">nbclass =</w:t>
-      </w:r>
-      <w:r>
-        <w:rPr>
-          <w:rStyle w:val="NormalTok"/>
-        </w:rPr>
-        <w:t xml:space="preserve"> </w:t>
-      </w:r>
-      <w:r>
-        <w:rPr>
-          <w:rStyle w:val="DecValTok"/>
-        </w:rPr>
-        <w:t xml:space="preserve">3</w:t>
-      </w:r>
-      <w:r>
-        <w:rPr>
-          <w:rStyle w:val="NormalTok"/>
-        </w:rPr>
+    <w:bookmarkStart w:id="46" w:name="references"/>
+    <w:p>
+      <w:pPr>
+        <w:pStyle w:val="Heading1"/>
+      </w:pPr>
+      <w:r>
+        <w:t xml:space="preserve">References</w:t>
+      </w:r>
+    </w:p>
+    <w:bookmarkStart w:id="45" w:name="refs"/>
+    <w:bookmarkStart w:id="40" w:name="ref-EuroDreams_frwikipedia"/>
+    <w:p>
+      <w:pPr>
+        <w:pStyle w:val="Bibliography"/>
+      </w:pPr>
+      <w:r>
+        <w:t xml:space="preserve">Wikipédia. 2026a.</w:t>
+      </w:r>
+      <w:r>
+        <w:t xml:space="preserve"> </w:t>
+      </w:r>
+      <w:r>
+        <w:t xml:space="preserve">« EuroDreams — Wikipédia</w:t>
+      </w:r>
+      <w:r>
         <w:t xml:space="preserve">,</w:t>
       </w:r>
       <w:r>
-        <w:br/>
-      </w:r>
-      <w:r>
-        <w:rPr>
-          <w:rStyle w:val="NormalTok"/>
-        </w:rPr>
-        <w:t xml:space="preserve">                </w:t>
-      </w:r>
-      <w:r>
-        <w:rPr>
-          <w:rStyle w:val="AttributeTok"/>
-        </w:rPr>
-        <w:t xml:space="preserve">labels =</w:t>
-      </w:r>
-      <w:r>
-        <w:rPr>
-          <w:rStyle w:val="NormalTok"/>
-        </w:rPr>
-        <w:t xml:space="preserve"> </w:t>
-      </w:r>
-      <w:r>
-        <w:rPr>
-          <w:rStyle w:val="FunctionTok"/>
-        </w:rPr>
-        <w:t xml:space="preserve">c</w:t>
-      </w:r>
-      <w:r>
-        <w:rPr>
-          <w:rStyle w:val="NormalTok"/>
-        </w:rPr>
-        <w:t xml:space="preserve">(</w:t>
-      </w:r>
-      <w:r>
-        <w:rPr>
-          <w:rStyle w:val="StringTok"/>
-        </w:rPr>
-        <w:t xml:space="preserve">"a"</w:t>
-      </w:r>
-      <w:r>
-        <w:rPr>
-          <w:rStyle w:val="NormalTok"/>
-        </w:rPr>
-        <w:t xml:space="preserve">, </w:t>
-      </w:r>
-      <w:r>
-        <w:rPr>
-          <w:rStyle w:val="StringTok"/>
-        </w:rPr>
-        <w:t xml:space="preserve">"b"</w:t>
-      </w:r>
-      <w:r>
-        <w:rPr>
-          <w:rStyle w:val="NormalTok"/>
-        </w:rPr>
-        <w:t xml:space="preserve">, </w:t>
-      </w:r>
-      <w:r>
-        <w:rPr>
-          <w:rStyle w:val="StringTok"/>
-        </w:rPr>
-        <w:t xml:space="preserve">"c"</w:t>
-      </w:r>
-      <w:r>
-        <w:rPr>
-          <w:rStyle w:val="NormalTok"/>
-        </w:rPr>
-        <w:t xml:space="preserve">)</w:t>
-      </w:r>
-      <w:r>
-        <w:br/>
-      </w:r>
-      <w:r>
-        <w:rPr>
-          <w:rStyle w:val="NormalTok"/>
-        </w:rPr>
-        <w:t xml:space="preserve">                ))</w:t>
-      </w:r>
-    </w:p>
-    <w:p>
-      <w:pPr>
-        <w:pStyle w:val="SourceCode"/>
-      </w:pPr>
-      <w:r>
-        <w:br/>
-      </w:r>
-      <w:r>
-        <w:rPr>
-          <w:rStyle w:val="VerbatimChar"/>
-        </w:rPr>
-        <w:t xml:space="preserve">a b c </w:t>
-      </w:r>
-      <w:r>
-        <w:br/>
-      </w:r>
-      <w:r>
-        <w:rPr>
-          <w:rStyle w:val="VerbatimChar"/>
-        </w:rPr>
-        <w:t xml:space="preserve">2 0 3 </w:t>
-      </w:r>
-    </w:p>
-    <w:p>
-      <w:pPr>
-        <w:pStyle w:val="SourceCode"/>
-      </w:pPr>
-      <w:r>
-        <w:rPr>
-          <w:rStyle w:val="FunctionTok"/>
-        </w:rPr>
-        <w:t xml:space="preserve">table</w:t>
-      </w:r>
-      <w:r>
-        <w:rPr>
-          <w:rStyle w:val="NormalTok"/>
-        </w:rPr>
-        <w:t xml:space="preserve">(</w:t>
-      </w:r>
-      <w:r>
-        <w:rPr>
-          <w:rStyle w:val="FunctionTok"/>
-        </w:rPr>
-        <w:t xml:space="preserve">quant.cut</w:t>
-      </w:r>
-      <w:r>
-        <w:rPr>
-          <w:rStyle w:val="NormalTok"/>
-        </w:rPr>
-        <w:t xml:space="preserve">(nums</w:t>
-      </w:r>
-      <w:r>
-        <w:rPr>
-          <w:rStyle w:val="SpecialCharTok"/>
-        </w:rPr>
-        <w:t xml:space="preserve">$</w:t>
-      </w:r>
-      <w:r>
-        <w:rPr>
-          <w:rStyle w:val="NormalTok"/>
-        </w:rPr>
-        <w:t xml:space="preserve">so,</w:t>
-      </w:r>
-      <w:r>
-        <w:br/>
-      </w:r>
-      <w:r>
-        <w:rPr>
-          <w:rStyle w:val="NormalTok"/>
-        </w:rPr>
-        <w:t xml:space="preserve">                </w:t>
-      </w:r>
-      <w:r>
-        <w:rPr>
-          <w:rStyle w:val="AttributeTok"/>
-        </w:rPr>
-        <w:t xml:space="preserve">nbclass =</w:t>
-      </w:r>
-      <w:r>
-        <w:rPr>
-          <w:rStyle w:val="NormalTok"/>
-        </w:rPr>
-        <w:t xml:space="preserve"> </w:t>
-      </w:r>
-      <w:r>
-        <w:rPr>
-          <w:rStyle w:val="DecValTok"/>
-        </w:rPr>
-        <w:t xml:space="preserve">20</w:t>
-      </w:r>
-      <w:r>
-        <w:rPr>
-          <w:rStyle w:val="NormalTok"/>
-        </w:rPr>
-        <w:t xml:space="preserve">,</w:t>
-      </w:r>
-      <w:r>
-        <w:br/>
-      </w:r>
-      <w:r>
-        <w:rPr>
-          <w:rStyle w:val="NormalTok"/>
-        </w:rPr>
-        <w:t xml:space="preserve">                </w:t>
-      </w:r>
-      <w:r>
-        <w:rPr>
-          <w:rStyle w:val="AttributeTok"/>
-        </w:rPr>
-        <w:t xml:space="preserve">labels =</w:t>
-      </w:r>
-      <w:r>
-        <w:rPr>
-          <w:rStyle w:val="NormalTok"/>
-        </w:rPr>
-        <w:t xml:space="preserve"> </w:t>
-      </w:r>
-      <w:r>
-        <w:rPr>
-          <w:rStyle w:val="ConstantTok"/>
-        </w:rPr>
-        <w:t xml:space="preserve">FALSE</w:t>
-      </w:r>
-      <w:r>
-        <w:rPr>
-          <w:rStyle w:val="NormalTok"/>
-        </w:rPr>
-        <w:t xml:space="preserve">))</w:t>
-      </w:r>
-    </w:p>
-    <w:p>
-      <w:pPr>
-        <w:pStyle w:val="SourceCode"/>
-      </w:pPr>
-      <w:r>
-        <w:br/>
-      </w:r>
-      <w:r>
-        <w:rPr>
-          <w:rStyle w:val="VerbatimChar"/>
-        </w:rPr>
-        <w:t xml:space="preserve"> 1  2  3  4  5  6  8  9 10 11 12 13 14 </w:t>
-      </w:r>
-      <w:r>
-        <w:br/>
-      </w:r>
-      <w:r>
-        <w:rPr>
-          <w:rStyle w:val="VerbatimChar"/>
-        </w:rPr>
-        <w:t xml:space="preserve"> 2  1  2  2  8  3  5  5  1  4  2  3  2 </w:t>
-      </w:r>
-    </w:p>
-    <w:p>
-      <w:pPr>
-        <w:pStyle w:val="SourceCode"/>
-      </w:pPr>
-      <w:r>
-        <w:rPr>
-          <w:rStyle w:val="NormalTok"/>
-        </w:rPr>
-        <w:t xml:space="preserve">nums</w:t>
-      </w:r>
-    </w:p>
-    <w:p>
-      <w:pPr>
-        <w:pStyle w:val="SourceCode"/>
-      </w:pPr>
-      <w:r>
-        <w:rPr>
-          <w:rStyle w:val="VerbatimChar"/>
-        </w:rPr>
-        <w:t xml:space="preserve"># A tibble: 40 × 7</w:t>
-      </w:r>
-      <w:r>
-        <w:br/>
-      </w:r>
-      <w:r>
-        <w:rPr>
-          <w:rStyle w:val="VerbatimChar"/>
-        </w:rPr>
-        <w:t xml:space="preserve">      nu    so  so_L  so_J    ec  ec_L  ec_J</w:t>
-      </w:r>
-      <w:r>
-        <w:br/>
-      </w:r>
-      <w:r>
-        <w:rPr>
-          <w:rStyle w:val="VerbatimChar"/>
-        </w:rPr>
-        <w:t xml:space="preserve">   &lt;int&gt; &lt;dbl&gt; &lt;dbl&gt; &lt;dbl&gt; &lt;dbl&gt; &lt;dbl&gt; &lt;dbl&gt;</w:t>
-      </w:r>
-      <w:r>
-        <w:br/>
-      </w:r>
-      <w:r>
-        <w:rPr>
-          <w:rStyle w:val="VerbatimChar"/>
-        </w:rPr>
-        <w:t xml:space="preserve"> 1     1    10     5     5     3     2     1</w:t>
-      </w:r>
-      <w:r>
-        <w:br/>
-      </w:r>
-      <w:r>
-        <w:rPr>
-          <w:rStyle w:val="VerbatimChar"/>
-        </w:rPr>
-        <w:t xml:space="preserve"> 2     2    16     9     7     1    11     0</w:t>
-      </w:r>
-      <w:r>
-        <w:br/>
-      </w:r>
-      <w:r>
-        <w:rPr>
-          <w:rStyle w:val="VerbatimChar"/>
-        </w:rPr>
-        <w:t xml:space="preserve"> 3     3    18    10     8     2     1     2</w:t>
-      </w:r>
-      <w:r>
-        <w:br/>
-      </w:r>
-      <w:r>
-        <w:rPr>
-          <w:rStyle w:val="VerbatimChar"/>
-        </w:rPr>
-        <w:t xml:space="preserve"> 4     4     8     3     5    11     6     5</w:t>
-      </w:r>
-      <w:r>
-        <w:br/>
-      </w:r>
-      <w:r>
-        <w:rPr>
-          <w:rStyle w:val="VerbatimChar"/>
-        </w:rPr>
-        <w:t xml:space="preserve"> 5     5    10     4     6     4     2     4</w:t>
-      </w:r>
-      <w:r>
-        <w:br/>
-      </w:r>
-      <w:r>
-        <w:rPr>
-          <w:rStyle w:val="VerbatimChar"/>
-        </w:rPr>
-        <w:t xml:space="preserve"> 6     6     9     6     3     3    16     1</w:t>
-      </w:r>
-      <w:r>
-        <w:br/>
-      </w:r>
-      <w:r>
-        <w:rPr>
-          <w:rStyle w:val="VerbatimChar"/>
-        </w:rPr>
-        <w:t xml:space="preserve"> 7     7    10     5     5    15     9     7</w:t>
-      </w:r>
-      <w:r>
-        <w:br/>
-      </w:r>
-      <w:r>
-        <w:rPr>
-          <w:rStyle w:val="VerbatimChar"/>
-        </w:rPr>
-        <w:t xml:space="preserve"> 8     8    15     5    10     1     6     0</w:t>
-      </w:r>
-      <w:r>
-        <w:br/>
-      </w:r>
-      <w:r>
-        <w:rPr>
-          <w:rStyle w:val="VerbatimChar"/>
-        </w:rPr>
-        <w:t xml:space="preserve"> 9     9    10     4     6     1     2     0</w:t>
-      </w:r>
-      <w:r>
-        <w:br/>
-      </w:r>
-      <w:r>
-        <w:rPr>
-          <w:rStyle w:val="VerbatimChar"/>
-        </w:rPr>
-        <w:t xml:space="preserve">10    10    12     6     6     0     0    10</w:t>
-      </w:r>
-      <w:r>
-        <w:br/>
-      </w:r>
-      <w:r>
-        <w:rPr>
-          <w:rStyle w:val="VerbatimChar"/>
-        </w:rPr>
-        <w:t xml:space="preserve"># ℹ 30 more rows</w:t>
-      </w:r>
-    </w:p>
-    <w:p>
-      <w:pPr>
-        <w:pStyle w:val="FirstParagraph"/>
-      </w:pPr>
-      <w:r>
-        <w:t xml:space="preserve">donnees &lt;- donnees |&gt;</w:t>
-      </w:r>
-      <w:r>
-        <w:t xml:space="preserve"> </w:t>
-      </w:r>
-      <w:r>
-        <w:t xml:space="preserve">mutate(n1 = b2[,1], .after = bg) |&gt;</w:t>
-      </w:r>
-      <w:r>
-        <w:t xml:space="preserve"> </w:t>
-      </w:r>
-      <w:r>
-        <w:t xml:space="preserve">mutate(n2 = b2[,2], .after = n1) |&gt;</w:t>
-      </w:r>
-    </w:p>
-    <w:p>
-      <w:pPr>
-        <w:pStyle w:val="SourceCode"/>
-      </w:pPr>
-      <w:r>
-        <w:rPr>
-          <w:rStyle w:val="NormalTok"/>
-        </w:rPr>
-        <w:t xml:space="preserve">nums </w:t>
-      </w:r>
-      <w:r>
-        <w:rPr>
-          <w:rStyle w:val="OtherTok"/>
-        </w:rPr>
-        <w:t xml:space="preserve">&lt;-</w:t>
-      </w:r>
-      <w:r>
-        <w:rPr>
-          <w:rStyle w:val="NormalTok"/>
-        </w:rPr>
-        <w:t xml:space="preserve"> nums </w:t>
-      </w:r>
-      <w:r>
-        <w:rPr>
-          <w:rStyle w:val="SpecialCharTok"/>
-        </w:rPr>
-        <w:t xml:space="preserve">|&gt;</w:t>
-      </w:r>
-      <w:r>
-        <w:rPr>
-          <w:rStyle w:val="NormalTok"/>
-        </w:rPr>
-        <w:t xml:space="preserve"> </w:t>
-      </w:r>
-      <w:r>
-        <w:br/>
-      </w:r>
-      <w:r>
-        <w:rPr>
-          <w:rStyle w:val="NormalTok"/>
-        </w:rPr>
-        <w:t xml:space="preserve">  </w:t>
-      </w:r>
-      <w:r>
-        <w:rPr>
-          <w:rStyle w:val="FunctionTok"/>
-        </w:rPr>
-        <w:t xml:space="preserve">mutate</w:t>
-      </w:r>
-      <w:r>
-        <w:rPr>
-          <w:rStyle w:val="NormalTok"/>
-        </w:rPr>
-        <w:t xml:space="preserve">(</w:t>
-      </w:r>
-      <w:r>
-        <w:rPr>
-          <w:rStyle w:val="AttributeTok"/>
-        </w:rPr>
-        <w:t xml:space="preserve">soQ =</w:t>
-      </w:r>
-      <w:r>
-        <w:rPr>
-          <w:rStyle w:val="NormalTok"/>
-        </w:rPr>
-        <w:t xml:space="preserve"> </w:t>
-      </w:r>
-      <w:r>
-        <w:rPr>
-          <w:rStyle w:val="FunctionTok"/>
-        </w:rPr>
-        <w:t xml:space="preserve">quant.cut</w:t>
-      </w:r>
-      <w:r>
-        <w:rPr>
-          <w:rStyle w:val="NormalTok"/>
-        </w:rPr>
-        <w:t xml:space="preserve">(nums</w:t>
-      </w:r>
-      <w:r>
-        <w:rPr>
-          <w:rStyle w:val="SpecialCharTok"/>
-        </w:rPr>
-        <w:t xml:space="preserve">$</w:t>
-      </w:r>
-      <w:r>
-        <w:rPr>
-          <w:rStyle w:val="NormalTok"/>
-        </w:rPr>
-        <w:t xml:space="preserve">so,</w:t>
-      </w:r>
-      <w:r>
-        <w:br/>
-      </w:r>
-      <w:r>
-        <w:rPr>
-          <w:rStyle w:val="NormalTok"/>
-        </w:rPr>
-        <w:t xml:space="preserve">                </w:t>
-      </w:r>
-      <w:r>
-        <w:rPr>
-          <w:rStyle w:val="AttributeTok"/>
-        </w:rPr>
-        <w:t xml:space="preserve">nbclass =</w:t>
-      </w:r>
-      <w:r>
-        <w:rPr>
-          <w:rStyle w:val="NormalTok"/>
-        </w:rPr>
-        <w:t xml:space="preserve"> </w:t>
-      </w:r>
-      <w:r>
-        <w:rPr>
-          <w:rStyle w:val="DecValTok"/>
-        </w:rPr>
-        <w:t xml:space="preserve">15</w:t>
-      </w:r>
-      <w:r>
-        <w:rPr>
-          <w:rStyle w:val="NormalTok"/>
-        </w:rPr>
-        <w:t xml:space="preserve">,</w:t>
-      </w:r>
-      <w:r>
-        <w:br/>
-      </w:r>
-      <w:r>
-        <w:rPr>
-          <w:rStyle w:val="NormalTok"/>
-        </w:rPr>
-        <w:t xml:space="preserve">                </w:t>
-      </w:r>
-      <w:r>
-        <w:rPr>
-          <w:rStyle w:val="AttributeTok"/>
-        </w:rPr>
-        <w:t xml:space="preserve">labels =</w:t>
-      </w:r>
-      <w:r>
-        <w:rPr>
-          <w:rStyle w:val="NormalTok"/>
-        </w:rPr>
-        <w:t xml:space="preserve"> </w:t>
-      </w:r>
-      <w:r>
-        <w:rPr>
-          <w:rStyle w:val="ConstantTok"/>
-        </w:rPr>
-        <w:t xml:space="preserve">FALSE</w:t>
-      </w:r>
-      <w:r>
-        <w:rPr>
-          <w:rStyle w:val="NormalTok"/>
-        </w:rPr>
-        <w:t xml:space="preserve">),</w:t>
-      </w:r>
-      <w:r>
-        <w:br/>
-      </w:r>
-      <w:r>
-        <w:rPr>
-          <w:rStyle w:val="NormalTok"/>
-        </w:rPr>
-        <w:t xml:space="preserve">         </w:t>
-      </w:r>
-      <w:r>
-        <w:rPr>
-          <w:rStyle w:val="AttributeTok"/>
-        </w:rPr>
-        <w:t xml:space="preserve">.after =</w:t>
-      </w:r>
-      <w:r>
-        <w:rPr>
-          <w:rStyle w:val="NormalTok"/>
-        </w:rPr>
-        <w:t xml:space="preserve"> so)</w:t>
-      </w:r>
-      <w:r>
-        <w:br/>
-      </w:r>
-      <w:r>
-        <w:rPr>
-          <w:rStyle w:val="NormalTok"/>
-        </w:rPr>
-        <w:t xml:space="preserve">nums</w:t>
-      </w:r>
-    </w:p>
-    <w:p>
-      <w:pPr>
-        <w:pStyle w:val="SourceCode"/>
-      </w:pPr>
-      <w:r>
-        <w:rPr>
-          <w:rStyle w:val="VerbatimChar"/>
-        </w:rPr>
-        <w:t xml:space="preserve"># A tibble: 40 × 8</w:t>
-      </w:r>
-      <w:r>
-        <w:br/>
-      </w:r>
-      <w:r>
-        <w:rPr>
-          <w:rStyle w:val="VerbatimChar"/>
-        </w:rPr>
-        <w:t xml:space="preserve">      nu    so   soQ  so_L  so_J    ec  ec_L  ec_J</w:t>
-      </w:r>
-      <w:r>
-        <w:br/>
-      </w:r>
-      <w:r>
-        <w:rPr>
-          <w:rStyle w:val="VerbatimChar"/>
-        </w:rPr>
-        <w:t xml:space="preserve">   &lt;int&gt; &lt;dbl&gt; &lt;int&gt; &lt;dbl&gt; &lt;dbl&gt; &lt;dbl&gt; &lt;dbl&gt; &lt;dbl&gt;</w:t>
-      </w:r>
-      <w:r>
-        <w:br/>
-      </w:r>
-      <w:r>
-        <w:rPr>
-          <w:rStyle w:val="VerbatimChar"/>
-        </w:rPr>
-        <w:t xml:space="preserve"> 1     1    10     4     5     5     3     2     1</w:t>
-      </w:r>
-      <w:r>
-        <w:br/>
-      </w:r>
-      <w:r>
-        <w:rPr>
-          <w:rStyle w:val="VerbatimChar"/>
-        </w:rPr>
-        <w:t xml:space="preserve"> 2     2    16    10     9     7     1    11     0</w:t>
-      </w:r>
-      <w:r>
-        <w:br/>
-      </w:r>
-      <w:r>
-        <w:rPr>
-          <w:rStyle w:val="VerbatimChar"/>
-        </w:rPr>
-        <w:t xml:space="preserve"> 3     3    18    11    10     8     2     1     2</w:t>
-      </w:r>
-      <w:r>
-        <w:br/>
-      </w:r>
-      <w:r>
-        <w:rPr>
-          <w:rStyle w:val="VerbatimChar"/>
-        </w:rPr>
-        <w:t xml:space="preserve"> 4     4     8     2     3     5    11     6     5</w:t>
-      </w:r>
-      <w:r>
-        <w:br/>
-      </w:r>
-      <w:r>
-        <w:rPr>
-          <w:rStyle w:val="VerbatimChar"/>
-        </w:rPr>
-        <w:t xml:space="preserve"> 5     5    10     4     4     6     4     2     4</w:t>
-      </w:r>
-      <w:r>
-        <w:br/>
-      </w:r>
-      <w:r>
-        <w:rPr>
-          <w:rStyle w:val="VerbatimChar"/>
-        </w:rPr>
-        <w:t xml:space="preserve"> 6     6     9     3     6     3     3    16     1</w:t>
-      </w:r>
-      <w:r>
-        <w:br/>
-      </w:r>
-      <w:r>
-        <w:rPr>
-          <w:rStyle w:val="VerbatimChar"/>
-        </w:rPr>
-        <w:t xml:space="preserve"> 7     7    10     4     5     5    15     9     7</w:t>
-      </w:r>
-      <w:r>
-        <w:br/>
-      </w:r>
-      <w:r>
-        <w:rPr>
-          <w:rStyle w:val="VerbatimChar"/>
-        </w:rPr>
-        <w:t xml:space="preserve"> 8     8    15     9     5    10     1     6     0</w:t>
-      </w:r>
-      <w:r>
-        <w:br/>
-      </w:r>
-      <w:r>
-        <w:rPr>
-          <w:rStyle w:val="VerbatimChar"/>
-        </w:rPr>
-        <w:t xml:space="preserve"> 9     9    10     4     4     6     1     2     0</w:t>
-      </w:r>
-      <w:r>
-        <w:br/>
-      </w:r>
-      <w:r>
-        <w:rPr>
-          <w:rStyle w:val="VerbatimChar"/>
-        </w:rPr>
-        <w:t xml:space="preserve">10    10    12     6     6     6     0     0    10</w:t>
-      </w:r>
-      <w:r>
-        <w:br/>
-      </w:r>
-      <w:r>
-        <w:rPr>
-          <w:rStyle w:val="VerbatimChar"/>
-        </w:rPr>
-        <w:t xml:space="preserve"># ℹ 30 more rows</w:t>
-      </w:r>
-    </w:p>
-    <w:p>
-      <w:pPr>
-        <w:pStyle w:val="SourceCode"/>
-      </w:pPr>
-      <w:r>
-        <w:rPr>
-          <w:rStyle w:val="NormalTok"/>
-        </w:rPr>
-        <w:t xml:space="preserve">nums </w:t>
-      </w:r>
-      <w:r>
-        <w:rPr>
-          <w:rStyle w:val="OtherTok"/>
-        </w:rPr>
-        <w:t xml:space="preserve">&lt;-</w:t>
-      </w:r>
-      <w:r>
-        <w:rPr>
-          <w:rStyle w:val="NormalTok"/>
-        </w:rPr>
-        <w:t xml:space="preserve"> nums </w:t>
-      </w:r>
-      <w:r>
-        <w:rPr>
-          <w:rStyle w:val="SpecialCharTok"/>
-        </w:rPr>
-        <w:t xml:space="preserve">|&gt;</w:t>
-      </w:r>
-      <w:r>
-        <w:rPr>
-          <w:rStyle w:val="NormalTok"/>
-        </w:rPr>
-        <w:t xml:space="preserve"> </w:t>
-      </w:r>
-      <w:r>
-        <w:br/>
-      </w:r>
-      <w:r>
-        <w:rPr>
-          <w:rStyle w:val="NormalTok"/>
-        </w:rPr>
-        <w:t xml:space="preserve">  </w:t>
-      </w:r>
-      <w:r>
-        <w:rPr>
-          <w:rStyle w:val="FunctionTok"/>
-        </w:rPr>
-        <w:t xml:space="preserve">mutate</w:t>
-      </w:r>
-      <w:r>
-        <w:rPr>
-          <w:rStyle w:val="NormalTok"/>
-        </w:rPr>
-        <w:t xml:space="preserve">(</w:t>
-      </w:r>
-      <w:r>
-        <w:rPr>
-          <w:rStyle w:val="AttributeTok"/>
-        </w:rPr>
-        <w:t xml:space="preserve">soQ =</w:t>
-      </w:r>
-      <w:r>
-        <w:rPr>
-          <w:rStyle w:val="NormalTok"/>
-        </w:rPr>
-        <w:t xml:space="preserve"> </w:t>
-      </w:r>
-      <w:r>
-        <w:rPr>
-          <w:rStyle w:val="FunctionTok"/>
-        </w:rPr>
-        <w:t xml:space="preserve">cut</w:t>
-      </w:r>
-      <w:r>
-        <w:rPr>
-          <w:rStyle w:val="NormalTok"/>
-        </w:rPr>
-        <w:t xml:space="preserve">(nums</w:t>
-      </w:r>
-      <w:r>
-        <w:rPr>
-          <w:rStyle w:val="SpecialCharTok"/>
-        </w:rPr>
-        <w:t xml:space="preserve">$</w:t>
-      </w:r>
-      <w:r>
-        <w:rPr>
-          <w:rStyle w:val="NormalTok"/>
-        </w:rPr>
-        <w:t xml:space="preserve">so,</w:t>
-      </w:r>
-      <w:r>
-        <w:br/>
-      </w:r>
-      <w:r>
-        <w:rPr>
-          <w:rStyle w:val="NormalTok"/>
-        </w:rPr>
-        <w:t xml:space="preserve">                </w:t>
-      </w:r>
-      <w:r>
-        <w:rPr>
-          <w:rStyle w:val="AttributeTok"/>
-        </w:rPr>
-        <w:t xml:space="preserve">breaks =</w:t>
-      </w:r>
-      <w:r>
-        <w:rPr>
-          <w:rStyle w:val="NormalTok"/>
-        </w:rPr>
-        <w:t xml:space="preserve"> </w:t>
-      </w:r>
-      <w:r>
-        <w:rPr>
-          <w:rStyle w:val="DecValTok"/>
-        </w:rPr>
-        <w:t xml:space="preserve">5</w:t>
-      </w:r>
-      <w:r>
-        <w:rPr>
-          <w:rStyle w:val="NormalTok"/>
-        </w:rPr>
-        <w:t xml:space="preserve">,</w:t>
-      </w:r>
-      <w:r>
-        <w:br/>
-      </w:r>
-      <w:r>
-        <w:rPr>
-          <w:rStyle w:val="NormalTok"/>
-        </w:rPr>
-        <w:t xml:space="preserve">                </w:t>
-      </w:r>
-      <w:r>
-        <w:rPr>
-          <w:rStyle w:val="AttributeTok"/>
-        </w:rPr>
-        <w:t xml:space="preserve">labels =</w:t>
-      </w:r>
-      <w:r>
-        <w:rPr>
-          <w:rStyle w:val="NormalTok"/>
-        </w:rPr>
-        <w:t xml:space="preserve"> </w:t>
-      </w:r>
-      <w:r>
-        <w:rPr>
-          <w:rStyle w:val="ConstantTok"/>
-        </w:rPr>
-        <w:t xml:space="preserve">FALSE</w:t>
-      </w:r>
-      <w:r>
-        <w:rPr>
-          <w:rStyle w:val="NormalTok"/>
-        </w:rPr>
-        <w:t xml:space="preserve">),</w:t>
-      </w:r>
-      <w:r>
-        <w:br/>
-      </w:r>
-      <w:r>
-        <w:rPr>
-          <w:rStyle w:val="NormalTok"/>
-        </w:rPr>
-        <w:t xml:space="preserve">         </w:t>
-      </w:r>
-      <w:r>
-        <w:rPr>
-          <w:rStyle w:val="AttributeTok"/>
-        </w:rPr>
-        <w:t xml:space="preserve">.after =</w:t>
-      </w:r>
-      <w:r>
-        <w:rPr>
-          <w:rStyle w:val="NormalTok"/>
-        </w:rPr>
-        <w:t xml:space="preserve"> so)</w:t>
-      </w:r>
-      <w:r>
-        <w:br/>
-      </w:r>
-      <w:r>
-        <w:rPr>
-          <w:rStyle w:val="NormalTok"/>
-        </w:rPr>
-        <w:t xml:space="preserve">nums</w:t>
-      </w:r>
-    </w:p>
-    <w:p>
-      <w:pPr>
-        <w:pStyle w:val="SourceCode"/>
-      </w:pPr>
-      <w:r>
-        <w:rPr>
-          <w:rStyle w:val="VerbatimChar"/>
-        </w:rPr>
-        <w:t xml:space="preserve"># A tibble: 40 × 8</w:t>
-      </w:r>
-      <w:r>
-        <w:br/>
-      </w:r>
-      <w:r>
-        <w:rPr>
-          <w:rStyle w:val="VerbatimChar"/>
-        </w:rPr>
-        <w:t xml:space="preserve">      nu    so   soQ  so_L  so_J    ec  ec_L  ec_J</w:t>
-      </w:r>
-      <w:r>
-        <w:br/>
-      </w:r>
-      <w:r>
-        <w:rPr>
-          <w:rStyle w:val="VerbatimChar"/>
-        </w:rPr>
-        <w:t xml:space="preserve">   &lt;int&gt; &lt;dbl&gt; &lt;int&gt; &lt;dbl&gt; &lt;dbl&gt; &lt;dbl&gt; &lt;dbl&gt; &lt;dbl&gt;</w:t>
-      </w:r>
-      <w:r>
-        <w:br/>
-      </w:r>
-      <w:r>
-        <w:rPr>
-          <w:rStyle w:val="VerbatimChar"/>
-        </w:rPr>
-        <w:t xml:space="preserve"> 1     1    10     2     5     5     3     2     1</w:t>
-      </w:r>
-      <w:r>
-        <w:br/>
-      </w:r>
-      <w:r>
-        <w:rPr>
-          <w:rStyle w:val="VerbatimChar"/>
-        </w:rPr>
-        <w:t xml:space="preserve"> 2     2    16     4     9     7     1    11     0</w:t>
-      </w:r>
-      <w:r>
-        <w:br/>
-      </w:r>
-      <w:r>
-        <w:rPr>
-          <w:rStyle w:val="VerbatimChar"/>
-        </w:rPr>
-        <w:t xml:space="preserve"> 3     3    18     4    10     8     2     1     2</w:t>
-      </w:r>
-      <w:r>
-        <w:br/>
-      </w:r>
-      <w:r>
-        <w:rPr>
-          <w:rStyle w:val="VerbatimChar"/>
-        </w:rPr>
-        <w:t xml:space="preserve"> 4     4     8     2     3     5    11     6     5</w:t>
-      </w:r>
-      <w:r>
-        <w:br/>
-      </w:r>
-      <w:r>
-        <w:rPr>
-          <w:rStyle w:val="VerbatimChar"/>
-        </w:rPr>
-        <w:t xml:space="preserve"> 5     5    10     2     4     6     4     2     4</w:t>
-      </w:r>
-      <w:r>
-        <w:br/>
-      </w:r>
-      <w:r>
-        <w:rPr>
-          <w:rStyle w:val="VerbatimChar"/>
-        </w:rPr>
-        <w:t xml:space="preserve"> 6     6     9     2     6     3     3    16     1</w:t>
-      </w:r>
-      <w:r>
-        <w:br/>
-      </w:r>
-      <w:r>
-        <w:rPr>
-          <w:rStyle w:val="VerbatimChar"/>
-        </w:rPr>
-        <w:t xml:space="preserve"> 7     7    10     2     5     5    15     9     7</w:t>
-      </w:r>
-      <w:r>
-        <w:br/>
-      </w:r>
-      <w:r>
-        <w:rPr>
-          <w:rStyle w:val="VerbatimChar"/>
-        </w:rPr>
-        <w:t xml:space="preserve"> 8     8    15     4     5    10     1     6     0</w:t>
-      </w:r>
-      <w:r>
-        <w:br/>
-      </w:r>
-      <w:r>
-        <w:rPr>
-          <w:rStyle w:val="VerbatimChar"/>
-        </w:rPr>
-        <w:t xml:space="preserve"> 9     9    10     2     4     6     1     2     0</w:t>
-      </w:r>
-      <w:r>
-        <w:br/>
-      </w:r>
-      <w:r>
-        <w:rPr>
-          <w:rStyle w:val="VerbatimChar"/>
-        </w:rPr>
-        <w:t xml:space="preserve">10    10    12     3     6     6     0     0    10</w:t>
-      </w:r>
-      <w:r>
-        <w:br/>
-      </w:r>
-      <w:r>
-        <w:rPr>
-          <w:rStyle w:val="VerbatimChar"/>
-        </w:rPr>
-        <w:t xml:space="preserve"># ℹ 30 more rows</w:t>
-      </w:r>
-    </w:p>
-    <w:p>
-      <w:pPr>
-        <w:pStyle w:val="SourceCode"/>
-      </w:pPr>
-      <w:r>
-        <w:rPr>
-          <w:rStyle w:val="FunctionTok"/>
-        </w:rPr>
-        <w:t xml:space="preserve">table</w:t>
-      </w:r>
-      <w:r>
-        <w:rPr>
-          <w:rStyle w:val="NormalTok"/>
-        </w:rPr>
-        <w:t xml:space="preserve">(nums</w:t>
-      </w:r>
-      <w:r>
-        <w:rPr>
-          <w:rStyle w:val="SpecialCharTok"/>
-        </w:rPr>
-        <w:t xml:space="preserve">$</w:t>
-      </w:r>
-      <w:r>
-        <w:rPr>
-          <w:rStyle w:val="NormalTok"/>
-        </w:rPr>
-        <w:t xml:space="preserve">soQ)</w:t>
-      </w:r>
-    </w:p>
-    <w:p>
-      <w:pPr>
-        <w:pStyle w:val="SourceCode"/>
-      </w:pPr>
-      <w:r>
-        <w:br/>
-      </w:r>
-      <w:r>
-        <w:rPr>
-          <w:rStyle w:val="VerbatimChar"/>
-        </w:rPr>
-        <w:t xml:space="preserve"> 1  2  3  4  5 </w:t>
-      </w:r>
-      <w:r>
-        <w:br/>
-      </w:r>
-      <w:r>
-        <w:rPr>
-          <w:rStyle w:val="VerbatimChar"/>
-        </w:rPr>
-        <w:t xml:space="preserve"> 2 13 14  9  2 </w:t>
-      </w:r>
-    </w:p>
-    <w:p>
-      <w:pPr>
-        <w:pStyle w:val="SourceCode"/>
-      </w:pPr>
-      <w:r>
-        <w:rPr>
-          <w:rStyle w:val="FunctionTok"/>
-        </w:rPr>
-        <w:t xml:space="preserve">hist</w:t>
-      </w:r>
-      <w:r>
-        <w:rPr>
-          <w:rStyle w:val="NormalTok"/>
-        </w:rPr>
-        <w:t xml:space="preserve">(nums</w:t>
-      </w:r>
-      <w:r>
-        <w:rPr>
-          <w:rStyle w:val="SpecialCharTok"/>
-        </w:rPr>
-        <w:t xml:space="preserve">$</w:t>
-      </w:r>
-      <w:r>
-        <w:rPr>
-          <w:rStyle w:val="NormalTok"/>
-        </w:rPr>
-        <w:t xml:space="preserve">soQ)</w:t>
-      </w:r>
-    </w:p>
-    <w:p>
-      <w:pPr>
-        <w:pStyle w:val="FirstParagraph"/>
-      </w:pPr>
-      <w:r>
-        <w:drawing>
-          <wp:inline>
-            <wp:extent cx="5334000" cy="4267200"/>
-            <wp:effectExtent b="0" l="0" r="0" t="0"/>
-            <wp:docPr descr="" title="" id="41" name="Picture"/>
-            <a:graphic>
-              <a:graphicData uri="http://schemas.openxmlformats.org/drawingml/2006/picture">
-                <pic:pic>
-                  <pic:nvPicPr>
-                    <pic:cNvPr descr="stats1_files/figure-docx/unnamed-chunk-36-1.png" id="42" name="Picture"/>
-                    <pic:cNvPicPr>
-                      <a:picLocks noChangeArrowheads="1" noChangeAspect="1"/>
-                    </pic:cNvPicPr>
-                  </pic:nvPicPr>
-                  <pic:blipFill>
-                    <a:blip r:embed="rId40"/>
-                    <a:stretch>
-                      <a:fillRect/>
-                    </a:stretch>
-                  </pic:blipFill>
-                  <pic:spPr bwMode="auto">
-                    <a:xfrm>
-                      <a:off x="0" y="0"/>
-                      <a:ext cx="5334000" cy="4267200"/>
-                    </a:xfrm>
-                    <a:prstGeom prst="rect">
-                      <a:avLst/>
-                    </a:prstGeom>
-                    <a:noFill/>
-                    <a:ln w="9525">
-                      <a:noFill/>
-                      <a:headEnd/>
-                      <a:tailEnd/>
-                    </a:ln>
-                  </pic:spPr>
-                </pic:pic>
-              </a:graphicData>
-            </a:graphic>
-          </wp:inline>
-        </w:drawing>
-      </w:r>
-    </w:p>
-    <w:p>
-      <w:pPr>
-        <w:pStyle w:val="SourceCode"/>
-      </w:pPr>
-      <w:r>
-        <w:rPr>
-          <w:rStyle w:val="NormalTok"/>
-        </w:rPr>
-        <w:t xml:space="preserve">nums</w:t>
-      </w:r>
-      <w:r>
-        <w:rPr>
-          <w:rStyle w:val="SpecialCharTok"/>
-        </w:rPr>
-        <w:t xml:space="preserve">$</w:t>
-      </w:r>
-      <w:r>
-        <w:rPr>
-          <w:rStyle w:val="NormalTok"/>
-        </w:rPr>
-        <w:t xml:space="preserve">soQ </w:t>
-      </w:r>
-      <w:r>
-        <w:rPr>
-          <w:rStyle w:val="OtherTok"/>
-        </w:rPr>
-        <w:t xml:space="preserve">&lt;-</w:t>
-      </w:r>
-      <w:r>
-        <w:rPr>
-          <w:rStyle w:val="NormalTok"/>
-        </w:rPr>
-        <w:t xml:space="preserve"> LETTERS[nums</w:t>
-      </w:r>
-      <w:r>
-        <w:rPr>
-          <w:rStyle w:val="SpecialCharTok"/>
-        </w:rPr>
-        <w:t xml:space="preserve">$</w:t>
-      </w:r>
-      <w:r>
-        <w:rPr>
-          <w:rStyle w:val="NormalTok"/>
-        </w:rPr>
-        <w:t xml:space="preserve">soQ]</w:t>
-      </w:r>
-      <w:r>
-        <w:br/>
-      </w:r>
-      <w:r>
-        <w:rPr>
-          <w:rStyle w:val="NormalTok"/>
-        </w:rPr>
-        <w:t xml:space="preserve">nums</w:t>
-      </w:r>
-      <w:r>
-        <w:rPr>
-          <w:rStyle w:val="SpecialCharTok"/>
-        </w:rPr>
-        <w:t xml:space="preserve">$</w:t>
-      </w:r>
-      <w:r>
-        <w:rPr>
-          <w:rStyle w:val="NormalTok"/>
-        </w:rPr>
-        <w:t xml:space="preserve">soQ </w:t>
-      </w:r>
-      <w:r>
-        <w:rPr>
-          <w:rStyle w:val="OtherTok"/>
-        </w:rPr>
-        <w:t xml:space="preserve">&lt;-</w:t>
-      </w:r>
-      <w:r>
-        <w:rPr>
-          <w:rStyle w:val="NormalTok"/>
-        </w:rPr>
-        <w:t xml:space="preserve"> </w:t>
-      </w:r>
-      <w:r>
-        <w:rPr>
-          <w:rStyle w:val="FunctionTok"/>
-        </w:rPr>
-        <w:t xml:space="preserve">paste0</w:t>
-      </w:r>
-      <w:r>
-        <w:rPr>
-          <w:rStyle w:val="NormalTok"/>
-        </w:rPr>
-        <w:t xml:space="preserve">(nums</w:t>
-      </w:r>
-      <w:r>
-        <w:rPr>
-          <w:rStyle w:val="SpecialCharTok"/>
-        </w:rPr>
-        <w:t xml:space="preserve">$</w:t>
-      </w:r>
-      <w:r>
-        <w:rPr>
-          <w:rStyle w:val="NormalTok"/>
-        </w:rPr>
-        <w:t xml:space="preserve">soQ, </w:t>
-      </w:r>
-      <w:r>
-        <w:rPr>
-          <w:rStyle w:val="StringTok"/>
-        </w:rPr>
-        <w:t xml:space="preserve">":ST"</w:t>
-      </w:r>
-      <w:r>
-        <w:rPr>
-          <w:rStyle w:val="NormalTok"/>
-        </w:rPr>
-        <w:t xml:space="preserve">)</w:t>
-      </w:r>
-      <w:r>
-        <w:br/>
-      </w:r>
-      <w:r>
-        <w:rPr>
-          <w:rStyle w:val="NormalTok"/>
-        </w:rPr>
-        <w:t xml:space="preserve">nums</w:t>
-      </w:r>
-    </w:p>
-    <w:p>
-      <w:pPr>
-        <w:pStyle w:val="SourceCode"/>
-      </w:pPr>
-      <w:r>
-        <w:rPr>
-          <w:rStyle w:val="VerbatimChar"/>
-        </w:rPr>
-        <w:t xml:space="preserve"># A tibble: 40 × 8</w:t>
-      </w:r>
-      <w:r>
-        <w:br/>
-      </w:r>
-      <w:r>
-        <w:rPr>
-          <w:rStyle w:val="VerbatimChar"/>
-        </w:rPr>
-        <w:t xml:space="preserve">      nu    so soQ    so_L  so_J    ec  ec_L  ec_J</w:t>
-      </w:r>
-      <w:r>
-        <w:br/>
-      </w:r>
-      <w:r>
-        <w:rPr>
-          <w:rStyle w:val="VerbatimChar"/>
-        </w:rPr>
-        <w:t xml:space="preserve">   &lt;int&gt; &lt;dbl&gt; &lt;chr&gt; &lt;dbl&gt; &lt;dbl&gt; &lt;dbl&gt; &lt;dbl&gt; &lt;dbl&gt;</w:t>
-      </w:r>
-      <w:r>
-        <w:br/>
-      </w:r>
-      <w:r>
-        <w:rPr>
-          <w:rStyle w:val="VerbatimChar"/>
-        </w:rPr>
-        <w:t xml:space="preserve"> 1     1    10 B:ST      5     5     3     2     1</w:t>
-      </w:r>
-      <w:r>
-        <w:br/>
-      </w:r>
-      <w:r>
-        <w:rPr>
-          <w:rStyle w:val="VerbatimChar"/>
-        </w:rPr>
-        <w:t xml:space="preserve"> 2     2    16 D:ST      9     7     1    11     0</w:t>
-      </w:r>
-      <w:r>
-        <w:br/>
-      </w:r>
-      <w:r>
-        <w:rPr>
-          <w:rStyle w:val="VerbatimChar"/>
-        </w:rPr>
-        <w:t xml:space="preserve"> 3     3    18 D:ST     10     8     2     1     2</w:t>
-      </w:r>
-      <w:r>
-        <w:br/>
-      </w:r>
-      <w:r>
-        <w:rPr>
-          <w:rStyle w:val="VerbatimChar"/>
-        </w:rPr>
-        <w:t xml:space="preserve"> 4     4     8 B:ST      3     5    11     6     5</w:t>
-      </w:r>
-      <w:r>
-        <w:br/>
-      </w:r>
-      <w:r>
-        <w:rPr>
-          <w:rStyle w:val="VerbatimChar"/>
-        </w:rPr>
-        <w:t xml:space="preserve"> 5     5    10 B:ST      4     6     4     2     4</w:t>
-      </w:r>
-      <w:r>
-        <w:br/>
-      </w:r>
-      <w:r>
-        <w:rPr>
-          <w:rStyle w:val="VerbatimChar"/>
-        </w:rPr>
-        <w:t xml:space="preserve"> 6     6     9 B:ST      6     3     3    16     1</w:t>
-      </w:r>
-      <w:r>
-        <w:br/>
-      </w:r>
-      <w:r>
-        <w:rPr>
-          <w:rStyle w:val="VerbatimChar"/>
-        </w:rPr>
-        <w:t xml:space="preserve"> 7     7    10 B:ST      5     5    15     9     7</w:t>
-      </w:r>
-      <w:r>
-        <w:br/>
-      </w:r>
-      <w:r>
-        <w:rPr>
-          <w:rStyle w:val="VerbatimChar"/>
-        </w:rPr>
-        <w:t xml:space="preserve"> 8     8    15 D:ST      5    10     1     6     0</w:t>
-      </w:r>
-      <w:r>
-        <w:br/>
-      </w:r>
-      <w:r>
-        <w:rPr>
-          <w:rStyle w:val="VerbatimChar"/>
-        </w:rPr>
-        <w:t xml:space="preserve"> 9     9    10 B:ST      4     6     1     2     0</w:t>
-      </w:r>
-      <w:r>
-        <w:br/>
-      </w:r>
-      <w:r>
-        <w:rPr>
-          <w:rStyle w:val="VerbatimChar"/>
-        </w:rPr>
-        <w:t xml:space="preserve">10    10    12 C:ST      6     6     0     0    10</w:t>
-      </w:r>
-      <w:r>
-        <w:br/>
-      </w:r>
-      <w:r>
-        <w:rPr>
-          <w:rStyle w:val="VerbatimChar"/>
-        </w:rPr>
-        <w:t xml:space="preserve"># ℹ 30 more rows</w:t>
-      </w:r>
-    </w:p>
-    <w:p>
-      <w:pPr>
-        <w:pStyle w:val="SourceCode"/>
-      </w:pPr>
-      <w:r>
-        <w:rPr>
-          <w:rStyle w:val="FunctionTok"/>
-        </w:rPr>
-        <w:t xml:space="preserve">table</w:t>
-      </w:r>
-      <w:r>
-        <w:rPr>
-          <w:rStyle w:val="NormalTok"/>
-        </w:rPr>
-        <w:t xml:space="preserve">(nums</w:t>
-      </w:r>
-      <w:r>
-        <w:rPr>
-          <w:rStyle w:val="SpecialCharTok"/>
-        </w:rPr>
-        <w:t xml:space="preserve">$</w:t>
-      </w:r>
-      <w:r>
-        <w:rPr>
-          <w:rStyle w:val="NormalTok"/>
-        </w:rPr>
-        <w:t xml:space="preserve">soQ)</w:t>
-      </w:r>
-    </w:p>
-    <w:p>
-      <w:pPr>
-        <w:pStyle w:val="SourceCode"/>
-      </w:pPr>
-      <w:r>
-        <w:br/>
-      </w:r>
-      <w:r>
-        <w:rPr>
-          <w:rStyle w:val="VerbatimChar"/>
-        </w:rPr>
-        <w:t xml:space="preserve">A:ST B:ST C:ST D:ST E:ST </w:t>
-      </w:r>
-      <w:r>
-        <w:br/>
-      </w:r>
-      <w:r>
-        <w:rPr>
-          <w:rStyle w:val="VerbatimChar"/>
-        </w:rPr>
-        <w:t xml:space="preserve">   2   13   14    9    2 </w:t>
-      </w:r>
-    </w:p>
-    <w:p>
-      <w:pPr>
-        <w:pStyle w:val="SourceCode"/>
-      </w:pPr>
-      <w:r>
-        <w:rPr>
-          <w:rStyle w:val="NormalTok"/>
-        </w:rPr>
-        <w:t xml:space="preserve">nums </w:t>
-      </w:r>
-      <w:r>
-        <w:rPr>
-          <w:rStyle w:val="SpecialCharTok"/>
-        </w:rPr>
-        <w:t xml:space="preserve">|&gt;</w:t>
-      </w:r>
-      <w:r>
-        <w:rPr>
-          <w:rStyle w:val="NormalTok"/>
-        </w:rPr>
-        <w:t xml:space="preserve"> </w:t>
-      </w:r>
-      <w:r>
-        <w:br/>
-      </w:r>
-      <w:r>
-        <w:rPr>
-          <w:rStyle w:val="NormalTok"/>
-        </w:rPr>
-        <w:t xml:space="preserve">  dplyr</w:t>
-      </w:r>
-      <w:r>
-        <w:rPr>
-          <w:rStyle w:val="SpecialCharTok"/>
-        </w:rPr>
-        <w:t xml:space="preserve">::</w:t>
-      </w:r>
-      <w:r>
-        <w:rPr>
-          <w:rStyle w:val="FunctionTok"/>
-        </w:rPr>
-        <w:t xml:space="preserve">count</w:t>
-      </w:r>
-      <w:r>
-        <w:rPr>
-          <w:rStyle w:val="NormalTok"/>
-        </w:rPr>
-        <w:t xml:space="preserve">(so) </w:t>
-      </w:r>
-      <w:r>
-        <w:rPr>
-          <w:rStyle w:val="SpecialCharTok"/>
-        </w:rPr>
-        <w:t xml:space="preserve">|&gt;</w:t>
-      </w:r>
-      <w:r>
-        <w:br/>
-      </w:r>
-      <w:r>
-        <w:rPr>
-          <w:rStyle w:val="NormalTok"/>
-        </w:rPr>
-        <w:t xml:space="preserve">  </w:t>
-      </w:r>
-      <w:r>
-        <w:rPr>
-          <w:rStyle w:val="FunctionTok"/>
-        </w:rPr>
-        <w:t xml:space="preserve">mutate</w:t>
-      </w:r>
-      <w:r>
-        <w:rPr>
-          <w:rStyle w:val="NormalTok"/>
-        </w:rPr>
-        <w:t xml:space="preserve">(</w:t>
-      </w:r>
-      <w:r>
-        <w:rPr>
-          <w:rStyle w:val="AttributeTok"/>
-        </w:rPr>
-        <w:t xml:space="preserve">prop =</w:t>
-      </w:r>
-      <w:r>
-        <w:rPr>
-          <w:rStyle w:val="NormalTok"/>
-        </w:rPr>
-        <w:t xml:space="preserve"> </w:t>
-      </w:r>
-      <w:r>
-        <w:rPr>
-          <w:rStyle w:val="FunctionTok"/>
-        </w:rPr>
-        <w:t xml:space="preserve">proportions</w:t>
-      </w:r>
-      <w:r>
-        <w:rPr>
-          <w:rStyle w:val="NormalTok"/>
-        </w:rPr>
-        <w:t xml:space="preserve">(n) </w:t>
-      </w:r>
-      <w:r>
-        <w:rPr>
-          <w:rStyle w:val="SpecialCharTok"/>
-        </w:rPr>
-        <w:t xml:space="preserve">*</w:t>
-      </w:r>
-      <w:r>
-        <w:rPr>
-          <w:rStyle w:val="NormalTok"/>
-        </w:rPr>
-        <w:t xml:space="preserve"> </w:t>
-      </w:r>
-      <w:r>
-        <w:rPr>
-          <w:rStyle w:val="DecValTok"/>
-        </w:rPr>
-        <w:t xml:space="preserve">100</w:t>
-      </w:r>
-      <w:r>
-        <w:rPr>
-          <w:rStyle w:val="NormalTok"/>
-        </w:rPr>
-        <w:t xml:space="preserve">) </w:t>
-      </w:r>
-      <w:r>
-        <w:rPr>
-          <w:rStyle w:val="SpecialCharTok"/>
-        </w:rPr>
-        <w:t xml:space="preserve">|&gt;</w:t>
-      </w:r>
-      <w:r>
-        <w:rPr>
-          <w:rStyle w:val="NormalTok"/>
-        </w:rPr>
-        <w:t xml:space="preserve"> </w:t>
-      </w:r>
-      <w:r>
-        <w:rPr>
-          <w:rStyle w:val="FunctionTok"/>
-        </w:rPr>
-        <w:t xml:space="preserve">arrange</w:t>
-      </w:r>
-      <w:r>
-        <w:rPr>
-          <w:rStyle w:val="NormalTok"/>
-        </w:rPr>
-        <w:t xml:space="preserve">(prop)</w:t>
-      </w:r>
-    </w:p>
-    <w:p>
-      <w:pPr>
-        <w:pStyle w:val="SourceCode"/>
-      </w:pPr>
-      <w:r>
-        <w:rPr>
-          <w:rStyle w:val="VerbatimChar"/>
-        </w:rPr>
-        <w:t xml:space="preserve"># A tibble: 16 × 3</w:t>
-      </w:r>
-      <w:r>
-        <w:br/>
-      </w:r>
-      <w:r>
-        <w:rPr>
-          <w:rStyle w:val="VerbatimChar"/>
-        </w:rPr>
-        <w:t xml:space="preserve">      so     n  prop</w:t>
-      </w:r>
-      <w:r>
-        <w:br/>
-      </w:r>
-      <w:r>
-        <w:rPr>
-          <w:rStyle w:val="VerbatimChar"/>
-        </w:rPr>
-        <w:t xml:space="preserve">   &lt;dbl&gt; &lt;int&gt; &lt;dbl&gt;</w:t>
-      </w:r>
-      <w:r>
-        <w:br/>
-      </w:r>
-      <w:r>
-        <w:rPr>
-          <w:rStyle w:val="VerbatimChar"/>
-        </w:rPr>
-        <w:t xml:space="preserve"> 1     3     1   2.5</w:t>
-      </w:r>
-      <w:r>
-        <w:br/>
-      </w:r>
-      <w:r>
-        <w:rPr>
-          <w:rStyle w:val="VerbatimChar"/>
-        </w:rPr>
-        <w:t xml:space="preserve"> 2     5     1   2.5</w:t>
-      </w:r>
-      <w:r>
-        <w:br/>
-      </w:r>
-      <w:r>
-        <w:rPr>
-          <w:rStyle w:val="VerbatimChar"/>
-        </w:rPr>
-        <w:t xml:space="preserve"> 3     7     1   2.5</w:t>
-      </w:r>
-      <w:r>
-        <w:br/>
-      </w:r>
-      <w:r>
-        <w:rPr>
-          <w:rStyle w:val="VerbatimChar"/>
-        </w:rPr>
-        <w:t xml:space="preserve"> 4    14     1   2.5</w:t>
-      </w:r>
-      <w:r>
-        <w:br/>
-      </w:r>
-      <w:r>
-        <w:rPr>
-          <w:rStyle w:val="VerbatimChar"/>
-        </w:rPr>
-        <w:t xml:space="preserve"> 5    18     1   2.5</w:t>
-      </w:r>
-      <w:r>
-        <w:br/>
-      </w:r>
-      <w:r>
-        <w:rPr>
-          <w:rStyle w:val="VerbatimChar"/>
-        </w:rPr>
-        <w:t xml:space="preserve"> 6    19     1   2.5</w:t>
-      </w:r>
-      <w:r>
-        <w:br/>
-      </w:r>
-      <w:r>
-        <w:rPr>
-          <w:rStyle w:val="VerbatimChar"/>
-        </w:rPr>
-        <w:t xml:space="preserve"> 7    22     1   2.5</w:t>
-      </w:r>
-      <w:r>
-        <w:br/>
-      </w:r>
-      <w:r>
-        <w:rPr>
-          <w:rStyle w:val="VerbatimChar"/>
-        </w:rPr>
-        <w:t xml:space="preserve"> 8     8     2   5  </w:t>
-      </w:r>
-      <w:r>
-        <w:br/>
-      </w:r>
-      <w:r>
-        <w:rPr>
-          <w:rStyle w:val="VerbatimChar"/>
-        </w:rPr>
-        <w:t xml:space="preserve"> 9     9     2   5  </w:t>
-      </w:r>
-      <w:r>
-        <w:br/>
-      </w:r>
-      <w:r>
-        <w:rPr>
-          <w:rStyle w:val="VerbatimChar"/>
-        </w:rPr>
-        <w:t xml:space="preserve">10    16     2   5  </w:t>
-      </w:r>
-      <w:r>
-        <w:br/>
-      </w:r>
-      <w:r>
-        <w:rPr>
-          <w:rStyle w:val="VerbatimChar"/>
-        </w:rPr>
-        <w:t xml:space="preserve">11    17     2   5  </w:t>
-      </w:r>
-      <w:r>
-        <w:br/>
-      </w:r>
-      <w:r>
-        <w:rPr>
-          <w:rStyle w:val="VerbatimChar"/>
-        </w:rPr>
-        <w:t xml:space="preserve">12    11     3   7.5</w:t>
-      </w:r>
-      <w:r>
-        <w:br/>
-      </w:r>
-      <w:r>
-        <w:rPr>
-          <w:rStyle w:val="VerbatimChar"/>
-        </w:rPr>
-        <w:t xml:space="preserve">13    15     4  10  </w:t>
-      </w:r>
-      <w:r>
-        <w:br/>
-      </w:r>
-      <w:r>
-        <w:rPr>
-          <w:rStyle w:val="VerbatimChar"/>
-        </w:rPr>
-        <w:t xml:space="preserve">14    12     5  12.5</w:t>
-      </w:r>
-      <w:r>
-        <w:br/>
-      </w:r>
-      <w:r>
-        <w:rPr>
-          <w:rStyle w:val="VerbatimChar"/>
-        </w:rPr>
-        <w:t xml:space="preserve">15    13     5  12.5</w:t>
-      </w:r>
-      <w:r>
-        <w:br/>
-      </w:r>
-      <w:r>
-        <w:rPr>
-          <w:rStyle w:val="VerbatimChar"/>
-        </w:rPr>
-        <w:t xml:space="preserve">16    10     8  20  </w:t>
-      </w:r>
-    </w:p>
-    <w:p>
-      <w:pPr>
-        <w:pStyle w:val="SourceCode"/>
-      </w:pPr>
-      <w:r>
-        <w:rPr>
-          <w:rStyle w:val="FunctionTok"/>
-        </w:rPr>
-        <w:t xml:space="preserve">sum</w:t>
-      </w:r>
-      <w:r>
-        <w:rPr>
-          <w:rStyle w:val="NormalTok"/>
-        </w:rPr>
-        <w:t xml:space="preserve">(nums</w:t>
-      </w:r>
-      <w:r>
-        <w:rPr>
-          <w:rStyle w:val="SpecialCharTok"/>
-        </w:rPr>
-        <w:t xml:space="preserve">$</w:t>
-      </w:r>
-      <w:r>
-        <w:rPr>
-          <w:rStyle w:val="NormalTok"/>
-        </w:rPr>
-        <w:t xml:space="preserve">so) </w:t>
-      </w:r>
-      <w:r>
-        <w:rPr>
-          <w:rStyle w:val="SpecialCharTok"/>
-        </w:rPr>
-        <w:t xml:space="preserve">/</w:t>
-      </w:r>
-      <w:r>
-        <w:rPr>
-          <w:rStyle w:val="NormalTok"/>
-        </w:rPr>
-        <w:t xml:space="preserve"> </w:t>
-      </w:r>
-      <w:r>
-        <w:rPr>
-          <w:rStyle w:val="DecValTok"/>
-        </w:rPr>
-        <w:t xml:space="preserve">40</w:t>
-      </w:r>
-    </w:p>
-    <w:p>
-      <w:pPr>
-        <w:pStyle w:val="SourceCode"/>
-      </w:pPr>
-      <w:r>
-        <w:rPr>
-          <w:rStyle w:val="VerbatimChar"/>
-        </w:rPr>
-        <w:t xml:space="preserve">[1] 12.15</w:t>
-      </w:r>
-    </w:p>
-    <w:p>
-      <w:pPr>
-        <w:pStyle w:val="SourceCode"/>
-      </w:pPr>
-      <w:r>
-        <w:rPr>
-          <w:rStyle w:val="FunctionTok"/>
-        </w:rPr>
-        <w:t xml:space="preserve">summary</w:t>
-      </w:r>
-      <w:r>
-        <w:rPr>
-          <w:rStyle w:val="NormalTok"/>
-        </w:rPr>
-        <w:t xml:space="preserve">(nums)</w:t>
-      </w:r>
-    </w:p>
-    <w:p>
-      <w:pPr>
-        <w:pStyle w:val="SourceCode"/>
-      </w:pPr>
-      <w:r>
-        <w:rPr>
-          <w:rStyle w:val="VerbatimChar"/>
-        </w:rPr>
-        <w:t xml:space="preserve">       nu              so            soQ                 so_L      </w:t>
-      </w:r>
-      <w:r>
-        <w:br/>
-      </w:r>
-      <w:r>
-        <w:rPr>
-          <w:rStyle w:val="VerbatimChar"/>
-        </w:rPr>
-        <w:t xml:space="preserve"> Min.   : 1.00   Min.   : 3.00   Length:40          Min.   : 2.00  </w:t>
-      </w:r>
-      <w:r>
-        <w:br/>
-      </w:r>
-      <w:r>
-        <w:rPr>
-          <w:rStyle w:val="VerbatimChar"/>
-        </w:rPr>
-        <w:t xml:space="preserve"> 1st Qu.:10.75   1st Qu.:10.00   Class :character   1st Qu.: 4.75  </w:t>
-      </w:r>
-      <w:r>
-        <w:br/>
-      </w:r>
-      <w:r>
-        <w:rPr>
-          <w:rStyle w:val="VerbatimChar"/>
-        </w:rPr>
-        <w:t xml:space="preserve"> Median :20.50   Median :12.00   Mode  :character   Median : 6.00  </w:t>
-      </w:r>
-      <w:r>
-        <w:br/>
-      </w:r>
-      <w:r>
-        <w:rPr>
-          <w:rStyle w:val="VerbatimChar"/>
-        </w:rPr>
-        <w:t xml:space="preserve"> Mean   :20.50   Mean   :12.15                      Mean   : 6.15  </w:t>
-      </w:r>
-      <w:r>
-        <w:br/>
-      </w:r>
-      <w:r>
-        <w:rPr>
-          <w:rStyle w:val="VerbatimChar"/>
-        </w:rPr>
-        <w:t xml:space="preserve"> 3rd Qu.:30.25   3rd Qu.:15.00                      3rd Qu.: 7.25  </w:t>
-      </w:r>
-      <w:r>
-        <w:br/>
-      </w:r>
-      <w:r>
-        <w:rPr>
-          <w:rStyle w:val="VerbatimChar"/>
-        </w:rPr>
-        <w:t xml:space="preserve"> Max.   :40.00   Max.   :22.00                      Max.   :12.00  </w:t>
-      </w:r>
-      <w:r>
-        <w:br/>
-      </w:r>
-      <w:r>
-        <w:rPr>
-          <w:rStyle w:val="VerbatimChar"/>
-        </w:rPr>
-        <w:t xml:space="preserve">      so_J          ec              ec_L            ec_J      </w:t>
-      </w:r>
-      <w:r>
-        <w:br/>
-      </w:r>
-      <w:r>
-        <w:rPr>
-          <w:rStyle w:val="VerbatimChar"/>
-        </w:rPr>
-        <w:t xml:space="preserve"> Min.   : 1   Min.   : 0.000   Min.   : 0.00   Min.   : 0.00  </w:t>
-      </w:r>
-      <w:r>
-        <w:br/>
-      </w:r>
-      <w:r>
-        <w:rPr>
-          <w:rStyle w:val="VerbatimChar"/>
-        </w:rPr>
-        <w:t xml:space="preserve"> 1st Qu.: 4   1st Qu.: 1.000   1st Qu.: 1.75   1st Qu.: 1.00  </w:t>
-      </w:r>
-      <w:r>
-        <w:br/>
-      </w:r>
-      <w:r>
-        <w:rPr>
-          <w:rStyle w:val="VerbatimChar"/>
-        </w:rPr>
-        <w:t xml:space="preserve"> Median : 6   Median : 3.000   Median : 4.50   Median : 3.00  </w:t>
-      </w:r>
-      <w:r>
-        <w:br/>
-      </w:r>
-      <w:r>
-        <w:rPr>
-          <w:rStyle w:val="VerbatimChar"/>
-        </w:rPr>
-        <w:t xml:space="preserve"> Mean   : 6   Mean   : 6.275   Mean   : 5.75   Mean   : 5.85  </w:t>
-      </w:r>
-      <w:r>
-        <w:br/>
-      </w:r>
-      <w:r>
-        <w:rPr>
-          <w:rStyle w:val="VerbatimChar"/>
-        </w:rPr>
-        <w:t xml:space="preserve"> 3rd Qu.: 8   3rd Qu.: 9.250   3rd Qu.: 9.00   3rd Qu.: 9.00  </w:t>
-      </w:r>
-      <w:r>
-        <w:br/>
-      </w:r>
-      <w:r>
-        <w:rPr>
-          <w:rStyle w:val="VerbatimChar"/>
-        </w:rPr>
-        <w:t xml:space="preserve"> Max.   :11   Max.   :35.000   Max.   :23.00   Max.   :35.00  </w:t>
-      </w:r>
-    </w:p>
-    <w:bookmarkEnd w:id="43"/>
-    <w:bookmarkEnd w:id="44"/>
-    <w:bookmarkStart w:id="52" w:name="references"/>
-    <w:p>
-      <w:pPr>
-        <w:pStyle w:val="Heading1"/>
-      </w:pPr>
-      <w:r>
-        <w:t xml:space="preserve">References</w:t>
-      </w:r>
-    </w:p>
-    <w:bookmarkStart w:id="51" w:name="refs"/>
-    <w:bookmarkStart w:id="46" w:name="ref-EuroDreams_frwikipedia"/>
-    <w:p>
-      <w:pPr>
-        <w:pStyle w:val="Bibliography"/>
-      </w:pPr>
-      <w:r>
-        <w:t xml:space="preserve">Wikipédia. 2026a.</w:t>
-      </w:r>
-      <w:r>
-        <w:t xml:space="preserve"> </w:t>
-      </w:r>
-      <w:r>
-        <w:t xml:space="preserve">« EuroDreams — Wikipédia</w:t>
-      </w:r>
-      <w:r>
-        <w:t xml:space="preserve">,</w:t>
-      </w:r>
-      <w:r>
         <w:t xml:space="preserve"> </w:t>
       </w:r>
       <w:r>
@@ -10181,7 +7521,7 @@
       <w:r>
         <w:t xml:space="preserve"> </w:t>
       </w:r>
-      <w:hyperlink r:id="rId45">
+      <w:hyperlink r:id="rId39">
         <w:r>
           <w:rPr>
             <w:rStyle w:val="Hyperlink"/>
@@ -10193,8 +7533,8 @@
         <w:t xml:space="preserve">.</w:t>
       </w:r>
     </w:p>
-    <w:bookmarkEnd w:id="46"/>
-    <w:bookmarkStart w:id="48" w:name="ref-FDJ_frwikipedia"/>
+    <w:bookmarkEnd w:id="40"/>
+    <w:bookmarkStart w:id="42" w:name="ref-FDJ_frwikipedia"/>
     <w:p>
       <w:pPr>
         <w:pStyle w:val="Bibliography"/>
@@ -10223,7 +7563,7 @@
       <w:r>
         <w:t xml:space="preserve"> </w:t>
       </w:r>
-      <w:hyperlink r:id="rId47">
+      <w:hyperlink r:id="rId41">
         <w:r>
           <w:rPr>
             <w:rStyle w:val="Hyperlink"/>
@@ -10235,8 +7575,8 @@
         <w:t xml:space="preserve">.</w:t>
       </w:r>
     </w:p>
-    <w:bookmarkEnd w:id="48"/>
-    <w:bookmarkStart w:id="50" w:name="ref-R_frwikipedia"/>
+    <w:bookmarkEnd w:id="42"/>
+    <w:bookmarkStart w:id="44" w:name="ref-R_frwikipedia"/>
     <w:p>
       <w:pPr>
         <w:pStyle w:val="Bibliography"/>
@@ -10265,7 +7605,7 @@
       <w:r>
         <w:t xml:space="preserve"> </w:t>
       </w:r>
-      <w:hyperlink r:id="rId49">
+      <w:hyperlink r:id="rId43">
         <w:r>
           <w:rPr>
             <w:rStyle w:val="Hyperlink"/>
@@ -10277,9 +7617,9 @@
         <w:t xml:space="preserve">.</w:t>
       </w:r>
     </w:p>
-    <w:bookmarkEnd w:id="50"/>
-    <w:bookmarkEnd w:id="51"/>
-    <w:bookmarkEnd w:id="52"/>
+    <w:bookmarkEnd w:id="44"/>
+    <w:bookmarkEnd w:id="45"/>
+    <w:bookmarkEnd w:id="46"/>
     <w:sectPr>
       <w:footnotePr>
         <w:numRestart w:val="eachSect"/>
@@ -10328,7 +7668,7 @@
       </w:r>
     </w:p>
   </w:footnote>
-  <w:footnote w:id="29">
+  <w:footnote w:id="28">
     <w:p>
       <w:pPr>
         <w:pStyle w:val="FootnoteText"/>
@@ -10342,7 +7682,7 @@
       <w:r>
         <w:t xml:space="preserve"> </w:t>
       </w:r>
-      <w:hyperlink r:id="rId30">
+      <w:hyperlink r:id="rId29">
         <w:r>
           <w:rPr>
             <w:rStyle w:val="Hyperlink"/>
@@ -10364,42 +7704,7 @@
       </w:hyperlink>
     </w:p>
   </w:footnote>
-  <w:footnote w:id="31">
-    <w:p>
-      <w:pPr>
-        <w:pStyle w:val="FootnoteText"/>
-      </w:pPr>
-      <w:r>
-        <w:rPr>
-          <w:rStyle w:val="FootnoteReference"/>
-        </w:rPr>
-        <w:footnoteRef/>
-      </w:r>
-      <w:r>
-        <w:t xml:space="preserve"> </w:t>
-      </w:r>
-      <w:hyperlink r:id="rId32">
-        <w:r>
-          <w:rPr>
-            <w:rStyle w:val="Hyperlink"/>
-          </w:rPr>
-          <w:t xml:space="preserve">ce qu’est un facteur en</w:t>
-        </w:r>
-        <w:r>
-          <w:rPr>
-            <w:rStyle w:val="Hyperlink"/>
-          </w:rPr>
-          <w:t xml:space="preserve"> </w:t>
-        </w:r>
-        <m:oMath>
-          <m:r>
-            <m:t>R</m:t>
-          </m:r>
-        </m:oMath>
-      </w:hyperlink>
-    </w:p>
-  </w:footnote>
-  <w:footnote w:id="37">
+  <w:footnote w:id="34">
     <w:p>
       <w:pPr>
         <w:pStyle w:val="FootnoteText"/>
@@ -10740,6 +8045,66 @@
   </w:num>
   <w:num w:numId="1002">
     <w:abstractNumId w:val="991"/>
+  </w:num>
+  <w:num w:numId="1003">
+    <w:abstractNumId w:val="99411"/>
+    <w:lvlOverride w:ilvl="0">
+      <w:startOverride w:val="1"/>
+    </w:lvlOverride>
+    <w:lvlOverride w:ilvl="1">
+      <w:startOverride w:val="1"/>
+    </w:lvlOverride>
+    <w:lvlOverride w:ilvl="2">
+      <w:startOverride w:val="1"/>
+    </w:lvlOverride>
+    <w:lvlOverride w:ilvl="3">
+      <w:startOverride w:val="1"/>
+    </w:lvlOverride>
+    <w:lvlOverride w:ilvl="4">
+      <w:startOverride w:val="1"/>
+    </w:lvlOverride>
+    <w:lvlOverride w:ilvl="5">
+      <w:startOverride w:val="1"/>
+    </w:lvlOverride>
+    <w:lvlOverride w:ilvl="6">
+      <w:startOverride w:val="1"/>
+    </w:lvlOverride>
+    <w:lvlOverride w:ilvl="7">
+      <w:startOverride w:val="1"/>
+    </w:lvlOverride>
+    <w:lvlOverride w:ilvl="8">
+      <w:startOverride w:val="1"/>
+    </w:lvlOverride>
+  </w:num>
+  <w:num w:numId="1004">
+    <w:abstractNumId w:val="99411"/>
+    <w:lvlOverride w:ilvl="0">
+      <w:startOverride w:val="1"/>
+    </w:lvlOverride>
+    <w:lvlOverride w:ilvl="1">
+      <w:startOverride w:val="1"/>
+    </w:lvlOverride>
+    <w:lvlOverride w:ilvl="2">
+      <w:startOverride w:val="1"/>
+    </w:lvlOverride>
+    <w:lvlOverride w:ilvl="3">
+      <w:startOverride w:val="1"/>
+    </w:lvlOverride>
+    <w:lvlOverride w:ilvl="4">
+      <w:startOverride w:val="1"/>
+    </w:lvlOverride>
+    <w:lvlOverride w:ilvl="5">
+      <w:startOverride w:val="1"/>
+    </w:lvlOverride>
+    <w:lvlOverride w:ilvl="6">
+      <w:startOverride w:val="1"/>
+    </w:lvlOverride>
+    <w:lvlOverride w:ilvl="7">
+      <w:startOverride w:val="1"/>
+    </w:lvlOverride>
+    <w:lvlOverride w:ilvl="8">
+      <w:startOverride w:val="1"/>
+    </w:lvlOverride>
   </w:num>
 </w:numbering>
 </file>

--- a/docs/Essai-de-statistiques-pour-EuroDreams.docx
+++ b/docs/Essai-de-statistiques-pour-EuroDreams.docx
@@ -327,7 +327,7 @@
     </w:p>
     <w:bookmarkEnd w:id="24"/>
     <w:bookmarkEnd w:id="25"/>
-    <w:bookmarkStart w:id="38" w:name="analyse"/>
+    <w:bookmarkStart w:id="39" w:name="analyse"/>
     <w:p>
       <w:pPr>
         <w:pStyle w:val="Heading1"/>
@@ -1203,7 +1203,7 @@
         <w:rPr>
           <w:rStyle w:val="VerbatimChar"/>
         </w:rPr>
-        <w:t xml:space="preserve">Rows: 245 Columns: 35</w:t>
+        <w:t xml:space="preserve">Rows: 246 Columns: 35</w:t>
       </w:r>
       <w:r>
         <w:br/>
@@ -1338,52 +1338,52 @@
         <w:rPr>
           <w:rStyle w:val="VerbatimChar"/>
         </w:rPr>
-        <w:t xml:space="preserve">1 LUNDI          09/03/2026     -5-14-32-34-35-37-                             3</w:t>
-      </w:r>
-      <w:r>
-        <w:br/>
-      </w:r>
-      <w:r>
-        <w:rPr>
-          <w:rStyle w:val="VerbatimChar"/>
-        </w:rPr>
-        <w:t xml:space="preserve">2 JEUDI          05/03/2026     -6-18-22-32-37-38-                             4</w:t>
-      </w:r>
-      <w:r>
-        <w:br/>
-      </w:r>
-      <w:r>
-        <w:rPr>
-          <w:rStyle w:val="VerbatimChar"/>
-        </w:rPr>
-        <w:t xml:space="preserve">3 LUNDI          02/03/2026     -1-8-11-14-18-35-                              3</w:t>
-      </w:r>
-      <w:r>
-        <w:br/>
-      </w:r>
-      <w:r>
-        <w:rPr>
-          <w:rStyle w:val="VerbatimChar"/>
-        </w:rPr>
-        <w:t xml:space="preserve">4 JEUDI          26/02/2026     -17-18-19-21-23-36-                            4</w:t>
-      </w:r>
-      <w:r>
-        <w:br/>
-      </w:r>
-      <w:r>
-        <w:rPr>
-          <w:rStyle w:val="VerbatimChar"/>
-        </w:rPr>
-        <w:t xml:space="preserve">5 LUNDI          23/02/2026     -1-7-12-25-26-39-                              1</w:t>
-      </w:r>
-      <w:r>
-        <w:br/>
-      </w:r>
-      <w:r>
-        <w:rPr>
-          <w:rStyle w:val="VerbatimChar"/>
-        </w:rPr>
-        <w:t xml:space="preserve">6 JEUDI          19/02/2026     -8-10-13-36-37-38-                             4</w:t>
+        <w:t xml:space="preserve">1 JEUDI          12/03/2026     -2-9-20-23-35-36-                              4</w:t>
+      </w:r>
+      <w:r>
+        <w:br/>
+      </w:r>
+      <w:r>
+        <w:rPr>
+          <w:rStyle w:val="VerbatimChar"/>
+        </w:rPr>
+        <w:t xml:space="preserve">2 LUNDI          09/03/2026     -5-14-32-34-35-37-                             3</w:t>
+      </w:r>
+      <w:r>
+        <w:br/>
+      </w:r>
+      <w:r>
+        <w:rPr>
+          <w:rStyle w:val="VerbatimChar"/>
+        </w:rPr>
+        <w:t xml:space="preserve">3 JEUDI          05/03/2026     -6-18-22-32-37-38-                             4</w:t>
+      </w:r>
+      <w:r>
+        <w:br/>
+      </w:r>
+      <w:r>
+        <w:rPr>
+          <w:rStyle w:val="VerbatimChar"/>
+        </w:rPr>
+        <w:t xml:space="preserve">4 LUNDI          02/03/2026     -1-8-11-14-18-35-                              3</w:t>
+      </w:r>
+      <w:r>
+        <w:br/>
+      </w:r>
+      <w:r>
+        <w:rPr>
+          <w:rStyle w:val="VerbatimChar"/>
+        </w:rPr>
+        <w:t xml:space="preserve">5 JEUDI          26/02/2026     -17-18-19-21-23-36-                            4</w:t>
+      </w:r>
+      <w:r>
+        <w:br/>
+      </w:r>
+      <w:r>
+        <w:rPr>
+          <w:rStyle w:val="VerbatimChar"/>
+        </w:rPr>
+        <w:t xml:space="preserve">6 LUNDI          23/02/2026     -1-7-12-25-26-39-                              1</w:t>
       </w:r>
     </w:p>
     <w:p>
@@ -1806,52 +1806,52 @@
         <w:rPr>
           <w:rStyle w:val="VerbatimChar"/>
         </w:rPr>
-        <w:t xml:space="preserve">1 L     09/03/2026 -5-14-32-34-35-37-      3</w:t>
-      </w:r>
-      <w:r>
-        <w:br/>
-      </w:r>
-      <w:r>
-        <w:rPr>
-          <w:rStyle w:val="VerbatimChar"/>
-        </w:rPr>
-        <w:t xml:space="preserve">2 J     05/03/2026 -6-18-22-32-37-38-      4</w:t>
-      </w:r>
-      <w:r>
-        <w:br/>
-      </w:r>
-      <w:r>
-        <w:rPr>
-          <w:rStyle w:val="VerbatimChar"/>
-        </w:rPr>
-        <w:t xml:space="preserve">3 L     02/03/2026 -1-8-11-14-18-35-       3</w:t>
-      </w:r>
-      <w:r>
-        <w:br/>
-      </w:r>
-      <w:r>
-        <w:rPr>
-          <w:rStyle w:val="VerbatimChar"/>
-        </w:rPr>
-        <w:t xml:space="preserve">4 J     26/02/2026 -17-18-19-21-23-36-     4</w:t>
-      </w:r>
-      <w:r>
-        <w:br/>
-      </w:r>
-      <w:r>
-        <w:rPr>
-          <w:rStyle w:val="VerbatimChar"/>
-        </w:rPr>
-        <w:t xml:space="preserve">5 L     23/02/2026 -1-7-12-25-26-39-       1</w:t>
-      </w:r>
-      <w:r>
-        <w:br/>
-      </w:r>
-      <w:r>
-        <w:rPr>
-          <w:rStyle w:val="VerbatimChar"/>
-        </w:rPr>
-        <w:t xml:space="preserve">6 J     19/02/2026 -8-10-13-36-37-38-      4</w:t>
+        <w:t xml:space="preserve">1 J     12/03/2026 -2-9-20-23-35-36-       4</w:t>
+      </w:r>
+      <w:r>
+        <w:br/>
+      </w:r>
+      <w:r>
+        <w:rPr>
+          <w:rStyle w:val="VerbatimChar"/>
+        </w:rPr>
+        <w:t xml:space="preserve">2 L     09/03/2026 -5-14-32-34-35-37-      3</w:t>
+      </w:r>
+      <w:r>
+        <w:br/>
+      </w:r>
+      <w:r>
+        <w:rPr>
+          <w:rStyle w:val="VerbatimChar"/>
+        </w:rPr>
+        <w:t xml:space="preserve">3 J     05/03/2026 -6-18-22-32-37-38-      4</w:t>
+      </w:r>
+      <w:r>
+        <w:br/>
+      </w:r>
+      <w:r>
+        <w:rPr>
+          <w:rStyle w:val="VerbatimChar"/>
+        </w:rPr>
+        <w:t xml:space="preserve">4 L     02/03/2026 -1-8-11-14-18-35-       3</w:t>
+      </w:r>
+      <w:r>
+        <w:br/>
+      </w:r>
+      <w:r>
+        <w:rPr>
+          <w:rStyle w:val="VerbatimChar"/>
+        </w:rPr>
+        <w:t xml:space="preserve">5 J     26/02/2026 -17-18-19-21-23-36-     4</w:t>
+      </w:r>
+      <w:r>
+        <w:br/>
+      </w:r>
+      <w:r>
+        <w:rPr>
+          <w:rStyle w:val="VerbatimChar"/>
+        </w:rPr>
+        <w:t xml:space="preserve">6 L     23/02/2026 -1-7-12-25-26-39-       1</w:t>
       </w:r>
     </w:p>
     <w:p>
@@ -2176,52 +2176,52 @@
         <w:rPr>
           <w:rStyle w:val="VerbatimChar"/>
         </w:rPr>
-        <w:t xml:space="preserve">[1,]    5   14   32   34   35   37</w:t>
-      </w:r>
-      <w:r>
-        <w:br/>
-      </w:r>
-      <w:r>
-        <w:rPr>
-          <w:rStyle w:val="VerbatimChar"/>
-        </w:rPr>
-        <w:t xml:space="preserve">[2,]    6   18   22   32   37   38</w:t>
-      </w:r>
-      <w:r>
-        <w:br/>
-      </w:r>
-      <w:r>
-        <w:rPr>
-          <w:rStyle w:val="VerbatimChar"/>
-        </w:rPr>
-        <w:t xml:space="preserve">[3,]    1    8   11   14   18   35</w:t>
-      </w:r>
-      <w:r>
-        <w:br/>
-      </w:r>
-      <w:r>
-        <w:rPr>
-          <w:rStyle w:val="VerbatimChar"/>
-        </w:rPr>
-        <w:t xml:space="preserve">[4,]   17   18   19   21   23   36</w:t>
-      </w:r>
-      <w:r>
-        <w:br/>
-      </w:r>
-      <w:r>
-        <w:rPr>
-          <w:rStyle w:val="VerbatimChar"/>
-        </w:rPr>
-        <w:t xml:space="preserve">[5,]    1    7   12   25   26   39</w:t>
-      </w:r>
-      <w:r>
-        <w:br/>
-      </w:r>
-      <w:r>
-        <w:rPr>
-          <w:rStyle w:val="VerbatimChar"/>
-        </w:rPr>
-        <w:t xml:space="preserve">[6,]    8   10   13   36   37   38</w:t>
+        <w:t xml:space="preserve">[1,]    2    9   20   23   35   36</w:t>
+      </w:r>
+      <w:r>
+        <w:br/>
+      </w:r>
+      <w:r>
+        <w:rPr>
+          <w:rStyle w:val="VerbatimChar"/>
+        </w:rPr>
+        <w:t xml:space="preserve">[2,]    5   14   32   34   35   37</w:t>
+      </w:r>
+      <w:r>
+        <w:br/>
+      </w:r>
+      <w:r>
+        <w:rPr>
+          <w:rStyle w:val="VerbatimChar"/>
+        </w:rPr>
+        <w:t xml:space="preserve">[3,]    6   18   22   32   37   38</w:t>
+      </w:r>
+      <w:r>
+        <w:br/>
+      </w:r>
+      <w:r>
+        <w:rPr>
+          <w:rStyle w:val="VerbatimChar"/>
+        </w:rPr>
+        <w:t xml:space="preserve">[4,]    1    8   11   14   18   35</w:t>
+      </w:r>
+      <w:r>
+        <w:br/>
+      </w:r>
+      <w:r>
+        <w:rPr>
+          <w:rStyle w:val="VerbatimChar"/>
+        </w:rPr>
+        <w:t xml:space="preserve">[5,]   17   18   19   21   23   36</w:t>
+      </w:r>
+      <w:r>
+        <w:br/>
+      </w:r>
+      <w:r>
+        <w:rPr>
+          <w:rStyle w:val="VerbatimChar"/>
+        </w:rPr>
+        <w:t xml:space="preserve">[6,]    1    7   12   25   26   39</w:t>
       </w:r>
     </w:p>
     <w:p>
@@ -3173,124 +3173,124 @@
         <w:rPr>
           <w:rStyle w:val="VerbatimChar"/>
         </w:rPr>
-        <w:t xml:space="preserve"> jt            dt                   n1               n2              n3       </w:t>
-      </w:r>
-      <w:r>
-        <w:br/>
-      </w:r>
-      <w:r>
-        <w:rPr>
-          <w:rStyle w:val="VerbatimChar"/>
-        </w:rPr>
-        <w:t xml:space="preserve"> L:123   Min.   :2023-11-06   Min.   : 1.000   Min.   : 2.00   Min.   : 3.00  </w:t>
-      </w:r>
-      <w:r>
-        <w:br/>
-      </w:r>
-      <w:r>
-        <w:rPr>
-          <w:rStyle w:val="VerbatimChar"/>
-        </w:rPr>
-        <w:t xml:space="preserve"> J:122   1st Qu.:2024-06-06   1st Qu.: 2.000   1st Qu.: 7.00   1st Qu.:13.00  </w:t>
-      </w:r>
-      <w:r>
-        <w:br/>
-      </w:r>
-      <w:r>
-        <w:rPr>
-          <w:rStyle w:val="VerbatimChar"/>
-        </w:rPr>
-        <w:t xml:space="preserve">         Median :2025-01-06   Median : 4.000   Median :11.00   Median :18.00  </w:t>
-      </w:r>
-      <w:r>
-        <w:br/>
-      </w:r>
-      <w:r>
-        <w:rPr>
-          <w:rStyle w:val="VerbatimChar"/>
-        </w:rPr>
-        <w:t xml:space="preserve">         Mean   :2025-01-05   Mean   : 5.865   Mean   :11.93   Mean   :17.75  </w:t>
-      </w:r>
-      <w:r>
-        <w:br/>
-      </w:r>
-      <w:r>
-        <w:rPr>
-          <w:rStyle w:val="VerbatimChar"/>
-        </w:rPr>
-        <w:t xml:space="preserve">         3rd Qu.:2025-08-07   3rd Qu.: 8.000   3rd Qu.:16.00   3rd Qu.:22.00  </w:t>
-      </w:r>
-      <w:r>
-        <w:br/>
-      </w:r>
-      <w:r>
-        <w:rPr>
-          <w:rStyle w:val="VerbatimChar"/>
-        </w:rPr>
-        <w:t xml:space="preserve">         Max.   :2026-03-09   Max.   :18.000   Max.   :31.00   Max.   :33.00  </w:t>
-      </w:r>
-      <w:r>
-        <w:br/>
-      </w:r>
-      <w:r>
-        <w:rPr>
-          <w:rStyle w:val="VerbatimChar"/>
-        </w:rPr>
-        <w:t xml:space="preserve">       n4              n5              n6             nd       </w:t>
-      </w:r>
-      <w:r>
-        <w:br/>
-      </w:r>
-      <w:r>
-        <w:rPr>
-          <w:rStyle w:val="VerbatimChar"/>
-        </w:rPr>
-        <w:t xml:space="preserve"> Min.   : 6.00   Min.   :10.00   Min.   :16.0   Min.   :1.000  </w:t>
-      </w:r>
-      <w:r>
-        <w:br/>
-      </w:r>
-      <w:r>
-        <w:rPr>
-          <w:rStyle w:val="VerbatimChar"/>
-        </w:rPr>
-        <w:t xml:space="preserve"> 1st Qu.:20.00   1st Qu.:25.00   1st Qu.:32.0   1st Qu.:2.000  </w:t>
-      </w:r>
-      <w:r>
-        <w:br/>
-      </w:r>
-      <w:r>
-        <w:rPr>
-          <w:rStyle w:val="VerbatimChar"/>
-        </w:rPr>
-        <w:t xml:space="preserve"> Median :23.00   Median :30.00   Median :37.0   Median :3.000  </w:t>
-      </w:r>
-      <w:r>
-        <w:br/>
-      </w:r>
-      <w:r>
-        <w:rPr>
-          <w:rStyle w:val="VerbatimChar"/>
-        </w:rPr>
-        <w:t xml:space="preserve"> Mean   :23.37   Mean   :29.29   Mean   :34.9   Mean   :2.906  </w:t>
-      </w:r>
-      <w:r>
-        <w:br/>
-      </w:r>
-      <w:r>
-        <w:rPr>
-          <w:rStyle w:val="VerbatimChar"/>
-        </w:rPr>
-        <w:t xml:space="preserve"> 3rd Qu.:28.00   3rd Qu.:34.00   3rd Qu.:39.0   3rd Qu.:4.000  </w:t>
-      </w:r>
-      <w:r>
-        <w:br/>
-      </w:r>
-      <w:r>
-        <w:rPr>
-          <w:rStyle w:val="VerbatimChar"/>
-        </w:rPr>
-        <w:t xml:space="preserve"> Max.   :37.00   Max.   :39.00   Max.   :40.0   Max.   :5.000  </w:t>
+        <w:t xml:space="preserve"> jt            dt                   n1              n2              n3       </w:t>
+      </w:r>
+      <w:r>
+        <w:br/>
+      </w:r>
+      <w:r>
+        <w:rPr>
+          <w:rStyle w:val="VerbatimChar"/>
+        </w:rPr>
+        <w:t xml:space="preserve"> L:123   Min.   :2023-11-06   Min.   : 1.00   Min.   : 2.00   Min.   : 3.00  </w:t>
+      </w:r>
+      <w:r>
+        <w:br/>
+      </w:r>
+      <w:r>
+        <w:rPr>
+          <w:rStyle w:val="VerbatimChar"/>
+        </w:rPr>
+        <w:t xml:space="preserve"> J:123   1st Qu.:2024-06-07   1st Qu.: 2.00   1st Qu.: 7.00   1st Qu.:13.00  </w:t>
+      </w:r>
+      <w:r>
+        <w:br/>
+      </w:r>
+      <w:r>
+        <w:rPr>
+          <w:rStyle w:val="VerbatimChar"/>
+        </w:rPr>
+        <w:t xml:space="preserve">         Median :2025-01-07   Median : 4.00   Median :11.00   Median :18.00  </w:t>
+      </w:r>
+      <w:r>
+        <w:br/>
+      </w:r>
+      <w:r>
+        <w:rPr>
+          <w:rStyle w:val="VerbatimChar"/>
+        </w:rPr>
+        <w:t xml:space="preserve">         Mean   :2025-01-07   Mean   : 5.85   Mean   :11.92   Mean   :17.76  </w:t>
+      </w:r>
+      <w:r>
+        <w:br/>
+      </w:r>
+      <w:r>
+        <w:rPr>
+          <w:rStyle w:val="VerbatimChar"/>
+        </w:rPr>
+        <w:t xml:space="preserve">         3rd Qu.:2025-08-10   3rd Qu.: 8.00   3rd Qu.:16.00   3rd Qu.:22.00  </w:t>
+      </w:r>
+      <w:r>
+        <w:br/>
+      </w:r>
+      <w:r>
+        <w:rPr>
+          <w:rStyle w:val="VerbatimChar"/>
+        </w:rPr>
+        <w:t xml:space="preserve">         Max.   :2026-03-12   Max.   :18.00   Max.   :31.00   Max.   :33.00  </w:t>
+      </w:r>
+      <w:r>
+        <w:br/>
+      </w:r>
+      <w:r>
+        <w:rPr>
+          <w:rStyle w:val="VerbatimChar"/>
+        </w:rPr>
+        <w:t xml:space="preserve">       n4              n5              n6              nd       </w:t>
+      </w:r>
+      <w:r>
+        <w:br/>
+      </w:r>
+      <w:r>
+        <w:rPr>
+          <w:rStyle w:val="VerbatimChar"/>
+        </w:rPr>
+        <w:t xml:space="preserve"> Min.   : 6.00   Min.   :10.00   Min.   :16.00   Min.   :1.000  </w:t>
+      </w:r>
+      <w:r>
+        <w:br/>
+      </w:r>
+      <w:r>
+        <w:rPr>
+          <w:rStyle w:val="VerbatimChar"/>
+        </w:rPr>
+        <w:t xml:space="preserve"> 1st Qu.:20.00   1st Qu.:25.00   1st Qu.:32.00   1st Qu.:2.000  </w:t>
+      </w:r>
+      <w:r>
+        <w:br/>
+      </w:r>
+      <w:r>
+        <w:rPr>
+          <w:rStyle w:val="VerbatimChar"/>
+        </w:rPr>
+        <w:t xml:space="preserve"> Median :23.00   Median :30.00   Median :36.50   Median :3.000  </w:t>
+      </w:r>
+      <w:r>
+        <w:br/>
+      </w:r>
+      <w:r>
+        <w:rPr>
+          <w:rStyle w:val="VerbatimChar"/>
+        </w:rPr>
+        <w:t xml:space="preserve"> Mean   :23.37   Mean   :29.31   Mean   :34.91   Mean   :2.911  </w:t>
+      </w:r>
+      <w:r>
+        <w:br/>
+      </w:r>
+      <w:r>
+        <w:rPr>
+          <w:rStyle w:val="VerbatimChar"/>
+        </w:rPr>
+        <w:t xml:space="preserve"> 3rd Qu.:28.00   3rd Qu.:34.00   3rd Qu.:39.00   3rd Qu.:4.000  </w:t>
+      </w:r>
+      <w:r>
+        <w:br/>
+      </w:r>
+      <w:r>
+        <w:rPr>
+          <w:rStyle w:val="VerbatimChar"/>
+        </w:rPr>
+        <w:t xml:space="preserve"> Max.   :37.00   Max.   :39.00   Max.   :40.00   Max.   :5.000  </w:t>
       </w:r>
     </w:p>
     <w:p>
@@ -7370,7 +7370,7 @@
       </w:r>
     </w:p>
     <w:bookmarkEnd w:id="35"/>
-    <w:bookmarkStart w:id="37" w:name="compter-les-boules"/>
+    <w:bookmarkStart w:id="38" w:name="compter-les-boules"/>
     <w:p>
       <w:pPr>
         <w:pStyle w:val="Heading2"/>
@@ -7387,36 +7387,956 @@
         <w:t xml:space="preserve">Enfin, presque… Là, on a 6 variables pour chaque numéro de 1 à 40 et chaque numéro dream de 1 à 5 pour les 82 premières lignes.</w:t>
       </w:r>
     </w:p>
+    <w:bookmarkStart w:id="36" w:name="procédure"/>
+    <w:p>
+      <w:pPr>
+        <w:pStyle w:val="Heading3"/>
+      </w:pPr>
+      <w:r>
+        <w:t xml:space="preserve">3.4.1 Procédure</w:t>
+      </w:r>
+    </w:p>
+    <w:p>
+      <w:pPr>
+        <w:pStyle w:val="FirstParagraph"/>
+      </w:pPr>
+      <w:r>
+        <w:t xml:space="preserve">Se baser uniquement sur les numéros sortis me parait inutile. Tout aussi inutile que se baser sur le nombre de sorties ou l’écart auquel est sorti un numéro. Ces données changent à chaque tirage.</w:t>
+      </w:r>
+    </w:p>
     <w:p>
       <w:pPr>
         <w:pStyle w:val="BodyText"/>
       </w:pPr>
       <w:r>
-        <w:t xml:space="preserve">Maintenant il faut récupérer les numéros et le numéro</w:t>
-      </w:r>
-      <w:r>
-        <w:t xml:space="preserve"> </w:t>
-      </w:r>
-      <w:r>
-        <w:rPr>
-          <w:rStyle w:val="VerbatimChar"/>
-        </w:rPr>
-        <w:t xml:space="preserve">dream</w:t>
-      </w:r>
-      <w:r>
-        <w:t xml:space="preserve"> </w:t>
-      </w:r>
-      <w:r>
-        <w:t xml:space="preserve">de la ligne 83, récupérer les 6 variables des numéros et du numéros dreams</w:t>
-      </w:r>
-    </w:p>
-    <w:bookmarkStart w:id="36" w:name="déroulement-des-opérations"/>
+        <w:t xml:space="preserve">On va classer ces données ;</w:t>
+      </w:r>
+      <w:r>
+        <w:t xml:space="preserve"> </w:t>
+      </w:r>
+      <m:oMath>
+        <m:r>
+          <m:t>R</m:t>
+        </m:r>
+      </m:oMath>
+      <w:r>
+        <w:t xml:space="preserve"> </w:t>
+      </w:r>
+      <w:r>
+        <w:t xml:space="preserve">dispose de beaucoup (trop) de routines de classement. J’ai choisi</w:t>
+      </w:r>
+      <w:r>
+        <w:t xml:space="preserve"> </w:t>
+      </w:r>
+      <w:r>
+        <w:rPr>
+          <w:rStyle w:val="VerbatimChar"/>
+        </w:rPr>
+        <w:t xml:space="preserve">rank()</w:t>
+      </w:r>
+      <w:r>
+        <w:t xml:space="preserve"> </w:t>
+      </w:r>
+      <w:r>
+        <w:t xml:space="preserve">en version de base (</w:t>
+      </w:r>
+      <w:r>
+        <w:rPr>
+          <w:rStyle w:val="VerbatimChar"/>
+        </w:rPr>
+        <w:t xml:space="preserve">average</w:t>
+      </w:r>
+      <w:r>
+        <w:t xml:space="preserve">) qui permet de tenir compte des égalités. Exemple :</w:t>
+      </w:r>
+    </w:p>
+    <w:p>
+      <w:pPr>
+        <w:pStyle w:val="SourceCode"/>
+      </w:pPr>
+      <w:r>
+        <w:rPr>
+          <w:rStyle w:val="NormalTok"/>
+        </w:rPr>
+        <w:t xml:space="preserve">a </w:t>
+      </w:r>
+      <w:r>
+        <w:rPr>
+          <w:rStyle w:val="OtherTok"/>
+        </w:rPr>
+        <w:t xml:space="preserve">&lt;-</w:t>
+      </w:r>
+      <w:r>
+        <w:rPr>
+          <w:rStyle w:val="NormalTok"/>
+        </w:rPr>
+        <w:t xml:space="preserve"> </w:t>
+      </w:r>
+      <w:r>
+        <w:rPr>
+          <w:rStyle w:val="FunctionTok"/>
+        </w:rPr>
+        <w:t xml:space="preserve">c</w:t>
+      </w:r>
+      <w:r>
+        <w:rPr>
+          <w:rStyle w:val="NormalTok"/>
+        </w:rPr>
+        <w:t xml:space="preserve">(</w:t>
+      </w:r>
+      <w:r>
+        <w:rPr>
+          <w:rStyle w:val="DecValTok"/>
+        </w:rPr>
+        <w:t xml:space="preserve">10</w:t>
+      </w:r>
+      <w:r>
+        <w:rPr>
+          <w:rStyle w:val="NormalTok"/>
+        </w:rPr>
+        <w:t xml:space="preserve">, </w:t>
+      </w:r>
+      <w:r>
+        <w:rPr>
+          <w:rStyle w:val="DecValTok"/>
+        </w:rPr>
+        <w:t xml:space="preserve">8</w:t>
+      </w:r>
+      <w:r>
+        <w:rPr>
+          <w:rStyle w:val="NormalTok"/>
+        </w:rPr>
+        <w:t xml:space="preserve">, </w:t>
+      </w:r>
+      <w:r>
+        <w:rPr>
+          <w:rStyle w:val="DecValTok"/>
+        </w:rPr>
+        <w:t xml:space="preserve">7</w:t>
+      </w:r>
+      <w:r>
+        <w:rPr>
+          <w:rStyle w:val="NormalTok"/>
+        </w:rPr>
+        <w:t xml:space="preserve">, </w:t>
+      </w:r>
+      <w:r>
+        <w:rPr>
+          <w:rStyle w:val="DecValTok"/>
+        </w:rPr>
+        <w:t xml:space="preserve">5</w:t>
+      </w:r>
+      <w:r>
+        <w:rPr>
+          <w:rStyle w:val="NormalTok"/>
+        </w:rPr>
+        <w:t xml:space="preserve">, </w:t>
+      </w:r>
+      <w:r>
+        <w:rPr>
+          <w:rStyle w:val="DecValTok"/>
+        </w:rPr>
+        <w:t xml:space="preserve">5</w:t>
+      </w:r>
+      <w:r>
+        <w:rPr>
+          <w:rStyle w:val="NormalTok"/>
+        </w:rPr>
+        <w:t xml:space="preserve">, </w:t>
+      </w:r>
+      <w:r>
+        <w:rPr>
+          <w:rStyle w:val="DecValTok"/>
+        </w:rPr>
+        <w:t xml:space="preserve">5</w:t>
+      </w:r>
+      <w:r>
+        <w:rPr>
+          <w:rStyle w:val="NormalTok"/>
+        </w:rPr>
+        <w:t xml:space="preserve">, </w:t>
+      </w:r>
+      <w:r>
+        <w:rPr>
+          <w:rStyle w:val="DecValTok"/>
+        </w:rPr>
+        <w:t xml:space="preserve">3</w:t>
+      </w:r>
+      <w:r>
+        <w:rPr>
+          <w:rStyle w:val="NormalTok"/>
+        </w:rPr>
+        <w:t xml:space="preserve">, </w:t>
+      </w:r>
+      <w:r>
+        <w:rPr>
+          <w:rStyle w:val="DecValTok"/>
+        </w:rPr>
+        <w:t xml:space="preserve">10</w:t>
+      </w:r>
+      <w:r>
+        <w:rPr>
+          <w:rStyle w:val="NormalTok"/>
+        </w:rPr>
+        <w:t xml:space="preserve">, </w:t>
+      </w:r>
+      <w:r>
+        <w:rPr>
+          <w:rStyle w:val="DecValTok"/>
+        </w:rPr>
+        <w:t xml:space="preserve">25</w:t>
+      </w:r>
+      <w:r>
+        <w:rPr>
+          <w:rStyle w:val="NormalTok"/>
+        </w:rPr>
+        <w:t xml:space="preserve">)</w:t>
+      </w:r>
+      <w:r>
+        <w:br/>
+      </w:r>
+      <w:r>
+        <w:rPr>
+          <w:rStyle w:val="FunctionTok"/>
+        </w:rPr>
+        <w:t xml:space="preserve">names</w:t>
+      </w:r>
+      <w:r>
+        <w:rPr>
+          <w:rStyle w:val="NormalTok"/>
+        </w:rPr>
+        <w:t xml:space="preserve">(a) </w:t>
+      </w:r>
+      <w:r>
+        <w:rPr>
+          <w:rStyle w:val="OtherTok"/>
+        </w:rPr>
+        <w:t xml:space="preserve">&lt;-</w:t>
+      </w:r>
+      <w:r>
+        <w:rPr>
+          <w:rStyle w:val="NormalTok"/>
+        </w:rPr>
+        <w:t xml:space="preserve"> a</w:t>
+      </w:r>
+      <w:r>
+        <w:br/>
+      </w:r>
+      <w:r>
+        <w:rPr>
+          <w:rStyle w:val="NormalTok"/>
+        </w:rPr>
+        <w:t xml:space="preserve">b </w:t>
+      </w:r>
+      <w:r>
+        <w:rPr>
+          <w:rStyle w:val="OtherTok"/>
+        </w:rPr>
+        <w:t xml:space="preserve">&lt;-</w:t>
+      </w:r>
+      <w:r>
+        <w:rPr>
+          <w:rStyle w:val="NormalTok"/>
+        </w:rPr>
+        <w:t xml:space="preserve"> </w:t>
+      </w:r>
+      <w:r>
+        <w:rPr>
+          <w:rStyle w:val="FunctionTok"/>
+        </w:rPr>
+        <w:t xml:space="preserve">rank</w:t>
+      </w:r>
+      <w:r>
+        <w:rPr>
+          <w:rStyle w:val="NormalTok"/>
+        </w:rPr>
+        <w:t xml:space="preserve">(a)</w:t>
+      </w:r>
+      <w:r>
+        <w:br/>
+      </w:r>
+      <w:r>
+        <w:rPr>
+          <w:rStyle w:val="NormalTok"/>
+        </w:rPr>
+        <w:t xml:space="preserve">(</w:t>
+      </w:r>
+      <w:r>
+        <w:rPr>
+          <w:rStyle w:val="FunctionTok"/>
+        </w:rPr>
+        <w:t xml:space="preserve">sort</w:t>
+      </w:r>
+      <w:r>
+        <w:rPr>
+          <w:rStyle w:val="NormalTok"/>
+        </w:rPr>
+        <w:t xml:space="preserve">(b))</w:t>
+      </w:r>
+    </w:p>
+    <w:p>
+      <w:pPr>
+        <w:pStyle w:val="SourceCode"/>
+      </w:pPr>
+      <w:r>
+        <w:rPr>
+          <w:rStyle w:val="VerbatimChar"/>
+        </w:rPr>
+        <w:t xml:space="preserve">  3   5   5   5   7   8  10  10  25 </w:t>
+      </w:r>
+      <w:r>
+        <w:br/>
+      </w:r>
+      <w:r>
+        <w:rPr>
+          <w:rStyle w:val="VerbatimChar"/>
+        </w:rPr>
+        <w:t xml:space="preserve">1.0 3.0 3.0 3.0 5.0 6.0 7.5 7.5 9.0 </w:t>
+      </w:r>
+    </w:p>
+    <w:p>
+      <w:pPr>
+        <w:pStyle w:val="FirstParagraph"/>
+      </w:pPr>
+      <w:r>
+        <w:t xml:space="preserve">Le plus petit</w:t>
+      </w:r>
+      <w:r>
+        <w:t xml:space="preserve"> </w:t>
+      </w:r>
+      <m:oMath>
+        <m:r>
+          <m:t>3</m:t>
+        </m:r>
+      </m:oMath>
+      <w:r>
+        <w:t xml:space="preserve"> </w:t>
+      </w:r>
+      <w:r>
+        <w:t xml:space="preserve">est classé</w:t>
+      </w:r>
+      <w:r>
+        <w:t xml:space="preserve"> </w:t>
+      </w:r>
+      <m:oMath>
+        <m:r>
+          <m:t>1</m:t>
+        </m:r>
+      </m:oMath>
+      <w:r>
+        <w:t xml:space="preserve">, les trois</w:t>
+      </w:r>
+      <w:r>
+        <w:t xml:space="preserve"> </w:t>
+      </w:r>
+      <m:oMath>
+        <m:r>
+          <m:t>5</m:t>
+        </m:r>
+      </m:oMath>
+      <w:r>
+        <w:t xml:space="preserve"> </w:t>
+      </w:r>
+      <w:r>
+        <w:t xml:space="preserve">qui suivent prennent la place</w:t>
+      </w:r>
+      <w:r>
+        <w:t xml:space="preserve"> </w:t>
+      </w:r>
+      <m:oMath>
+        <m:r>
+          <m:t>3</m:t>
+        </m:r>
+      </m:oMath>
+      <w:r>
+        <w:t xml:space="preserve"> </w:t>
+      </w:r>
+      <w:r>
+        <w:t xml:space="preserve">pour la moyenne de</w:t>
+      </w:r>
+      <w:r>
+        <w:t xml:space="preserve"> </w:t>
+      </w:r>
+      <m:oMath>
+        <m:r>
+          <m:t>2</m:t>
+        </m:r>
+      </m:oMath>
+      <w:r>
+        <w:t xml:space="preserve">,</w:t>
+      </w:r>
+      <w:r>
+        <w:t xml:space="preserve"> </w:t>
+      </w:r>
+      <m:oMath>
+        <m:r>
+          <m:t>3</m:t>
+        </m:r>
+      </m:oMath>
+      <w:r>
+        <w:t xml:space="preserve"> </w:t>
+      </w:r>
+      <w:r>
+        <w:t xml:space="preserve">et</w:t>
+      </w:r>
+      <w:r>
+        <w:t xml:space="preserve"> </w:t>
+      </w:r>
+      <m:oMath>
+        <m:r>
+          <m:t>4</m:t>
+        </m:r>
+      </m:oMath>
+      <w:r>
+        <w:t xml:space="preserve"> </w:t>
+      </w:r>
+      <w:r>
+        <w:t xml:space="preserve">(average == moyenne)</w:t>
+      </w:r>
+      <w:r>
+        <w:t xml:space="preserve"> </w:t>
+      </w:r>
+      <m:oMath>
+        <m:r>
+          <m:t>7</m:t>
+        </m:r>
+      </m:oMath>
+      <w:r>
+        <w:t xml:space="preserve"> </w:t>
+      </w:r>
+      <w:r>
+        <w:t xml:space="preserve">et</w:t>
+      </w:r>
+      <w:r>
+        <w:t xml:space="preserve"> </w:t>
+      </w:r>
+      <m:oMath>
+        <m:r>
+          <m:t>8</m:t>
+        </m:r>
+      </m:oMath>
+      <w:r>
+        <w:t xml:space="preserve"> </w:t>
+      </w:r>
+      <w:r>
+        <w:t xml:space="preserve">sont</w:t>
+      </w:r>
+      <w:r>
+        <w:t xml:space="preserve"> </w:t>
+      </w:r>
+      <m:oMath>
+        <m:r>
+          <m:t>5</m:t>
+        </m:r>
+      </m:oMath>
+      <w:r>
+        <w:t xml:space="preserve"> </w:t>
+      </w:r>
+      <w:r>
+        <w:t xml:space="preserve">et</w:t>
+      </w:r>
+      <w:r>
+        <w:t xml:space="preserve"> </w:t>
+      </w:r>
+      <m:oMath>
+        <m:r>
+          <m:t>6</m:t>
+        </m:r>
+      </m:oMath>
+      <w:r>
+        <w:t xml:space="preserve">, les deux</w:t>
+      </w:r>
+      <w:r>
+        <w:t xml:space="preserve"> </w:t>
+      </w:r>
+      <m:oMath>
+        <m:r>
+          <m:t>10</m:t>
+        </m:r>
+      </m:oMath>
+      <w:r>
+        <w:t xml:space="preserve"> </w:t>
+      </w:r>
+      <w:r>
+        <w:t xml:space="preserve">sont classés</w:t>
+      </w:r>
+      <w:r>
+        <w:t xml:space="preserve"> </w:t>
+      </w:r>
+      <m:oMath>
+        <m:r>
+          <m:t>7.5</m:t>
+        </m:r>
+      </m:oMath>
+      <w:r>
+        <w:t xml:space="preserve"> </w:t>
+      </w:r>
+      <w:r>
+        <w:t xml:space="preserve">(moyenne de</w:t>
+      </w:r>
+      <w:r>
+        <w:t xml:space="preserve"> </w:t>
+      </w:r>
+      <m:oMath>
+        <m:r>
+          <m:t>7</m:t>
+        </m:r>
+      </m:oMath>
+      <w:r>
+        <w:t xml:space="preserve"> </w:t>
+      </w:r>
+      <w:r>
+        <w:t xml:space="preserve">et</w:t>
+      </w:r>
+      <w:r>
+        <w:t xml:space="preserve"> </w:t>
+      </w:r>
+      <m:oMath>
+        <m:r>
+          <m:t>6</m:t>
+        </m:r>
+      </m:oMath>
+      <w:r>
+        <w:t xml:space="preserve">) et le</w:t>
+      </w:r>
+      <w:r>
+        <w:t xml:space="preserve"> </w:t>
+      </w:r>
+      <m:oMath>
+        <m:r>
+          <m:t>25</m:t>
+        </m:r>
+      </m:oMath>
+      <w:r>
+        <w:t xml:space="preserve"> </w:t>
+      </w:r>
+      <w:r>
+        <w:t xml:space="preserve">est en</w:t>
+      </w:r>
+      <w:r>
+        <w:t xml:space="preserve"> </w:t>
+      </w:r>
+      <m:oMath>
+        <m:r>
+          <m:t>9</m:t>
+        </m:r>
+      </m:oMath>
+      <w:r>
+        <w:t xml:space="preserve">.</w:t>
+      </w:r>
+    </w:p>
+    <w:p>
+      <w:pPr>
+        <w:pStyle w:val="BodyText"/>
+      </w:pPr>
+      <w:r>
+        <w:t xml:space="preserve">Le</w:t>
+      </w:r>
+      <w:r>
+        <w:t xml:space="preserve"> </w:t>
+      </w:r>
+      <w:r>
+        <w:rPr>
+          <w:rStyle w:val="VerbatimChar"/>
+        </w:rPr>
+        <w:t xml:space="preserve">percent_rank()</w:t>
+      </w:r>
+      <w:r>
+        <w:t xml:space="preserve"> </w:t>
+      </w:r>
+      <w:r>
+        <w:t xml:space="preserve">peut aussi être intéressant.</w:t>
+      </w:r>
+    </w:p>
+    <w:p>
+      <w:pPr>
+        <w:pStyle w:val="SourceCode"/>
+      </w:pPr>
+      <w:r>
+        <w:rPr>
+          <w:rStyle w:val="NormalTok"/>
+        </w:rPr>
+        <w:t xml:space="preserve">a </w:t>
+      </w:r>
+      <w:r>
+        <w:rPr>
+          <w:rStyle w:val="OtherTok"/>
+        </w:rPr>
+        <w:t xml:space="preserve">&lt;-</w:t>
+      </w:r>
+      <w:r>
+        <w:rPr>
+          <w:rStyle w:val="NormalTok"/>
+        </w:rPr>
+        <w:t xml:space="preserve"> </w:t>
+      </w:r>
+      <w:r>
+        <w:rPr>
+          <w:rStyle w:val="FunctionTok"/>
+        </w:rPr>
+        <w:t xml:space="preserve">c</w:t>
+      </w:r>
+      <w:r>
+        <w:rPr>
+          <w:rStyle w:val="NormalTok"/>
+        </w:rPr>
+        <w:t xml:space="preserve">(</w:t>
+      </w:r>
+      <w:r>
+        <w:rPr>
+          <w:rStyle w:val="DecValTok"/>
+        </w:rPr>
+        <w:t xml:space="preserve">10</w:t>
+      </w:r>
+      <w:r>
+        <w:rPr>
+          <w:rStyle w:val="NormalTok"/>
+        </w:rPr>
+        <w:t xml:space="preserve">, </w:t>
+      </w:r>
+      <w:r>
+        <w:rPr>
+          <w:rStyle w:val="DecValTok"/>
+        </w:rPr>
+        <w:t xml:space="preserve">8</w:t>
+      </w:r>
+      <w:r>
+        <w:rPr>
+          <w:rStyle w:val="NormalTok"/>
+        </w:rPr>
+        <w:t xml:space="preserve">, </w:t>
+      </w:r>
+      <w:r>
+        <w:rPr>
+          <w:rStyle w:val="DecValTok"/>
+        </w:rPr>
+        <w:t xml:space="preserve">7</w:t>
+      </w:r>
+      <w:r>
+        <w:rPr>
+          <w:rStyle w:val="NormalTok"/>
+        </w:rPr>
+        <w:t xml:space="preserve">, </w:t>
+      </w:r>
+      <w:r>
+        <w:rPr>
+          <w:rStyle w:val="DecValTok"/>
+        </w:rPr>
+        <w:t xml:space="preserve">5</w:t>
+      </w:r>
+      <w:r>
+        <w:rPr>
+          <w:rStyle w:val="NormalTok"/>
+        </w:rPr>
+        <w:t xml:space="preserve">, </w:t>
+      </w:r>
+      <w:r>
+        <w:rPr>
+          <w:rStyle w:val="DecValTok"/>
+        </w:rPr>
+        <w:t xml:space="preserve">5</w:t>
+      </w:r>
+      <w:r>
+        <w:rPr>
+          <w:rStyle w:val="NormalTok"/>
+        </w:rPr>
+        <w:t xml:space="preserve">, </w:t>
+      </w:r>
+      <w:r>
+        <w:rPr>
+          <w:rStyle w:val="DecValTok"/>
+        </w:rPr>
+        <w:t xml:space="preserve">5</w:t>
+      </w:r>
+      <w:r>
+        <w:rPr>
+          <w:rStyle w:val="NormalTok"/>
+        </w:rPr>
+        <w:t xml:space="preserve">, </w:t>
+      </w:r>
+      <w:r>
+        <w:rPr>
+          <w:rStyle w:val="DecValTok"/>
+        </w:rPr>
+        <w:t xml:space="preserve">3</w:t>
+      </w:r>
+      <w:r>
+        <w:rPr>
+          <w:rStyle w:val="NormalTok"/>
+        </w:rPr>
+        <w:t xml:space="preserve">, </w:t>
+      </w:r>
+      <w:r>
+        <w:rPr>
+          <w:rStyle w:val="DecValTok"/>
+        </w:rPr>
+        <w:t xml:space="preserve">10</w:t>
+      </w:r>
+      <w:r>
+        <w:rPr>
+          <w:rStyle w:val="NormalTok"/>
+        </w:rPr>
+        <w:t xml:space="preserve">, </w:t>
+      </w:r>
+      <w:r>
+        <w:rPr>
+          <w:rStyle w:val="DecValTok"/>
+        </w:rPr>
+        <w:t xml:space="preserve">25</w:t>
+      </w:r>
+      <w:r>
+        <w:rPr>
+          <w:rStyle w:val="NormalTok"/>
+        </w:rPr>
+        <w:t xml:space="preserve">)</w:t>
+      </w:r>
+      <w:r>
+        <w:br/>
+      </w:r>
+      <w:r>
+        <w:rPr>
+          <w:rStyle w:val="NormalTok"/>
+        </w:rPr>
+        <w:t xml:space="preserve">b </w:t>
+      </w:r>
+      <w:r>
+        <w:rPr>
+          <w:rStyle w:val="OtherTok"/>
+        </w:rPr>
+        <w:t xml:space="preserve">&lt;-</w:t>
+      </w:r>
+      <w:r>
+        <w:rPr>
+          <w:rStyle w:val="NormalTok"/>
+        </w:rPr>
+        <w:t xml:space="preserve"> </w:t>
+      </w:r>
+      <w:r>
+        <w:rPr>
+          <w:rStyle w:val="FunctionTok"/>
+        </w:rPr>
+        <w:t xml:space="preserve">percent_rank</w:t>
+      </w:r>
+      <w:r>
+        <w:rPr>
+          <w:rStyle w:val="NormalTok"/>
+        </w:rPr>
+        <w:t xml:space="preserve">(a)</w:t>
+      </w:r>
+      <w:r>
+        <w:br/>
+      </w:r>
+      <w:r>
+        <w:rPr>
+          <w:rStyle w:val="NormalTok"/>
+        </w:rPr>
+        <w:t xml:space="preserve">b </w:t>
+      </w:r>
+      <w:r>
+        <w:rPr>
+          <w:rStyle w:val="OtherTok"/>
+        </w:rPr>
+        <w:t xml:space="preserve">&lt;-</w:t>
+      </w:r>
+      <w:r>
+        <w:rPr>
+          <w:rStyle w:val="NormalTok"/>
+        </w:rPr>
+        <w:t xml:space="preserve"> </w:t>
+      </w:r>
+      <w:r>
+        <w:rPr>
+          <w:rStyle w:val="FunctionTok"/>
+        </w:rPr>
+        <w:t xml:space="preserve">round</w:t>
+      </w:r>
+      <w:r>
+        <w:rPr>
+          <w:rStyle w:val="NormalTok"/>
+        </w:rPr>
+        <w:t xml:space="preserve">(b </w:t>
+      </w:r>
+      <w:r>
+        <w:rPr>
+          <w:rStyle w:val="SpecialCharTok"/>
+        </w:rPr>
+        <w:t xml:space="preserve">*</w:t>
+      </w:r>
+      <w:r>
+        <w:rPr>
+          <w:rStyle w:val="NormalTok"/>
+        </w:rPr>
+        <w:t xml:space="preserve"> </w:t>
+      </w:r>
+      <w:r>
+        <w:rPr>
+          <w:rStyle w:val="DecValTok"/>
+        </w:rPr>
+        <w:t xml:space="preserve">1000</w:t>
+      </w:r>
+      <w:r>
+        <w:rPr>
+          <w:rStyle w:val="NormalTok"/>
+        </w:rPr>
+        <w:t xml:space="preserve">)</w:t>
+      </w:r>
+      <w:r>
+        <w:br/>
+      </w:r>
+      <w:r>
+        <w:rPr>
+          <w:rStyle w:val="FunctionTok"/>
+        </w:rPr>
+        <w:t xml:space="preserve">names</w:t>
+      </w:r>
+      <w:r>
+        <w:rPr>
+          <w:rStyle w:val="NormalTok"/>
+        </w:rPr>
+        <w:t xml:space="preserve">(b) </w:t>
+      </w:r>
+      <w:r>
+        <w:rPr>
+          <w:rStyle w:val="OtherTok"/>
+        </w:rPr>
+        <w:t xml:space="preserve">&lt;-</w:t>
+      </w:r>
+      <w:r>
+        <w:rPr>
+          <w:rStyle w:val="NormalTok"/>
+        </w:rPr>
+        <w:t xml:space="preserve"> a</w:t>
+      </w:r>
+      <w:r>
+        <w:br/>
+      </w:r>
+      <w:r>
+        <w:rPr>
+          <w:rStyle w:val="NormalTok"/>
+        </w:rPr>
+        <w:t xml:space="preserve">(</w:t>
+      </w:r>
+      <w:r>
+        <w:rPr>
+          <w:rStyle w:val="FunctionTok"/>
+        </w:rPr>
+        <w:t xml:space="preserve">sort</w:t>
+      </w:r>
+      <w:r>
+        <w:rPr>
+          <w:rStyle w:val="NormalTok"/>
+        </w:rPr>
+        <w:t xml:space="preserve">(b))</w:t>
+      </w:r>
+    </w:p>
+    <w:p>
+      <w:pPr>
+        <w:pStyle w:val="SourceCode"/>
+      </w:pPr>
+      <w:r>
+        <w:rPr>
+          <w:rStyle w:val="VerbatimChar"/>
+        </w:rPr>
+        <w:t xml:space="preserve">   3    5    5    5    7    8   10   10   25 </w:t>
+      </w:r>
+      <w:r>
+        <w:br/>
+      </w:r>
+      <w:r>
+        <w:rPr>
+          <w:rStyle w:val="VerbatimChar"/>
+        </w:rPr>
+        <w:t xml:space="preserve">   0  125  125  125  500  625  750  750 1000 </w:t>
+      </w:r>
+    </w:p>
+    <w:p>
+      <w:pPr>
+        <w:pStyle w:val="FirstParagraph"/>
+      </w:pPr>
+      <w:r>
+        <w:t xml:space="preserve">Il classe les données sur une échelle de</w:t>
+      </w:r>
+      <w:r>
+        <w:t xml:space="preserve"> </w:t>
+      </w:r>
+      <m:oMath>
+        <m:r>
+          <m:t>0</m:t>
+        </m:r>
+      </m:oMath>
+      <w:r>
+        <w:t xml:space="preserve"> </w:t>
+      </w:r>
+      <w:r>
+        <w:t xml:space="preserve">à</w:t>
+      </w:r>
+      <w:r>
+        <w:t xml:space="preserve"> </w:t>
+      </w:r>
+      <m:oMath>
+        <m:r>
+          <m:t>1</m:t>
+        </m:r>
+      </m:oMath>
+      <w:r>
+        <w:t xml:space="preserve"> </w:t>
+      </w:r>
+      <w:r>
+        <w:t xml:space="preserve">et, en multipliant par</w:t>
+      </w:r>
+      <w:r>
+        <w:t xml:space="preserve"> </w:t>
+      </w:r>
+      <m:oMath>
+        <m:r>
+          <m:t>1000</m:t>
+        </m:r>
+      </m:oMath>
+      <w:r>
+        <w:t xml:space="preserve">, on obtient une série.</w:t>
+      </w:r>
+    </w:p>
+    <w:p>
+      <w:pPr>
+        <w:pStyle w:val="BodyText"/>
+      </w:pPr>
+      <w:r>
+        <w:t xml:space="preserve">L’avantage est de ne pas avoir une suite de</w:t>
+      </w:r>
+      <w:r>
+        <w:t xml:space="preserve"> </w:t>
+      </w:r>
+      <m:oMath>
+        <m:r>
+          <m:t>0</m:t>
+        </m:r>
+      </m:oMath>
+      <w:r>
+        <w:t xml:space="preserve"> </w:t>
+      </w:r>
+      <w:r>
+        <w:t xml:space="preserve">à</w:t>
+      </w:r>
+      <w:r>
+        <w:t xml:space="preserve"> </w:t>
+      </w:r>
+      <m:oMath>
+        <m:r>
+          <m:t>x</m:t>
+        </m:r>
+      </m:oMath>
+      <w:r>
+        <w:t xml:space="preserve">, et la différence entre les occurences est clairement marquée.</w:t>
+      </w:r>
+    </w:p>
+    <w:bookmarkEnd w:id="36"/>
+    <w:bookmarkStart w:id="37" w:name="déroulement-des-opérations"/>
     <w:p>
       <w:pPr>
         <w:pStyle w:val="Heading3"/>
       </w:pPr>
       <w:r>
-        <w:t xml:space="preserve">3.4.1 Déroulement des opérations</w:t>
+        <w:t xml:space="preserve">3.4.2 Déroulement des opérations</w:t>
       </w:r>
     </w:p>
     <w:p>
@@ -7479,10 +8399,10 @@
         <w:t xml:space="preserve">retour à 1 pour le tirage 84 et continuer jusqu’au tirage 164</w:t>
       </w:r>
     </w:p>
-    <w:bookmarkEnd w:id="36"/>
     <w:bookmarkEnd w:id="37"/>
     <w:bookmarkEnd w:id="38"/>
-    <w:bookmarkStart w:id="46" w:name="references"/>
+    <w:bookmarkEnd w:id="39"/>
+    <w:bookmarkStart w:id="47" w:name="references"/>
     <w:p>
       <w:pPr>
         <w:pStyle w:val="Heading1"/>
@@ -7491,8 +8411,8 @@
         <w:t xml:space="preserve">References</w:t>
       </w:r>
     </w:p>
-    <w:bookmarkStart w:id="45" w:name="refs"/>
-    <w:bookmarkStart w:id="40" w:name="ref-EuroDreams_frwikipedia"/>
+    <w:bookmarkStart w:id="46" w:name="refs"/>
+    <w:bookmarkStart w:id="41" w:name="ref-EuroDreams_frwikipedia"/>
     <w:p>
       <w:pPr>
         <w:pStyle w:val="Bibliography"/>
@@ -7521,7 +8441,7 @@
       <w:r>
         <w:t xml:space="preserve"> </w:t>
       </w:r>
-      <w:hyperlink r:id="rId39">
+      <w:hyperlink r:id="rId40">
         <w:r>
           <w:rPr>
             <w:rStyle w:val="Hyperlink"/>
@@ -7533,8 +8453,8 @@
         <w:t xml:space="preserve">.</w:t>
       </w:r>
     </w:p>
-    <w:bookmarkEnd w:id="40"/>
-    <w:bookmarkStart w:id="42" w:name="ref-FDJ_frwikipedia"/>
+    <w:bookmarkEnd w:id="41"/>
+    <w:bookmarkStart w:id="43" w:name="ref-FDJ_frwikipedia"/>
     <w:p>
       <w:pPr>
         <w:pStyle w:val="Bibliography"/>
@@ -7563,7 +8483,7 @@
       <w:r>
         <w:t xml:space="preserve"> </w:t>
       </w:r>
-      <w:hyperlink r:id="rId41">
+      <w:hyperlink r:id="rId42">
         <w:r>
           <w:rPr>
             <w:rStyle w:val="Hyperlink"/>
@@ -7575,8 +8495,8 @@
         <w:t xml:space="preserve">.</w:t>
       </w:r>
     </w:p>
-    <w:bookmarkEnd w:id="42"/>
-    <w:bookmarkStart w:id="44" w:name="ref-R_frwikipedia"/>
+    <w:bookmarkEnd w:id="43"/>
+    <w:bookmarkStart w:id="45" w:name="ref-R_frwikipedia"/>
     <w:p>
       <w:pPr>
         <w:pStyle w:val="Bibliography"/>
@@ -7605,7 +8525,7 @@
       <w:r>
         <w:t xml:space="preserve"> </w:t>
       </w:r>
-      <w:hyperlink r:id="rId43">
+      <w:hyperlink r:id="rId44">
         <w:r>
           <w:rPr>
             <w:rStyle w:val="Hyperlink"/>
@@ -7617,9 +8537,9 @@
         <w:t xml:space="preserve">.</w:t>
       </w:r>
     </w:p>
-    <w:bookmarkEnd w:id="44"/>
     <w:bookmarkEnd w:id="45"/>
     <w:bookmarkEnd w:id="46"/>
+    <w:bookmarkEnd w:id="47"/>
     <w:sectPr>
       <w:footnotePr>
         <w:numRestart w:val="eachSect"/>
